--- a/Portfolio-QA-Exercicios.docx
+++ b/Portfolio-QA-Exercicios.docx
@@ -293,10 +293,7 @@
             </w:r>
             <w:proofErr w:type="spellStart"/>
             <w:r>
-              <w:t>cadas</w:t>
-            </w:r>
-            <w:r>
-              <w:t>trado</w:t>
+              <w:t>cadastrado</w:t>
             </w:r>
             <w:proofErr w:type="spellEnd"/>
           </w:p>
@@ -775,10 +772,7 @@
             </w:r>
             <w:proofErr w:type="spellStart"/>
             <w:r>
-              <w:t>bl</w:t>
-            </w:r>
-            <w:r>
-              <w:t>oqueia</w:t>
+              <w:t>bloqueia</w:t>
             </w:r>
             <w:proofErr w:type="spellEnd"/>
             <w:r>
@@ -1593,10 +1587,7 @@
             </w:r>
             <w:proofErr w:type="spellStart"/>
             <w:r>
-              <w:t>mínim</w:t>
-            </w:r>
-            <w:r>
-              <w:t>o</w:t>
+              <w:t>mínimo</w:t>
             </w:r>
             <w:proofErr w:type="spellEnd"/>
             <w:r>
@@ -2160,6 +2151,7 @@
           </w:tcPr>
           <w:p>
             <w:r>
+              <w:lastRenderedPageBreak/>
               <w:t>CT-013</w:t>
             </w:r>
           </w:p>
@@ -2179,7 +2171,6 @@
             </w:r>
             <w:proofErr w:type="spellStart"/>
             <w:r>
-              <w:lastRenderedPageBreak/>
               <w:t>categoria</w:t>
             </w:r>
             <w:proofErr w:type="spellEnd"/>
@@ -2195,7 +2186,6 @@
           <w:p>
             <w:proofErr w:type="spellStart"/>
             <w:r>
-              <w:lastRenderedPageBreak/>
               <w:t>Veículos</w:t>
             </w:r>
             <w:proofErr w:type="spellEnd"/>
@@ -2204,7 +2194,6 @@
             </w:r>
             <w:proofErr w:type="spellStart"/>
             <w:r>
-              <w:lastRenderedPageBreak/>
               <w:t>variados</w:t>
             </w:r>
             <w:proofErr w:type="spellEnd"/>
@@ -2216,12 +2205,10 @@
           </w:tcPr>
           <w:p>
             <w:r>
-              <w:lastRenderedPageBreak/>
               <w:t xml:space="preserve">1. </w:t>
             </w:r>
             <w:proofErr w:type="spellStart"/>
             <w:r>
-              <w:lastRenderedPageBreak/>
               <w:t>Selecionar</w:t>
             </w:r>
             <w:proofErr w:type="spellEnd"/>
@@ -2237,16 +2224,11 @@
           <w:p>
             <w:proofErr w:type="spellStart"/>
             <w:r>
-              <w:lastRenderedPageBreak/>
               <w:t>Apenas</w:t>
             </w:r>
             <w:proofErr w:type="spellEnd"/>
             <w:r>
-              <w:t xml:space="preserve"> </w:t>
-            </w:r>
-            <w:r>
-              <w:lastRenderedPageBreak/>
-              <w:t xml:space="preserve">SUVs </w:t>
+              <w:t xml:space="preserve"> SUVs </w:t>
             </w:r>
             <w:proofErr w:type="spellStart"/>
             <w:r>
@@ -2261,7 +2243,6 @@
           </w:tcPr>
           <w:p>
             <w:r>
-              <w:lastRenderedPageBreak/>
               <w:t>TD</w:t>
             </w:r>
           </w:p>
@@ -2478,13 +2459,8 @@
             </w:r>
             <w:proofErr w:type="spellEnd"/>
             <w:r>
-              <w:t xml:space="preserve"> </w:t>
-            </w:r>
-            <w:proofErr w:type="gramStart"/>
-            <w:r>
-              <w:t>para Toyota</w:t>
-            </w:r>
-            <w:proofErr w:type="gramEnd"/>
+              <w:t xml:space="preserve"> para Toyota</w:t>
+            </w:r>
           </w:p>
         </w:tc>
         <w:tc>
@@ -3287,10 +3263,7 @@
             </w:r>
             <w:proofErr w:type="spellStart"/>
             <w:r>
-              <w:t>praz</w:t>
-            </w:r>
-            <w:r>
-              <w:t>o</w:t>
+              <w:t>prazo</w:t>
             </w:r>
             <w:proofErr w:type="spellEnd"/>
           </w:p>
@@ -3325,16 +3298,21 @@
             </w:r>
             <w:proofErr w:type="spellEnd"/>
             <w:r>
-              <w:t>; badge contextual</w:t>
-            </w:r>
-          </w:p>
-        </w:tc>
-        <w:tc>
-          <w:tcPr>
-            <w:tcW w:w="1337" w:type="dxa"/>
-          </w:tcPr>
-          <w:p>
-            <w:r>
+              <w:t xml:space="preserve">; </w:t>
+            </w:r>
+            <w:r>
+              <w:lastRenderedPageBreak/>
+              <w:t>badge contextual</w:t>
+            </w:r>
+          </w:p>
+        </w:tc>
+        <w:tc>
+          <w:tcPr>
+            <w:tcW w:w="1337" w:type="dxa"/>
+          </w:tcPr>
+          <w:p>
+            <w:r>
+              <w:lastRenderedPageBreak/>
               <w:t>PE</w:t>
             </w:r>
           </w:p>
@@ -3357,7 +3335,6 @@
           </w:tcPr>
           <w:p>
             <w:r>
-              <w:lastRenderedPageBreak/>
               <w:t>CT-021</w:t>
             </w:r>
           </w:p>
@@ -4252,6 +4229,7 @@
       </w:pPr>
       <w:proofErr w:type="spellStart"/>
       <w:r>
+        <w:lastRenderedPageBreak/>
         <w:t>Módulo</w:t>
       </w:r>
       <w:proofErr w:type="spellEnd"/>
@@ -4382,7 +4360,6 @@
           </w:tcPr>
           <w:p>
             <w:r>
-              <w:lastRenderedPageBreak/>
               <w:t>CT-027</w:t>
             </w:r>
           </w:p>
@@ -4922,7 +4899,6 @@
         <w:t xml:space="preserve">: </w:t>
       </w:r>
       <w:proofErr w:type="spellStart"/>
-      <w:proofErr w:type="gramStart"/>
       <w:r>
         <w:rPr>
           <w:rStyle w:val="CodeChar"/>
@@ -4930,7 +4906,6 @@
         <w:t>locadrive.feature</w:t>
       </w:r>
       <w:proofErr w:type="spellEnd"/>
-      <w:proofErr w:type="gramEnd"/>
       <w:r>
         <w:t xml:space="preserve"> — </w:t>
       </w:r>
@@ -5014,10 +4989,7 @@
       </w:r>
       <w:proofErr w:type="spellEnd"/>
       <w:r>
-        <w:t xml:space="preserve"> log</w:t>
-      </w:r>
-      <w:r>
-        <w:t xml:space="preserve">in com </w:t>
+        <w:t xml:space="preserve"> login com </w:t>
       </w:r>
       <w:proofErr w:type="spellStart"/>
       <w:r>
@@ -5207,10 +5179,7 @@
       </w:r>
       <w:proofErr w:type="spellStart"/>
       <w:r>
-        <w:t>preen</w:t>
-      </w:r>
-      <w:r>
-        <w:t>cho</w:t>
+        <w:t>preencho</w:t>
       </w:r>
       <w:proofErr w:type="spellEnd"/>
       <w:r>
@@ -5402,8 +5371,6 @@
       </w:r>
       <w:r>
         <w:br/>
-      </w:r>
-      <w:r>
         <w:t xml:space="preserve">    E </w:t>
       </w:r>
       <w:proofErr w:type="spellStart"/>
@@ -5444,6 +5411,9 @@
       </w:r>
       <w:r>
         <w:br/>
+      </w:r>
+      <w:r>
+        <w:lastRenderedPageBreak/>
         <w:t xml:space="preserve">    E </w:t>
       </w:r>
       <w:proofErr w:type="spellStart"/>
@@ -5521,9 +5491,6 @@
       <w:proofErr w:type="spellEnd"/>
       <w:r>
         <w:br/>
-      </w:r>
-      <w:r>
-        <w:lastRenderedPageBreak/>
         <w:t xml:space="preserve">    E devo </w:t>
       </w:r>
       <w:proofErr w:type="spellStart"/>
@@ -5600,10 +5567,7 @@
       </w:r>
       <w:proofErr w:type="spellStart"/>
       <w:r>
-        <w:t>e</w:t>
-      </w:r>
-      <w:r>
-        <w:t>u</w:t>
+        <w:t>eu</w:t>
       </w:r>
       <w:proofErr w:type="spellEnd"/>
       <w:r>
@@ -5756,8 +5720,6 @@
       <w:proofErr w:type="spellEnd"/>
       <w:r>
         <w:br/>
-      </w:r>
-      <w:r>
         <w:t xml:space="preserve">  Como </w:t>
       </w:r>
       <w:proofErr w:type="spellStart"/>
@@ -5953,10 +5915,7 @@
       </w:r>
       <w:r>
         <w:br/>
-        <w:t xml:space="preserve">    </w:t>
-      </w:r>
-      <w:r>
-        <w:t xml:space="preserve">  | campo    | valor              |</w:t>
+        <w:t xml:space="preserve">      | campo    | valor              |</w:t>
       </w:r>
       <w:r>
         <w:br/>
@@ -6020,10 +5979,7 @@
       </w:r>
       <w:proofErr w:type="spellEnd"/>
       <w:r>
-        <w:t xml:space="preserve">    | 1</w:t>
-      </w:r>
-      <w:r>
-        <w:t>234               |</w:t>
+        <w:t xml:space="preserve">    | 1234               |</w:t>
       </w:r>
       <w:r>
         <w:br/>
@@ -6627,10 +6583,7 @@
       </w:r>
       <w:proofErr w:type="spellStart"/>
       <w:r>
-        <w:t>veícul</w:t>
-      </w:r>
-      <w:r>
-        <w:t>o</w:t>
+        <w:t>veículo</w:t>
       </w:r>
       <w:proofErr w:type="spellEnd"/>
       <w:r>
@@ -6774,6 +6727,9 @@
       </w:r>
       <w:r>
         <w:br/>
+      </w:r>
+      <w:r>
+        <w:lastRenderedPageBreak/>
         <w:t xml:space="preserve">    E </w:t>
       </w:r>
       <w:proofErr w:type="spellStart"/>
@@ -6854,9 +6810,6 @@
       </w:r>
       <w:r>
         <w:br/>
-      </w:r>
-      <w:r>
-        <w:lastRenderedPageBreak/>
         <w:t xml:space="preserve">    </w:t>
       </w:r>
       <w:proofErr w:type="spellStart"/>
@@ -6977,10 +6930,7 @@
       </w:r>
       <w:proofErr w:type="spellStart"/>
       <w:r>
-        <w:t>atr</w:t>
-      </w:r>
-      <w:r>
-        <w:t>aso</w:t>
+        <w:t>atraso</w:t>
       </w:r>
       <w:proofErr w:type="spellEnd"/>
       <w:r>
@@ -7365,10 +7315,7 @@
       </w:r>
       <w:proofErr w:type="spellStart"/>
       <w:r>
-        <w:t>veícu</w:t>
-      </w:r>
-      <w:r>
-        <w:t>lo</w:t>
+        <w:t>veículo</w:t>
       </w:r>
       <w:proofErr w:type="spellEnd"/>
       <w:r>
@@ -7583,10 +7530,7 @@
       </w:r>
       <w:proofErr w:type="spellStart"/>
       <w:r>
-        <w:t>locaçã</w:t>
-      </w:r>
-      <w:r>
-        <w:t>o</w:t>
+        <w:t>locação</w:t>
       </w:r>
       <w:proofErr w:type="spellEnd"/>
       <w:r>
@@ -7738,10 +7682,7 @@
       </w:r>
       <w:proofErr w:type="spellStart"/>
       <w:r>
-        <w:t>p</w:t>
-      </w:r>
-      <w:r>
-        <w:t>agamento</w:t>
+        <w:t>pagamento</w:t>
       </w:r>
       <w:proofErr w:type="spellEnd"/>
       <w:r>
@@ -7940,10 +7881,7 @@
       </w:r>
       <w:proofErr w:type="spellStart"/>
       <w:r>
-        <w:t>m</w:t>
-      </w:r>
-      <w:r>
-        <w:t>étodo</w:t>
+        <w:t>método</w:t>
       </w:r>
       <w:proofErr w:type="spellEnd"/>
       <w:r>
@@ -8156,8 +8094,6 @@
       <w:proofErr w:type="spellEnd"/>
       <w:r>
         <w:br/>
-      </w:r>
-      <w:r>
         <w:t xml:space="preserve">    Dado que </w:t>
       </w:r>
       <w:proofErr w:type="spellStart"/>
@@ -8299,6 +8235,9 @@
       </w:r>
       <w:r>
         <w:br/>
+      </w:r>
+      <w:r>
+        <w:lastRenderedPageBreak/>
         <w:t xml:space="preserve">  </w:t>
       </w:r>
       <w:proofErr w:type="spellStart"/>
@@ -8343,10 +8282,7 @@
       </w:r>
       <w:r>
         <w:br/>
-        <w:t xml:space="preserve">    Dado q</w:t>
-      </w:r>
-      <w:r>
-        <w:t xml:space="preserve">ue </w:t>
+        <w:t xml:space="preserve">    Dado que </w:t>
       </w:r>
       <w:proofErr w:type="spellStart"/>
       <w:r>
@@ -8390,9 +8326,6 @@
       </w:r>
       <w:r>
         <w:br/>
-      </w:r>
-      <w:r>
-        <w:lastRenderedPageBreak/>
         <w:t xml:space="preserve">    </w:t>
       </w:r>
       <w:proofErr w:type="spellStart"/>
@@ -8453,6 +8386,9 @@
       </w:r>
       <w:proofErr w:type="spellStart"/>
       <w:r>
+        <w:rPr>
+          <w:u w:val="single"/>
+        </w:rPr>
         <w:t>Painel</w:t>
       </w:r>
       <w:proofErr w:type="spellEnd"/>
@@ -8491,6832 +8427,6 @@
       <w:r>
         <w:t xml:space="preserve"> navbar</w:t>
       </w:r>
-    </w:p>
-    <w:p>
-      <w:pPr>
-        <w:pStyle w:val="Ttulo2"/>
-      </w:pPr>
-      <w:r>
-        <w:t>3. Bug Reports</w:t>
-      </w:r>
-    </w:p>
-    <w:p>
-      <w:pPr>
-        <w:pBdr>
-          <w:bottom w:val="single" w:sz="6" w:space="1" w:color="auto"/>
-        </w:pBdr>
-      </w:pPr>
-    </w:p>
-    <w:p>
-      <w:pPr>
-        <w:pStyle w:val="Ttulo3"/>
-      </w:pPr>
-      <w:r>
-        <w:t xml:space="preserve">BUG-001 — Valor da </w:t>
-      </w:r>
-      <w:proofErr w:type="spellStart"/>
-      <w:r>
-        <w:t>simulação</w:t>
-      </w:r>
-      <w:proofErr w:type="spellEnd"/>
-      <w:r>
-        <w:t xml:space="preserve"> de </w:t>
-      </w:r>
-      <w:proofErr w:type="spellStart"/>
-      <w:r>
-        <w:t>devolução</w:t>
-      </w:r>
-      <w:proofErr w:type="spellEnd"/>
-      <w:r>
-        <w:t xml:space="preserve"> </w:t>
-      </w:r>
-      <w:proofErr w:type="spellStart"/>
-      <w:r>
-        <w:t>não</w:t>
-      </w:r>
-      <w:proofErr w:type="spellEnd"/>
-      <w:r>
-        <w:t xml:space="preserve"> </w:t>
-      </w:r>
-      <w:proofErr w:type="spellStart"/>
-      <w:r>
-        <w:t>atualiza</w:t>
-      </w:r>
-      <w:proofErr w:type="spellEnd"/>
-      <w:r>
-        <w:t xml:space="preserve"> </w:t>
-      </w:r>
-      <w:proofErr w:type="spellStart"/>
-      <w:r>
-        <w:t>ao</w:t>
-      </w:r>
-      <w:proofErr w:type="spellEnd"/>
-      <w:r>
-        <w:t xml:space="preserve"> trocar a data</w:t>
-      </w:r>
-    </w:p>
-    <w:p>
-      <w:r>
-        <w:rPr>
-          <w:b/>
-        </w:rPr>
-        <w:t>Labels:</w:t>
-      </w:r>
-      <w:r>
-        <w:t xml:space="preserve"> </w:t>
-      </w:r>
-      <w:r>
-        <w:rPr>
-          <w:rStyle w:val="CodeChar"/>
-        </w:rPr>
-        <w:t>bug</w:t>
-      </w:r>
-      <w:r>
-        <w:t xml:space="preserve"> </w:t>
-      </w:r>
-      <w:proofErr w:type="spellStart"/>
-      <w:proofErr w:type="gramStart"/>
-      <w:r>
-        <w:rPr>
-          <w:rStyle w:val="CodeChar"/>
-        </w:rPr>
-        <w:t>severity:high</w:t>
-      </w:r>
-      <w:proofErr w:type="spellEnd"/>
-      <w:proofErr w:type="gramEnd"/>
-      <w:r>
-        <w:t xml:space="preserve"> </w:t>
-      </w:r>
-      <w:proofErr w:type="spellStart"/>
-      <w:r>
-        <w:rPr>
-          <w:rStyle w:val="CodeChar"/>
-        </w:rPr>
-        <w:t>module:dashboard</w:t>
-      </w:r>
-      <w:proofErr w:type="spellEnd"/>
-    </w:p>
-    <w:p>
-      <w:proofErr w:type="spellStart"/>
-      <w:r>
-        <w:rPr>
-          <w:b/>
-        </w:rPr>
-        <w:t>Descrição</w:t>
-      </w:r>
-      <w:proofErr w:type="spellEnd"/>
-      <w:r>
-        <w:rPr>
-          <w:b/>
-        </w:rPr>
-        <w:t>:</w:t>
-      </w:r>
-      <w:r>
-        <w:t xml:space="preserve"> </w:t>
-      </w:r>
-      <w:proofErr w:type="spellStart"/>
-      <w:r>
-        <w:t>Ao</w:t>
-      </w:r>
-      <w:proofErr w:type="spellEnd"/>
-      <w:r>
-        <w:t xml:space="preserve"> </w:t>
-      </w:r>
-      <w:proofErr w:type="spellStart"/>
-      <w:r>
-        <w:t>abrir</w:t>
-      </w:r>
-      <w:proofErr w:type="spellEnd"/>
-      <w:r>
-        <w:t xml:space="preserve"> o modal de </w:t>
-      </w:r>
-      <w:proofErr w:type="spellStart"/>
-      <w:r>
-        <w:t>simulação</w:t>
-      </w:r>
-      <w:proofErr w:type="spellEnd"/>
-      <w:r>
-        <w:t xml:space="preserve"> de </w:t>
-      </w:r>
-      <w:proofErr w:type="spellStart"/>
-      <w:r>
-        <w:t>devolução</w:t>
-      </w:r>
-      <w:proofErr w:type="spellEnd"/>
-      <w:r>
-        <w:t xml:space="preserve"> e </w:t>
-      </w:r>
-      <w:proofErr w:type="spellStart"/>
-      <w:r>
-        <w:t>alterar</w:t>
-      </w:r>
-      <w:proofErr w:type="spellEnd"/>
-      <w:r>
-        <w:t xml:space="preserve"> a data </w:t>
-      </w:r>
-      <w:proofErr w:type="spellStart"/>
-      <w:r>
-        <w:t>diversas</w:t>
-      </w:r>
-      <w:proofErr w:type="spellEnd"/>
-      <w:r>
-        <w:t xml:space="preserve"> </w:t>
-      </w:r>
-      <w:proofErr w:type="spellStart"/>
-      <w:r>
-        <w:t>vezes</w:t>
-      </w:r>
-      <w:proofErr w:type="spellEnd"/>
-      <w:r>
-        <w:t xml:space="preserve">, o valor </w:t>
-      </w:r>
-      <w:proofErr w:type="spellStart"/>
-      <w:r>
-        <w:t>estimado</w:t>
-      </w:r>
-      <w:proofErr w:type="spellEnd"/>
-      <w:r>
-        <w:t xml:space="preserve"> </w:t>
-      </w:r>
-      <w:proofErr w:type="spellStart"/>
-      <w:r>
-        <w:t>exibido</w:t>
-      </w:r>
-      <w:proofErr w:type="spellEnd"/>
-      <w:r>
-        <w:t xml:space="preserve"> </w:t>
-      </w:r>
-      <w:proofErr w:type="spellStart"/>
-      <w:r>
-        <w:t>não</w:t>
-      </w:r>
-      <w:proofErr w:type="spellEnd"/>
-      <w:r>
-        <w:t xml:space="preserve"> é </w:t>
-      </w:r>
-      <w:proofErr w:type="spellStart"/>
-      <w:r>
-        <w:t>recalculado</w:t>
-      </w:r>
-      <w:proofErr w:type="spellEnd"/>
-      <w:r>
-        <w:t xml:space="preserve"> </w:t>
-      </w:r>
-      <w:proofErr w:type="spellStart"/>
-      <w:r>
-        <w:t>corretamente</w:t>
-      </w:r>
-      <w:proofErr w:type="spellEnd"/>
-      <w:r>
-        <w:t xml:space="preserve"> — </w:t>
-      </w:r>
-      <w:proofErr w:type="spellStart"/>
-      <w:r>
-        <w:t>permanece</w:t>
-      </w:r>
-      <w:proofErr w:type="spellEnd"/>
-      <w:r>
-        <w:t xml:space="preserve"> com </w:t>
-      </w:r>
-      <w:proofErr w:type="spellStart"/>
-      <w:r>
-        <w:t>o</w:t>
-      </w:r>
-      <w:proofErr w:type="spellEnd"/>
-      <w:r>
-        <w:t xml:space="preserve"> valor da </w:t>
-      </w:r>
-      <w:proofErr w:type="spellStart"/>
-      <w:r>
-        <w:t>primeira</w:t>
-      </w:r>
-      <w:proofErr w:type="spellEnd"/>
-      <w:r>
-        <w:t xml:space="preserve"> </w:t>
-      </w:r>
-      <w:proofErr w:type="spellStart"/>
-      <w:r>
-        <w:t>seleção</w:t>
-      </w:r>
-      <w:proofErr w:type="spellEnd"/>
-      <w:r>
-        <w:t>.</w:t>
-      </w:r>
-    </w:p>
-    <w:p>
-      <w:proofErr w:type="spellStart"/>
-      <w:r>
-        <w:rPr>
-          <w:b/>
-        </w:rPr>
-        <w:t>Passos</w:t>
-      </w:r>
-      <w:proofErr w:type="spellEnd"/>
-      <w:r>
-        <w:rPr>
-          <w:b/>
-        </w:rPr>
-        <w:t xml:space="preserve"> para </w:t>
-      </w:r>
-      <w:proofErr w:type="spellStart"/>
-      <w:r>
-        <w:rPr>
-          <w:b/>
-        </w:rPr>
-        <w:t>reproduzir</w:t>
-      </w:r>
-      <w:proofErr w:type="spellEnd"/>
-      <w:r>
-        <w:rPr>
-          <w:b/>
-        </w:rPr>
-        <w:t>:</w:t>
-      </w:r>
-    </w:p>
-    <w:p>
-      <w:pPr>
-        <w:pStyle w:val="PargrafodaLista"/>
-        <w:numPr>
-          <w:ilvl w:val="0"/>
-          <w:numId w:val="2"/>
-        </w:numPr>
-      </w:pPr>
-      <w:proofErr w:type="spellStart"/>
-      <w:r>
-        <w:t>Logar</w:t>
-      </w:r>
-      <w:proofErr w:type="spellEnd"/>
-      <w:r>
-        <w:t xml:space="preserve"> </w:t>
-      </w:r>
-      <w:proofErr w:type="spellStart"/>
-      <w:r>
-        <w:t>como</w:t>
-      </w:r>
-      <w:proofErr w:type="spellEnd"/>
-      <w:r>
-        <w:t xml:space="preserve"> </w:t>
-      </w:r>
-      <w:proofErr w:type="spellStart"/>
-      <w:r>
-        <w:t>cliente</w:t>
-      </w:r>
-      <w:proofErr w:type="spellEnd"/>
-      <w:r>
-        <w:t xml:space="preserve"> com </w:t>
-      </w:r>
-      <w:proofErr w:type="spellStart"/>
-      <w:r>
-        <w:t>uma</w:t>
-      </w:r>
-      <w:proofErr w:type="spellEnd"/>
-      <w:r>
-        <w:t xml:space="preserve"> </w:t>
-      </w:r>
-      <w:proofErr w:type="spellStart"/>
-      <w:r>
-        <w:t>locação</w:t>
-      </w:r>
-      <w:proofErr w:type="spellEnd"/>
-      <w:r>
-        <w:t xml:space="preserve"> ATIVA</w:t>
-      </w:r>
-    </w:p>
-    <w:p>
-      <w:pPr>
-        <w:pStyle w:val="PargrafodaLista"/>
-        <w:numPr>
-          <w:ilvl w:val="0"/>
-          <w:numId w:val="2"/>
-        </w:numPr>
-      </w:pPr>
-      <w:proofErr w:type="spellStart"/>
-      <w:r>
-        <w:t>Clicar</w:t>
-      </w:r>
-      <w:proofErr w:type="spellEnd"/>
-      <w:r>
-        <w:t xml:space="preserve"> </w:t>
-      </w:r>
-      <w:proofErr w:type="spellStart"/>
-      <w:r>
-        <w:t>em</w:t>
-      </w:r>
-      <w:proofErr w:type="spellEnd"/>
-      <w:r>
-        <w:t xml:space="preserve"> "</w:t>
-      </w:r>
-      <w:proofErr w:type="spellStart"/>
-      <w:r>
-        <w:t>Simular</w:t>
-      </w:r>
-      <w:proofErr w:type="spellEnd"/>
-      <w:r>
-        <w:t xml:space="preserve"> </w:t>
-      </w:r>
-      <w:proofErr w:type="spellStart"/>
-      <w:r>
-        <w:t>Devolução</w:t>
-      </w:r>
-      <w:proofErr w:type="spellEnd"/>
-      <w:r>
-        <w:t>"</w:t>
-      </w:r>
-    </w:p>
-    <w:p>
-      <w:pPr>
-        <w:pStyle w:val="PargrafodaLista"/>
-        <w:numPr>
-          <w:ilvl w:val="0"/>
-          <w:numId w:val="2"/>
-        </w:numPr>
-      </w:pPr>
-      <w:proofErr w:type="spellStart"/>
-      <w:r>
-        <w:t>Selecionar</w:t>
-      </w:r>
-      <w:proofErr w:type="spellEnd"/>
-      <w:r>
-        <w:t xml:space="preserve"> </w:t>
-      </w:r>
-      <w:proofErr w:type="spellStart"/>
-      <w:r>
-        <w:t>uma</w:t>
-      </w:r>
-      <w:proofErr w:type="spellEnd"/>
-      <w:r>
-        <w:t xml:space="preserve"> da</w:t>
-      </w:r>
-      <w:r>
-        <w:t xml:space="preserve">ta de </w:t>
-      </w:r>
-      <w:proofErr w:type="spellStart"/>
-      <w:r>
-        <w:t>devolução</w:t>
-      </w:r>
-      <w:proofErr w:type="spellEnd"/>
-      <w:r>
-        <w:t xml:space="preserve"> e </w:t>
-      </w:r>
-      <w:proofErr w:type="spellStart"/>
-      <w:r>
-        <w:t>anotar</w:t>
-      </w:r>
-      <w:proofErr w:type="spellEnd"/>
-      <w:r>
-        <w:t xml:space="preserve"> o valor </w:t>
-      </w:r>
-      <w:proofErr w:type="spellStart"/>
-      <w:r>
-        <w:t>exibido</w:t>
-      </w:r>
-      <w:proofErr w:type="spellEnd"/>
-    </w:p>
-    <w:p>
-      <w:pPr>
-        <w:pStyle w:val="PargrafodaLista"/>
-        <w:numPr>
-          <w:ilvl w:val="0"/>
-          <w:numId w:val="2"/>
-        </w:numPr>
-      </w:pPr>
-      <w:proofErr w:type="spellStart"/>
-      <w:r>
-        <w:t>Alterar</w:t>
-      </w:r>
-      <w:proofErr w:type="spellEnd"/>
-      <w:r>
-        <w:t xml:space="preserve"> a data para </w:t>
-      </w:r>
-      <w:proofErr w:type="spellStart"/>
-      <w:r>
-        <w:t>uma</w:t>
-      </w:r>
-      <w:proofErr w:type="spellEnd"/>
-      <w:r>
-        <w:t xml:space="preserve"> data </w:t>
-      </w:r>
-      <w:proofErr w:type="spellStart"/>
-      <w:r>
-        <w:t>diferente</w:t>
-      </w:r>
-      <w:proofErr w:type="spellEnd"/>
-    </w:p>
-    <w:p>
-      <w:pPr>
-        <w:pStyle w:val="PargrafodaLista"/>
-        <w:numPr>
-          <w:ilvl w:val="0"/>
-          <w:numId w:val="2"/>
-        </w:numPr>
-      </w:pPr>
-      <w:proofErr w:type="spellStart"/>
-      <w:r>
-        <w:t>Observar</w:t>
-      </w:r>
-      <w:proofErr w:type="spellEnd"/>
-      <w:r>
-        <w:t xml:space="preserve"> o valor </w:t>
-      </w:r>
-      <w:proofErr w:type="spellStart"/>
-      <w:r>
-        <w:t>estimado</w:t>
-      </w:r>
-      <w:proofErr w:type="spellEnd"/>
-    </w:p>
-    <w:p>
-      <w:proofErr w:type="spellStart"/>
-      <w:r>
-        <w:rPr>
-          <w:b/>
-        </w:rPr>
-        <w:t>Resultado</w:t>
-      </w:r>
-      <w:proofErr w:type="spellEnd"/>
-      <w:r>
-        <w:rPr>
-          <w:b/>
-        </w:rPr>
-        <w:t xml:space="preserve"> </w:t>
-      </w:r>
-      <w:proofErr w:type="spellStart"/>
-      <w:r>
-        <w:rPr>
-          <w:b/>
-        </w:rPr>
-        <w:t>Obtido</w:t>
-      </w:r>
-      <w:proofErr w:type="spellEnd"/>
-      <w:r>
-        <w:rPr>
-          <w:b/>
-        </w:rPr>
-        <w:t>:</w:t>
-      </w:r>
-      <w:r>
-        <w:t xml:space="preserve"> O valor </w:t>
-      </w:r>
-      <w:proofErr w:type="spellStart"/>
-      <w:r>
-        <w:t>exibido</w:t>
-      </w:r>
-      <w:proofErr w:type="spellEnd"/>
-      <w:r>
-        <w:t xml:space="preserve"> </w:t>
-      </w:r>
-      <w:proofErr w:type="spellStart"/>
-      <w:r>
-        <w:t>não</w:t>
-      </w:r>
-      <w:proofErr w:type="spellEnd"/>
-      <w:r>
-        <w:t xml:space="preserve"> </w:t>
-      </w:r>
-      <w:proofErr w:type="spellStart"/>
-      <w:r>
-        <w:t>muda</w:t>
-      </w:r>
-      <w:proofErr w:type="spellEnd"/>
-      <w:r>
-        <w:t xml:space="preserve">; </w:t>
-      </w:r>
-      <w:proofErr w:type="spellStart"/>
-      <w:r>
-        <w:t>permanece</w:t>
-      </w:r>
-      <w:proofErr w:type="spellEnd"/>
-      <w:r>
-        <w:t xml:space="preserve"> o valor </w:t>
-      </w:r>
-      <w:proofErr w:type="spellStart"/>
-      <w:r>
-        <w:t>calculado</w:t>
-      </w:r>
-      <w:proofErr w:type="spellEnd"/>
-      <w:r>
-        <w:t xml:space="preserve"> </w:t>
-      </w:r>
-      <w:proofErr w:type="spellStart"/>
-      <w:r>
-        <w:t>na</w:t>
-      </w:r>
-      <w:proofErr w:type="spellEnd"/>
-      <w:r>
-        <w:t xml:space="preserve"> </w:t>
-      </w:r>
-      <w:proofErr w:type="spellStart"/>
-      <w:r>
-        <w:t>primeira</w:t>
-      </w:r>
-      <w:proofErr w:type="spellEnd"/>
-      <w:r>
-        <w:t xml:space="preserve"> </w:t>
-      </w:r>
-      <w:proofErr w:type="spellStart"/>
-      <w:r>
-        <w:t>seleção</w:t>
-      </w:r>
-      <w:proofErr w:type="spellEnd"/>
-      <w:r>
-        <w:t>.</w:t>
-      </w:r>
-    </w:p>
-    <w:p>
-      <w:proofErr w:type="spellStart"/>
-      <w:r>
-        <w:rPr>
-          <w:b/>
-        </w:rPr>
-        <w:t>Resultado</w:t>
-      </w:r>
-      <w:proofErr w:type="spellEnd"/>
-      <w:r>
-        <w:rPr>
-          <w:b/>
-        </w:rPr>
-        <w:t xml:space="preserve"> </w:t>
-      </w:r>
-      <w:proofErr w:type="spellStart"/>
-      <w:r>
-        <w:rPr>
-          <w:b/>
-        </w:rPr>
-        <w:t>Esperado</w:t>
-      </w:r>
-      <w:proofErr w:type="spellEnd"/>
-      <w:r>
-        <w:rPr>
-          <w:b/>
-        </w:rPr>
-        <w:t>:</w:t>
-      </w:r>
-      <w:r>
-        <w:t xml:space="preserve"> O valor </w:t>
-      </w:r>
-      <w:proofErr w:type="spellStart"/>
-      <w:r>
-        <w:t>deve</w:t>
-      </w:r>
-      <w:proofErr w:type="spellEnd"/>
-      <w:r>
-        <w:t xml:space="preserve"> ser </w:t>
-      </w:r>
-      <w:proofErr w:type="spellStart"/>
-      <w:r>
-        <w:t>recalculado</w:t>
-      </w:r>
-      <w:proofErr w:type="spellEnd"/>
-      <w:r>
-        <w:t xml:space="preserve"> a </w:t>
-      </w:r>
-      <w:proofErr w:type="spellStart"/>
-      <w:r>
-        <w:t>cada</w:t>
-      </w:r>
-      <w:proofErr w:type="spellEnd"/>
-      <w:r>
-        <w:t xml:space="preserve"> </w:t>
-      </w:r>
-      <w:proofErr w:type="spellStart"/>
-      <w:r>
-        <w:t>m</w:t>
-      </w:r>
-      <w:r>
-        <w:t>udança</w:t>
-      </w:r>
-      <w:proofErr w:type="spellEnd"/>
-      <w:r>
-        <w:t xml:space="preserve"> de data, </w:t>
-      </w:r>
-      <w:proofErr w:type="spellStart"/>
-      <w:r>
-        <w:t>refletindo</w:t>
-      </w:r>
-      <w:proofErr w:type="spellEnd"/>
-      <w:r>
-        <w:t xml:space="preserve"> o novo </w:t>
-      </w:r>
-      <w:proofErr w:type="spellStart"/>
-      <w:r>
-        <w:t>período</w:t>
-      </w:r>
-      <w:proofErr w:type="spellEnd"/>
-      <w:r>
-        <w:t>.</w:t>
-      </w:r>
-    </w:p>
-    <w:p>
-      <w:proofErr w:type="spellStart"/>
-      <w:r>
-        <w:rPr>
-          <w:b/>
-        </w:rPr>
-        <w:t>Ambiente</w:t>
-      </w:r>
-      <w:proofErr w:type="spellEnd"/>
-      <w:r>
-        <w:rPr>
-          <w:b/>
-        </w:rPr>
-        <w:t>:</w:t>
-      </w:r>
-      <w:r>
-        <w:t xml:space="preserve"> Chrome 125 · Angular 18 · localhost:4200</w:t>
-      </w:r>
-    </w:p>
-    <w:p>
-      <w:proofErr w:type="spellStart"/>
-      <w:r>
-        <w:rPr>
-          <w:b/>
-        </w:rPr>
-        <w:t>Severidade</w:t>
-      </w:r>
-      <w:proofErr w:type="spellEnd"/>
-      <w:r>
-        <w:rPr>
-          <w:b/>
-        </w:rPr>
-        <w:t>:</w:t>
-      </w:r>
-      <w:r>
-        <w:t xml:space="preserve"> Alta — </w:t>
-      </w:r>
-      <w:proofErr w:type="spellStart"/>
-      <w:r>
-        <w:t>impacta</w:t>
-      </w:r>
-      <w:proofErr w:type="spellEnd"/>
-      <w:r>
-        <w:t xml:space="preserve"> </w:t>
-      </w:r>
-      <w:proofErr w:type="spellStart"/>
-      <w:r>
-        <w:t>diretamente</w:t>
-      </w:r>
-      <w:proofErr w:type="spellEnd"/>
-      <w:r>
-        <w:t xml:space="preserve"> a </w:t>
-      </w:r>
-      <w:proofErr w:type="spellStart"/>
-      <w:r>
-        <w:t>decisão</w:t>
-      </w:r>
-      <w:proofErr w:type="spellEnd"/>
-      <w:r>
-        <w:t xml:space="preserve"> </w:t>
-      </w:r>
-      <w:proofErr w:type="spellStart"/>
-      <w:r>
-        <w:t>financeira</w:t>
-      </w:r>
-      <w:proofErr w:type="spellEnd"/>
-      <w:r>
-        <w:t xml:space="preserve"> do </w:t>
-      </w:r>
-      <w:proofErr w:type="spellStart"/>
-      <w:r>
-        <w:t>cliente</w:t>
-      </w:r>
-      <w:proofErr w:type="spellEnd"/>
-    </w:p>
-    <w:p>
-      <w:pPr>
-        <w:pBdr>
-          <w:bottom w:val="single" w:sz="6" w:space="1" w:color="auto"/>
-        </w:pBdr>
-      </w:pPr>
-    </w:p>
-    <w:p>
-      <w:pPr>
-        <w:pStyle w:val="Ttulo3"/>
-      </w:pPr>
-      <w:r>
-        <w:t xml:space="preserve">BUG-002 — </w:t>
-      </w:r>
-      <w:proofErr w:type="spellStart"/>
-      <w:r>
-        <w:t>Veículo</w:t>
-      </w:r>
-      <w:proofErr w:type="spellEnd"/>
-      <w:r>
-        <w:t xml:space="preserve"> continua </w:t>
-      </w:r>
-      <w:proofErr w:type="spellStart"/>
-      <w:r>
-        <w:t>indisponível</w:t>
-      </w:r>
-      <w:proofErr w:type="spellEnd"/>
-      <w:r>
-        <w:t xml:space="preserve"> </w:t>
-      </w:r>
-      <w:proofErr w:type="spellStart"/>
-      <w:r>
-        <w:t>após</w:t>
-      </w:r>
-      <w:proofErr w:type="spellEnd"/>
-      <w:r>
-        <w:t xml:space="preserve"> </w:t>
-      </w:r>
-      <w:proofErr w:type="spellStart"/>
-      <w:r>
-        <w:t>cancelamento</w:t>
-      </w:r>
-      <w:proofErr w:type="spellEnd"/>
-      <w:r>
-        <w:t xml:space="preserve"> de </w:t>
-      </w:r>
-      <w:proofErr w:type="spellStart"/>
-      <w:r>
-        <w:t>locação</w:t>
-      </w:r>
-      <w:proofErr w:type="spellEnd"/>
-    </w:p>
-    <w:p>
-      <w:r>
-        <w:rPr>
-          <w:b/>
-        </w:rPr>
-        <w:t>Labels:</w:t>
-      </w:r>
-      <w:r>
-        <w:t xml:space="preserve"> </w:t>
-      </w:r>
-      <w:r>
-        <w:rPr>
-          <w:rStyle w:val="CodeChar"/>
-        </w:rPr>
-        <w:t>bug</w:t>
-      </w:r>
-      <w:r>
-        <w:t xml:space="preserve"> </w:t>
-      </w:r>
-      <w:proofErr w:type="spellStart"/>
-      <w:proofErr w:type="gramStart"/>
-      <w:r>
-        <w:rPr>
-          <w:rStyle w:val="CodeChar"/>
-        </w:rPr>
-        <w:t>severity:</w:t>
-      </w:r>
-      <w:r>
-        <w:rPr>
-          <w:rStyle w:val="CodeChar"/>
-        </w:rPr>
-        <w:t>high</w:t>
-      </w:r>
-      <w:proofErr w:type="spellEnd"/>
-      <w:proofErr w:type="gramEnd"/>
-      <w:r>
-        <w:t xml:space="preserve"> </w:t>
-      </w:r>
-      <w:proofErr w:type="spellStart"/>
-      <w:r>
-        <w:rPr>
-          <w:rStyle w:val="CodeChar"/>
-        </w:rPr>
-        <w:t>module:locacao</w:t>
-      </w:r>
-      <w:proofErr w:type="spellEnd"/>
-      <w:r>
-        <w:t xml:space="preserve"> </w:t>
-      </w:r>
-      <w:proofErr w:type="spellStart"/>
-      <w:r>
-        <w:rPr>
-          <w:rStyle w:val="CodeChar"/>
-        </w:rPr>
-        <w:t>module:veiculos</w:t>
-      </w:r>
-      <w:proofErr w:type="spellEnd"/>
-    </w:p>
-    <w:p>
-      <w:proofErr w:type="spellStart"/>
-      <w:r>
-        <w:rPr>
-          <w:b/>
-        </w:rPr>
-        <w:t>Descrição</w:t>
-      </w:r>
-      <w:proofErr w:type="spellEnd"/>
-      <w:r>
-        <w:rPr>
-          <w:b/>
-        </w:rPr>
-        <w:t>:</w:t>
-      </w:r>
-      <w:r>
-        <w:t xml:space="preserve"> </w:t>
-      </w:r>
-      <w:proofErr w:type="spellStart"/>
-      <w:r>
-        <w:t>Após</w:t>
-      </w:r>
-      <w:proofErr w:type="spellEnd"/>
-      <w:r>
-        <w:t xml:space="preserve"> </w:t>
-      </w:r>
-      <w:proofErr w:type="spellStart"/>
-      <w:r>
-        <w:t>cancelar</w:t>
-      </w:r>
-      <w:proofErr w:type="spellEnd"/>
-      <w:r>
-        <w:t xml:space="preserve"> </w:t>
-      </w:r>
-      <w:proofErr w:type="spellStart"/>
-      <w:r>
-        <w:t>uma</w:t>
-      </w:r>
-      <w:proofErr w:type="spellEnd"/>
-      <w:r>
-        <w:t xml:space="preserve"> </w:t>
-      </w:r>
-      <w:proofErr w:type="spellStart"/>
-      <w:r>
-        <w:t>locação</w:t>
-      </w:r>
-      <w:proofErr w:type="spellEnd"/>
-      <w:r>
-        <w:t xml:space="preserve"> com status ATIVA, o </w:t>
-      </w:r>
-      <w:proofErr w:type="spellStart"/>
-      <w:r>
-        <w:t>veículo</w:t>
-      </w:r>
-      <w:proofErr w:type="spellEnd"/>
-      <w:r>
-        <w:t xml:space="preserve"> </w:t>
-      </w:r>
-      <w:proofErr w:type="spellStart"/>
-      <w:r>
-        <w:t>permanece</w:t>
-      </w:r>
-      <w:proofErr w:type="spellEnd"/>
-      <w:r>
-        <w:t xml:space="preserve"> com </w:t>
-      </w:r>
-      <w:proofErr w:type="spellStart"/>
-      <w:r>
-        <w:rPr>
-          <w:rStyle w:val="CodeChar"/>
-        </w:rPr>
-        <w:t>disponivel</w:t>
-      </w:r>
-      <w:proofErr w:type="spellEnd"/>
-      <w:r>
-        <w:rPr>
-          <w:rStyle w:val="CodeChar"/>
-        </w:rPr>
-        <w:t>=false</w:t>
-      </w:r>
-      <w:r>
-        <w:t xml:space="preserve"> no </w:t>
-      </w:r>
-      <w:proofErr w:type="spellStart"/>
-      <w:r>
-        <w:t>catálogo</w:t>
-      </w:r>
-      <w:proofErr w:type="spellEnd"/>
-      <w:r>
-        <w:t xml:space="preserve">, </w:t>
-      </w:r>
-      <w:proofErr w:type="spellStart"/>
-      <w:r>
-        <w:t>impedindo</w:t>
-      </w:r>
-      <w:proofErr w:type="spellEnd"/>
-      <w:r>
-        <w:t xml:space="preserve"> </w:t>
-      </w:r>
-      <w:proofErr w:type="spellStart"/>
-      <w:r>
-        <w:t>novos</w:t>
-      </w:r>
-      <w:proofErr w:type="spellEnd"/>
-      <w:r>
-        <w:t xml:space="preserve"> </w:t>
-      </w:r>
-      <w:proofErr w:type="spellStart"/>
-      <w:r>
-        <w:t>aluguéis</w:t>
-      </w:r>
-      <w:proofErr w:type="spellEnd"/>
-      <w:r>
-        <w:t>.</w:t>
-      </w:r>
-    </w:p>
-    <w:p>
-      <w:proofErr w:type="spellStart"/>
-      <w:r>
-        <w:rPr>
-          <w:b/>
-        </w:rPr>
-        <w:t>Passos</w:t>
-      </w:r>
-      <w:proofErr w:type="spellEnd"/>
-      <w:r>
-        <w:rPr>
-          <w:b/>
-        </w:rPr>
-        <w:t xml:space="preserve"> para </w:t>
-      </w:r>
-      <w:proofErr w:type="spellStart"/>
-      <w:r>
-        <w:rPr>
-          <w:b/>
-        </w:rPr>
-        <w:t>reproduzir</w:t>
-      </w:r>
-      <w:proofErr w:type="spellEnd"/>
-      <w:r>
-        <w:rPr>
-          <w:b/>
-        </w:rPr>
-        <w:t>:</w:t>
-      </w:r>
-    </w:p>
-    <w:p>
-      <w:pPr>
-        <w:pStyle w:val="PargrafodaLista"/>
-        <w:numPr>
-          <w:ilvl w:val="0"/>
-          <w:numId w:val="3"/>
-        </w:numPr>
-      </w:pPr>
-      <w:proofErr w:type="spellStart"/>
-      <w:r>
-        <w:t>Logar</w:t>
-      </w:r>
-      <w:proofErr w:type="spellEnd"/>
-      <w:r>
-        <w:t xml:space="preserve"> </w:t>
-      </w:r>
-      <w:proofErr w:type="spellStart"/>
-      <w:r>
-        <w:t>como</w:t>
-      </w:r>
-      <w:proofErr w:type="spellEnd"/>
-      <w:r>
-        <w:t xml:space="preserve"> </w:t>
-      </w:r>
-      <w:proofErr w:type="spellStart"/>
-      <w:r>
-        <w:t>cliente</w:t>
-      </w:r>
-      <w:proofErr w:type="spellEnd"/>
-    </w:p>
-    <w:p>
-      <w:pPr>
-        <w:pStyle w:val="PargrafodaLista"/>
-        <w:numPr>
-          <w:ilvl w:val="0"/>
-          <w:numId w:val="3"/>
-        </w:numPr>
-      </w:pPr>
-      <w:proofErr w:type="spellStart"/>
-      <w:r>
-        <w:t>Criar</w:t>
-      </w:r>
-      <w:proofErr w:type="spellEnd"/>
-      <w:r>
-        <w:t xml:space="preserve"> </w:t>
-      </w:r>
-      <w:proofErr w:type="spellStart"/>
-      <w:r>
-        <w:t>uma</w:t>
-      </w:r>
-      <w:proofErr w:type="spellEnd"/>
-      <w:r>
-        <w:t xml:space="preserve"> </w:t>
-      </w:r>
-      <w:proofErr w:type="spellStart"/>
-      <w:r>
-        <w:t>locação</w:t>
-      </w:r>
-      <w:proofErr w:type="spellEnd"/>
-      <w:r>
-        <w:t xml:space="preserve"> para um </w:t>
-      </w:r>
-      <w:proofErr w:type="spellStart"/>
-      <w:r>
-        <w:t>veículo</w:t>
-      </w:r>
-      <w:proofErr w:type="spellEnd"/>
-      <w:r>
-        <w:t xml:space="preserve"> </w:t>
-      </w:r>
-      <w:proofErr w:type="spellStart"/>
-      <w:r>
-        <w:t>disponível</w:t>
-      </w:r>
-      <w:proofErr w:type="spellEnd"/>
-    </w:p>
-    <w:p>
-      <w:pPr>
-        <w:pStyle w:val="PargrafodaLista"/>
-        <w:numPr>
-          <w:ilvl w:val="0"/>
-          <w:numId w:val="3"/>
-        </w:numPr>
-      </w:pPr>
-      <w:proofErr w:type="spellStart"/>
-      <w:r>
-        <w:t>Confirmar</w:t>
-      </w:r>
-      <w:proofErr w:type="spellEnd"/>
-      <w:r>
-        <w:t xml:space="preserve"> que </w:t>
-      </w:r>
-      <w:proofErr w:type="spellStart"/>
-      <w:r>
-        <w:t>o</w:t>
-      </w:r>
-      <w:proofErr w:type="spellEnd"/>
-      <w:r>
-        <w:t xml:space="preserve"> </w:t>
-      </w:r>
-      <w:proofErr w:type="spellStart"/>
-      <w:r>
-        <w:t>veículo</w:t>
-      </w:r>
-      <w:proofErr w:type="spellEnd"/>
-      <w:r>
-        <w:t xml:space="preserve"> some do </w:t>
-      </w:r>
-      <w:proofErr w:type="spellStart"/>
-      <w:r>
-        <w:t>catálogo</w:t>
-      </w:r>
-      <w:proofErr w:type="spellEnd"/>
-      <w:r>
-        <w:t xml:space="preserve"> (</w:t>
-      </w:r>
-      <w:proofErr w:type="spellStart"/>
-      <w:r>
-        <w:t>correto</w:t>
-      </w:r>
-      <w:proofErr w:type="spellEnd"/>
-      <w:r>
-        <w:t>)</w:t>
-      </w:r>
-    </w:p>
-    <w:p>
-      <w:pPr>
-        <w:pStyle w:val="PargrafodaLista"/>
-        <w:numPr>
-          <w:ilvl w:val="0"/>
-          <w:numId w:val="3"/>
-        </w:numPr>
-      </w:pPr>
-      <w:proofErr w:type="spellStart"/>
-      <w:r>
-        <w:t>Cancelar</w:t>
-      </w:r>
-      <w:proofErr w:type="spellEnd"/>
-      <w:r>
-        <w:t xml:space="preserve"> a </w:t>
-      </w:r>
-      <w:proofErr w:type="spellStart"/>
-      <w:r>
-        <w:t>locação</w:t>
-      </w:r>
-      <w:proofErr w:type="spellEnd"/>
-      <w:r>
-        <w:t xml:space="preserve"> </w:t>
-      </w:r>
-      <w:proofErr w:type="spellStart"/>
-      <w:r>
-        <w:t>pelo</w:t>
-      </w:r>
-      <w:proofErr w:type="spellEnd"/>
-      <w:r>
-        <w:t xml:space="preserve"> dashboard</w:t>
-      </w:r>
-    </w:p>
-    <w:p>
-      <w:pPr>
-        <w:pStyle w:val="PargrafodaLista"/>
-        <w:numPr>
-          <w:ilvl w:val="0"/>
-          <w:numId w:val="3"/>
-        </w:numPr>
-      </w:pPr>
-      <w:proofErr w:type="spellStart"/>
-      <w:r>
-        <w:t>Acessar</w:t>
-      </w:r>
-      <w:proofErr w:type="spellEnd"/>
-      <w:r>
-        <w:t xml:space="preserve"> o </w:t>
-      </w:r>
-      <w:proofErr w:type="spellStart"/>
-      <w:r>
-        <w:t>catálogo</w:t>
-      </w:r>
-      <w:proofErr w:type="spellEnd"/>
-      <w:r>
-        <w:t xml:space="preserve"> </w:t>
-      </w:r>
-      <w:proofErr w:type="spellStart"/>
-      <w:r>
-        <w:t>ou</w:t>
-      </w:r>
-      <w:proofErr w:type="spellEnd"/>
-      <w:r>
-        <w:t xml:space="preserve"> o </w:t>
-      </w:r>
-      <w:proofErr w:type="spellStart"/>
-      <w:r>
-        <w:t>painel</w:t>
-      </w:r>
-      <w:proofErr w:type="spellEnd"/>
-      <w:r>
-        <w:t xml:space="preserve"> admin</w:t>
-      </w:r>
-    </w:p>
-    <w:p>
-      <w:proofErr w:type="spellStart"/>
-      <w:r>
-        <w:rPr>
-          <w:b/>
-        </w:rPr>
-        <w:t>Resultado</w:t>
-      </w:r>
-      <w:proofErr w:type="spellEnd"/>
-      <w:r>
-        <w:rPr>
-          <w:b/>
-        </w:rPr>
-        <w:t xml:space="preserve"> </w:t>
-      </w:r>
-      <w:proofErr w:type="spellStart"/>
-      <w:r>
-        <w:rPr>
-          <w:b/>
-        </w:rPr>
-        <w:t>Obtido</w:t>
-      </w:r>
-      <w:proofErr w:type="spellEnd"/>
-      <w:r>
-        <w:rPr>
-          <w:b/>
-        </w:rPr>
-        <w:t>:</w:t>
-      </w:r>
-      <w:r>
-        <w:t xml:space="preserve"> O </w:t>
-      </w:r>
-      <w:proofErr w:type="spellStart"/>
-      <w:r>
-        <w:t>veículo</w:t>
-      </w:r>
-      <w:proofErr w:type="spellEnd"/>
-      <w:r>
-        <w:t xml:space="preserve"> </w:t>
-      </w:r>
-      <w:proofErr w:type="spellStart"/>
-      <w:r>
-        <w:t>permanece</w:t>
-      </w:r>
-      <w:proofErr w:type="spellEnd"/>
-      <w:r>
-        <w:t xml:space="preserve"> </w:t>
-      </w:r>
-      <w:proofErr w:type="spellStart"/>
-      <w:r>
-        <w:t>indisponível</w:t>
-      </w:r>
-      <w:proofErr w:type="spellEnd"/>
-      <w:r>
-        <w:t xml:space="preserve"> </w:t>
-      </w:r>
-      <w:proofErr w:type="spellStart"/>
-      <w:r>
-        <w:t>mesmo</w:t>
-      </w:r>
-      <w:proofErr w:type="spellEnd"/>
-      <w:r>
-        <w:t xml:space="preserve"> com a </w:t>
-      </w:r>
-      <w:proofErr w:type="spellStart"/>
-      <w:r>
-        <w:t>locação</w:t>
-      </w:r>
-      <w:proofErr w:type="spellEnd"/>
-      <w:r>
-        <w:t xml:space="preserve"> CANCELADA.</w:t>
-      </w:r>
-    </w:p>
-    <w:p>
-      <w:proofErr w:type="spellStart"/>
-      <w:r>
-        <w:rPr>
-          <w:b/>
-        </w:rPr>
-        <w:t>Resulta</w:t>
-      </w:r>
-      <w:r>
-        <w:rPr>
-          <w:b/>
-        </w:rPr>
-        <w:t>do</w:t>
-      </w:r>
-      <w:proofErr w:type="spellEnd"/>
-      <w:r>
-        <w:rPr>
-          <w:b/>
-        </w:rPr>
-        <w:t xml:space="preserve"> </w:t>
-      </w:r>
-      <w:proofErr w:type="spellStart"/>
-      <w:r>
-        <w:rPr>
-          <w:b/>
-        </w:rPr>
-        <w:t>Esperado</w:t>
-      </w:r>
-      <w:proofErr w:type="spellEnd"/>
-      <w:r>
-        <w:rPr>
-          <w:b/>
-        </w:rPr>
-        <w:t>:</w:t>
-      </w:r>
-      <w:r>
-        <w:t xml:space="preserve"> POST </w:t>
-      </w:r>
-      <w:r>
-        <w:rPr>
-          <w:rStyle w:val="CodeChar"/>
-        </w:rPr>
-        <w:t>/</w:t>
-      </w:r>
-      <w:proofErr w:type="spellStart"/>
-      <w:r>
-        <w:rPr>
-          <w:rStyle w:val="CodeChar"/>
-        </w:rPr>
-        <w:t>locacoes</w:t>
-      </w:r>
-      <w:proofErr w:type="spellEnd"/>
-      <w:r>
-        <w:rPr>
-          <w:rStyle w:val="CodeChar"/>
-        </w:rPr>
-        <w:t>/{id}/</w:t>
-      </w:r>
-      <w:proofErr w:type="spellStart"/>
-      <w:r>
-        <w:rPr>
-          <w:rStyle w:val="CodeChar"/>
-        </w:rPr>
-        <w:t>cancelar</w:t>
-      </w:r>
-      <w:proofErr w:type="spellEnd"/>
-      <w:r>
-        <w:t xml:space="preserve"> </w:t>
-      </w:r>
-      <w:proofErr w:type="spellStart"/>
-      <w:r>
-        <w:t>deve</w:t>
-      </w:r>
-      <w:proofErr w:type="spellEnd"/>
-      <w:r>
-        <w:t xml:space="preserve"> </w:t>
-      </w:r>
-      <w:proofErr w:type="spellStart"/>
-      <w:r>
-        <w:t>acionar</w:t>
-      </w:r>
-      <w:proofErr w:type="spellEnd"/>
-      <w:r>
-        <w:t xml:space="preserve"> </w:t>
-      </w:r>
-      <w:proofErr w:type="spellStart"/>
-      <w:proofErr w:type="gramStart"/>
-      <w:r>
-        <w:rPr>
-          <w:rStyle w:val="CodeChar"/>
-        </w:rPr>
-        <w:t>veiculo.disponivel</w:t>
-      </w:r>
-      <w:proofErr w:type="spellEnd"/>
-      <w:proofErr w:type="gramEnd"/>
-      <w:r>
-        <w:rPr>
-          <w:rStyle w:val="CodeChar"/>
-        </w:rPr>
-        <w:t xml:space="preserve"> = true</w:t>
-      </w:r>
-      <w:r>
-        <w:t xml:space="preserve"> no backend.</w:t>
-      </w:r>
-    </w:p>
-    <w:p>
-      <w:proofErr w:type="spellStart"/>
-      <w:r>
-        <w:rPr>
-          <w:b/>
-        </w:rPr>
-        <w:lastRenderedPageBreak/>
-        <w:t>Ambiente</w:t>
-      </w:r>
-      <w:proofErr w:type="spellEnd"/>
-      <w:r>
-        <w:rPr>
-          <w:b/>
-        </w:rPr>
-        <w:t>:</w:t>
-      </w:r>
-      <w:r>
-        <w:t xml:space="preserve"> Spring Boot 3.5 · MySQL · Angular 18</w:t>
-      </w:r>
-    </w:p>
-    <w:p>
-      <w:proofErr w:type="spellStart"/>
-      <w:r>
-        <w:rPr>
-          <w:b/>
-        </w:rPr>
-        <w:t>Severidade</w:t>
-      </w:r>
-      <w:proofErr w:type="spellEnd"/>
-      <w:r>
-        <w:rPr>
-          <w:b/>
-        </w:rPr>
-        <w:t>:</w:t>
-      </w:r>
-      <w:r>
-        <w:t xml:space="preserve"> Alta — </w:t>
-      </w:r>
-      <w:proofErr w:type="spellStart"/>
-      <w:r>
-        <w:t>bloqueia</w:t>
-      </w:r>
-      <w:proofErr w:type="spellEnd"/>
-      <w:r>
-        <w:t xml:space="preserve"> </w:t>
-      </w:r>
-      <w:proofErr w:type="spellStart"/>
-      <w:r>
-        <w:t>novos</w:t>
-      </w:r>
-      <w:proofErr w:type="spellEnd"/>
-      <w:r>
-        <w:t xml:space="preserve"> </w:t>
-      </w:r>
-      <w:proofErr w:type="spellStart"/>
-      <w:r>
-        <w:t>negócios</w:t>
-      </w:r>
-      <w:proofErr w:type="spellEnd"/>
-      <w:r>
-        <w:t xml:space="preserve"> para o </w:t>
-      </w:r>
-      <w:proofErr w:type="spellStart"/>
-      <w:r>
-        <w:t>veículo</w:t>
-      </w:r>
-      <w:proofErr w:type="spellEnd"/>
-      <w:r>
-        <w:t xml:space="preserve"> </w:t>
-      </w:r>
-      <w:proofErr w:type="spellStart"/>
-      <w:r>
-        <w:t>afetado</w:t>
-      </w:r>
-      <w:proofErr w:type="spellEnd"/>
-    </w:p>
-    <w:p>
-      <w:pPr>
-        <w:pBdr>
-          <w:bottom w:val="single" w:sz="6" w:space="1" w:color="auto"/>
-        </w:pBdr>
-      </w:pPr>
-    </w:p>
-    <w:p>
-      <w:pPr>
-        <w:pStyle w:val="Ttulo3"/>
-      </w:pPr>
-      <w:r>
-        <w:t xml:space="preserve">BUG-003 — </w:t>
-      </w:r>
-      <w:proofErr w:type="spellStart"/>
-      <w:r>
-        <w:t>Usuário</w:t>
-      </w:r>
-      <w:proofErr w:type="spellEnd"/>
-      <w:r>
-        <w:t xml:space="preserve"> </w:t>
-      </w:r>
-      <w:proofErr w:type="spellStart"/>
-      <w:r>
-        <w:t>não</w:t>
-      </w:r>
-      <w:proofErr w:type="spellEnd"/>
-      <w:r>
-        <w:t xml:space="preserve"> </w:t>
-      </w:r>
-      <w:proofErr w:type="spellStart"/>
-      <w:r>
-        <w:t>autenticado</w:t>
-      </w:r>
-      <w:proofErr w:type="spellEnd"/>
-      <w:r>
-        <w:t xml:space="preserve"> </w:t>
-      </w:r>
-      <w:proofErr w:type="spellStart"/>
-      <w:r>
-        <w:t>consegue</w:t>
-      </w:r>
-      <w:proofErr w:type="spellEnd"/>
-      <w:r>
-        <w:t xml:space="preserve"> </w:t>
-      </w:r>
-      <w:proofErr w:type="spellStart"/>
-      <w:r>
-        <w:t>acessa</w:t>
-      </w:r>
-      <w:r>
-        <w:t>r</w:t>
-      </w:r>
-      <w:proofErr w:type="spellEnd"/>
-      <w:r>
-        <w:t xml:space="preserve"> /dashboard via URL </w:t>
-      </w:r>
-      <w:proofErr w:type="spellStart"/>
-      <w:r>
-        <w:t>direta</w:t>
-      </w:r>
-      <w:proofErr w:type="spellEnd"/>
-    </w:p>
-    <w:p>
-      <w:r>
-        <w:rPr>
-          <w:b/>
-        </w:rPr>
-        <w:t>Labels:</w:t>
-      </w:r>
-      <w:r>
-        <w:t xml:space="preserve"> </w:t>
-      </w:r>
-      <w:r>
-        <w:rPr>
-          <w:rStyle w:val="CodeChar"/>
-        </w:rPr>
-        <w:t>bug</w:t>
-      </w:r>
-      <w:r>
-        <w:t xml:space="preserve"> </w:t>
-      </w:r>
-      <w:proofErr w:type="spellStart"/>
-      <w:proofErr w:type="gramStart"/>
-      <w:r>
-        <w:rPr>
-          <w:rStyle w:val="CodeChar"/>
-        </w:rPr>
-        <w:t>severity:high</w:t>
-      </w:r>
-      <w:proofErr w:type="spellEnd"/>
-      <w:proofErr w:type="gramEnd"/>
-      <w:r>
-        <w:t xml:space="preserve"> </w:t>
-      </w:r>
-      <w:proofErr w:type="spellStart"/>
-      <w:r>
-        <w:rPr>
-          <w:rStyle w:val="CodeChar"/>
-        </w:rPr>
-        <w:t>module:auth</w:t>
-      </w:r>
-      <w:proofErr w:type="spellEnd"/>
-      <w:r>
-        <w:t xml:space="preserve"> </w:t>
-      </w:r>
-      <w:r>
-        <w:rPr>
-          <w:rStyle w:val="CodeChar"/>
-        </w:rPr>
-        <w:t>security</w:t>
-      </w:r>
-    </w:p>
-    <w:p>
-      <w:proofErr w:type="spellStart"/>
-      <w:r>
-        <w:rPr>
-          <w:b/>
-        </w:rPr>
-        <w:t>Descrição</w:t>
-      </w:r>
-      <w:proofErr w:type="spellEnd"/>
-      <w:r>
-        <w:rPr>
-          <w:b/>
-        </w:rPr>
-        <w:t>:</w:t>
-      </w:r>
-      <w:r>
-        <w:t xml:space="preserve"> </w:t>
-      </w:r>
-      <w:proofErr w:type="spellStart"/>
-      <w:r>
-        <w:t>Ao</w:t>
-      </w:r>
-      <w:proofErr w:type="spellEnd"/>
-      <w:r>
-        <w:t xml:space="preserve"> </w:t>
-      </w:r>
-      <w:proofErr w:type="spellStart"/>
-      <w:r>
-        <w:t>digitar</w:t>
-      </w:r>
-      <w:proofErr w:type="spellEnd"/>
-      <w:r>
-        <w:t xml:space="preserve"> </w:t>
-      </w:r>
-      <w:r>
-        <w:rPr>
-          <w:rStyle w:val="CodeChar"/>
-        </w:rPr>
-        <w:t>/dashboard</w:t>
-      </w:r>
-      <w:r>
-        <w:t xml:space="preserve"> </w:t>
-      </w:r>
-      <w:proofErr w:type="spellStart"/>
-      <w:r>
-        <w:t>diretamente</w:t>
-      </w:r>
-      <w:proofErr w:type="spellEnd"/>
-      <w:r>
-        <w:t xml:space="preserve"> </w:t>
-      </w:r>
-      <w:proofErr w:type="spellStart"/>
-      <w:r>
-        <w:t>na</w:t>
-      </w:r>
-      <w:proofErr w:type="spellEnd"/>
-      <w:r>
-        <w:t xml:space="preserve"> </w:t>
-      </w:r>
-      <w:proofErr w:type="spellStart"/>
-      <w:r>
-        <w:t>barra</w:t>
-      </w:r>
-      <w:proofErr w:type="spellEnd"/>
-      <w:r>
-        <w:t xml:space="preserve"> de </w:t>
-      </w:r>
-      <w:proofErr w:type="spellStart"/>
-      <w:r>
-        <w:t>endereços</w:t>
-      </w:r>
-      <w:proofErr w:type="spellEnd"/>
-      <w:r>
-        <w:t xml:space="preserve"> </w:t>
-      </w:r>
-      <w:proofErr w:type="spellStart"/>
-      <w:r>
-        <w:t>sem</w:t>
-      </w:r>
-      <w:proofErr w:type="spellEnd"/>
-      <w:r>
-        <w:t xml:space="preserve"> </w:t>
-      </w:r>
-      <w:proofErr w:type="spellStart"/>
-      <w:r>
-        <w:t>estar</w:t>
-      </w:r>
-      <w:proofErr w:type="spellEnd"/>
-      <w:r>
-        <w:t xml:space="preserve"> </w:t>
-      </w:r>
-      <w:proofErr w:type="spellStart"/>
-      <w:r>
-        <w:t>autenticado</w:t>
-      </w:r>
-      <w:proofErr w:type="spellEnd"/>
-      <w:r>
-        <w:t xml:space="preserve">, a </w:t>
-      </w:r>
-      <w:proofErr w:type="spellStart"/>
-      <w:r>
-        <w:t>página</w:t>
-      </w:r>
-      <w:proofErr w:type="spellEnd"/>
-      <w:r>
-        <w:t xml:space="preserve"> </w:t>
-      </w:r>
-      <w:proofErr w:type="spellStart"/>
-      <w:r>
-        <w:t>carrega</w:t>
-      </w:r>
-      <w:proofErr w:type="spellEnd"/>
-      <w:r>
-        <w:t xml:space="preserve"> </w:t>
-      </w:r>
-      <w:proofErr w:type="spellStart"/>
-      <w:r>
-        <w:t>sem</w:t>
-      </w:r>
-      <w:proofErr w:type="spellEnd"/>
-      <w:r>
-        <w:t xml:space="preserve"> </w:t>
-      </w:r>
-      <w:proofErr w:type="spellStart"/>
-      <w:r>
-        <w:t>redirecionar</w:t>
-      </w:r>
-      <w:proofErr w:type="spellEnd"/>
-      <w:r>
-        <w:t xml:space="preserve"> para o login.</w:t>
-      </w:r>
-    </w:p>
-    <w:p>
-      <w:proofErr w:type="spellStart"/>
-      <w:r>
-        <w:rPr>
-          <w:b/>
-        </w:rPr>
-        <w:t>Passos</w:t>
-      </w:r>
-      <w:proofErr w:type="spellEnd"/>
-      <w:r>
-        <w:rPr>
-          <w:b/>
-        </w:rPr>
-        <w:t xml:space="preserve"> para </w:t>
-      </w:r>
-      <w:proofErr w:type="spellStart"/>
-      <w:r>
-        <w:rPr>
-          <w:b/>
-        </w:rPr>
-        <w:t>reproduzir</w:t>
-      </w:r>
-      <w:proofErr w:type="spellEnd"/>
-      <w:r>
-        <w:rPr>
-          <w:b/>
-        </w:rPr>
-        <w:t>:</w:t>
-      </w:r>
-    </w:p>
-    <w:p>
-      <w:pPr>
-        <w:pStyle w:val="PargrafodaLista"/>
-        <w:numPr>
-          <w:ilvl w:val="0"/>
-          <w:numId w:val="4"/>
-        </w:numPr>
-      </w:pPr>
-      <w:proofErr w:type="spellStart"/>
-      <w:r>
-        <w:t>Abrir</w:t>
-      </w:r>
-      <w:proofErr w:type="spellEnd"/>
-      <w:r>
-        <w:t xml:space="preserve"> o </w:t>
-      </w:r>
-      <w:proofErr w:type="spellStart"/>
-      <w:r>
-        <w:t>navegador</w:t>
-      </w:r>
-      <w:proofErr w:type="spellEnd"/>
-      <w:r>
-        <w:t xml:space="preserve"> </w:t>
-      </w:r>
-      <w:proofErr w:type="spellStart"/>
-      <w:r>
-        <w:t>e</w:t>
-      </w:r>
-      <w:r>
-        <w:t>m</w:t>
-      </w:r>
-      <w:proofErr w:type="spellEnd"/>
-      <w:r>
-        <w:t xml:space="preserve"> aba </w:t>
-      </w:r>
-      <w:proofErr w:type="spellStart"/>
-      <w:r>
-        <w:t>anônima</w:t>
-      </w:r>
-      <w:proofErr w:type="spellEnd"/>
-    </w:p>
-    <w:p>
-      <w:pPr>
-        <w:pStyle w:val="PargrafodaLista"/>
-        <w:numPr>
-          <w:ilvl w:val="0"/>
-          <w:numId w:val="4"/>
-        </w:numPr>
-      </w:pPr>
-      <w:proofErr w:type="spellStart"/>
-      <w:r>
-        <w:t>Digitar</w:t>
-      </w:r>
-      <w:proofErr w:type="spellEnd"/>
-      <w:r>
-        <w:t xml:space="preserve"> </w:t>
-      </w:r>
-      <w:r>
-        <w:rPr>
-          <w:rStyle w:val="CodeChar"/>
-        </w:rPr>
-        <w:t>http://localhost:4200/dashboard</w:t>
-      </w:r>
-      <w:r>
-        <w:t xml:space="preserve"> </w:t>
-      </w:r>
-      <w:proofErr w:type="spellStart"/>
-      <w:r>
-        <w:t>na</w:t>
-      </w:r>
-      <w:proofErr w:type="spellEnd"/>
-      <w:r>
-        <w:t xml:space="preserve"> </w:t>
-      </w:r>
-      <w:proofErr w:type="spellStart"/>
-      <w:r>
-        <w:t>barra</w:t>
-      </w:r>
-      <w:proofErr w:type="spellEnd"/>
-      <w:r>
-        <w:t xml:space="preserve"> de </w:t>
-      </w:r>
-      <w:proofErr w:type="spellStart"/>
-      <w:r>
-        <w:t>endereços</w:t>
-      </w:r>
-      <w:proofErr w:type="spellEnd"/>
-    </w:p>
-    <w:p>
-      <w:pPr>
-        <w:pStyle w:val="PargrafodaLista"/>
-        <w:numPr>
-          <w:ilvl w:val="0"/>
-          <w:numId w:val="4"/>
-        </w:numPr>
-      </w:pPr>
-      <w:proofErr w:type="spellStart"/>
-      <w:r>
-        <w:t>Pressionar</w:t>
-      </w:r>
-      <w:proofErr w:type="spellEnd"/>
-      <w:r>
-        <w:t xml:space="preserve"> Enter</w:t>
-      </w:r>
-    </w:p>
-    <w:p>
-      <w:proofErr w:type="spellStart"/>
-      <w:r>
-        <w:rPr>
-          <w:b/>
-        </w:rPr>
-        <w:t>Resultado</w:t>
-      </w:r>
-      <w:proofErr w:type="spellEnd"/>
-      <w:r>
-        <w:rPr>
-          <w:b/>
-        </w:rPr>
-        <w:t xml:space="preserve"> </w:t>
-      </w:r>
-      <w:proofErr w:type="spellStart"/>
-      <w:r>
-        <w:rPr>
-          <w:b/>
-        </w:rPr>
-        <w:t>Obtido</w:t>
-      </w:r>
-      <w:proofErr w:type="spellEnd"/>
-      <w:r>
-        <w:rPr>
-          <w:b/>
-        </w:rPr>
-        <w:t>:</w:t>
-      </w:r>
-      <w:r>
-        <w:t xml:space="preserve"> A </w:t>
-      </w:r>
-      <w:proofErr w:type="spellStart"/>
-      <w:r>
-        <w:t>página</w:t>
-      </w:r>
-      <w:proofErr w:type="spellEnd"/>
-      <w:r>
-        <w:t xml:space="preserve"> do dashboard é </w:t>
-      </w:r>
-      <w:proofErr w:type="spellStart"/>
-      <w:r>
-        <w:t>exibida</w:t>
-      </w:r>
-      <w:proofErr w:type="spellEnd"/>
-      <w:r>
-        <w:t xml:space="preserve"> (</w:t>
-      </w:r>
-      <w:proofErr w:type="spellStart"/>
-      <w:r>
-        <w:t>vazia</w:t>
-      </w:r>
-      <w:proofErr w:type="spellEnd"/>
-      <w:r>
-        <w:t xml:space="preserve"> </w:t>
-      </w:r>
-      <w:proofErr w:type="spellStart"/>
-      <w:r>
-        <w:t>ou</w:t>
-      </w:r>
-      <w:proofErr w:type="spellEnd"/>
-      <w:r>
-        <w:t xml:space="preserve"> com </w:t>
-      </w:r>
-      <w:proofErr w:type="spellStart"/>
-      <w:r>
-        <w:t>erro</w:t>
-      </w:r>
-      <w:proofErr w:type="spellEnd"/>
-      <w:r>
-        <w:t xml:space="preserve"> de API), </w:t>
-      </w:r>
-      <w:proofErr w:type="spellStart"/>
-      <w:r>
-        <w:t>sem</w:t>
-      </w:r>
-      <w:proofErr w:type="spellEnd"/>
-      <w:r>
-        <w:t xml:space="preserve"> </w:t>
-      </w:r>
-      <w:proofErr w:type="spellStart"/>
-      <w:r>
-        <w:t>redirecionamento</w:t>
-      </w:r>
-      <w:proofErr w:type="spellEnd"/>
-      <w:r>
-        <w:t>.</w:t>
-      </w:r>
-    </w:p>
-    <w:p>
-      <w:proofErr w:type="spellStart"/>
-      <w:r>
-        <w:rPr>
-          <w:b/>
-        </w:rPr>
-        <w:t>Resultado</w:t>
-      </w:r>
-      <w:proofErr w:type="spellEnd"/>
-      <w:r>
-        <w:rPr>
-          <w:b/>
-        </w:rPr>
-        <w:t xml:space="preserve"> </w:t>
-      </w:r>
-      <w:proofErr w:type="spellStart"/>
-      <w:r>
-        <w:rPr>
-          <w:b/>
-        </w:rPr>
-        <w:t>Esperado</w:t>
-      </w:r>
-      <w:proofErr w:type="spellEnd"/>
-      <w:r>
-        <w:rPr>
-          <w:b/>
-        </w:rPr>
-        <w:t>:</w:t>
-      </w:r>
-      <w:r>
-        <w:t xml:space="preserve"> O </w:t>
-      </w:r>
-      <w:proofErr w:type="spellStart"/>
-      <w:r>
-        <w:t>AuthGuard</w:t>
-      </w:r>
-      <w:proofErr w:type="spellEnd"/>
-      <w:r>
-        <w:t xml:space="preserve"> </w:t>
-      </w:r>
-      <w:proofErr w:type="spellStart"/>
-      <w:r>
-        <w:t>deve</w:t>
-      </w:r>
-      <w:proofErr w:type="spellEnd"/>
-      <w:r>
-        <w:t xml:space="preserve"> </w:t>
-      </w:r>
-      <w:proofErr w:type="spellStart"/>
-      <w:r>
-        <w:t>interceptar</w:t>
-      </w:r>
-      <w:proofErr w:type="spellEnd"/>
-      <w:r>
-        <w:t xml:space="preserve"> o </w:t>
-      </w:r>
-      <w:proofErr w:type="spellStart"/>
-      <w:r>
-        <w:t>acesso</w:t>
-      </w:r>
-      <w:proofErr w:type="spellEnd"/>
-      <w:r>
-        <w:t xml:space="preserve"> e </w:t>
-      </w:r>
-      <w:proofErr w:type="spellStart"/>
-      <w:r>
-        <w:t>red</w:t>
-      </w:r>
-      <w:r>
-        <w:t>irecionar</w:t>
-      </w:r>
-      <w:proofErr w:type="spellEnd"/>
-      <w:r>
-        <w:t xml:space="preserve"> para </w:t>
-      </w:r>
-      <w:r>
-        <w:rPr>
-          <w:rStyle w:val="CodeChar"/>
-        </w:rPr>
-        <w:t>/auth</w:t>
-      </w:r>
-      <w:r>
-        <w:t>.</w:t>
-      </w:r>
-    </w:p>
-    <w:p>
-      <w:proofErr w:type="spellStart"/>
-      <w:r>
-        <w:rPr>
-          <w:b/>
-        </w:rPr>
-        <w:t>Ambiente</w:t>
-      </w:r>
-      <w:proofErr w:type="spellEnd"/>
-      <w:r>
-        <w:rPr>
-          <w:b/>
-        </w:rPr>
-        <w:t>:</w:t>
-      </w:r>
-      <w:r>
-        <w:t xml:space="preserve"> Chrome 125 · Angular 18 · </w:t>
-      </w:r>
-      <w:proofErr w:type="spellStart"/>
-      <w:r>
-        <w:t>AuthGuard</w:t>
-      </w:r>
-      <w:proofErr w:type="spellEnd"/>
-      <w:r>
-        <w:t xml:space="preserve"> </w:t>
-      </w:r>
-      <w:proofErr w:type="spellStart"/>
-      <w:r>
-        <w:t>configurado</w:t>
-      </w:r>
-      <w:proofErr w:type="spellEnd"/>
-    </w:p>
-    <w:p>
-      <w:proofErr w:type="spellStart"/>
-      <w:r>
-        <w:rPr>
-          <w:b/>
-        </w:rPr>
-        <w:t>Severidade</w:t>
-      </w:r>
-      <w:proofErr w:type="spellEnd"/>
-      <w:r>
-        <w:rPr>
-          <w:b/>
-        </w:rPr>
-        <w:t>:</w:t>
-      </w:r>
-      <w:r>
-        <w:t xml:space="preserve"> Alta — </w:t>
-      </w:r>
-      <w:proofErr w:type="spellStart"/>
-      <w:r>
-        <w:t>falha</w:t>
-      </w:r>
-      <w:proofErr w:type="spellEnd"/>
-      <w:r>
-        <w:t xml:space="preserve"> de </w:t>
-      </w:r>
-      <w:proofErr w:type="spellStart"/>
-      <w:r>
-        <w:t>segurança</w:t>
-      </w:r>
-      <w:proofErr w:type="spellEnd"/>
-      <w:r>
-        <w:t xml:space="preserve">; </w:t>
-      </w:r>
-      <w:proofErr w:type="spellStart"/>
-      <w:r>
-        <w:t>exposição</w:t>
-      </w:r>
-      <w:proofErr w:type="spellEnd"/>
-      <w:r>
-        <w:t xml:space="preserve"> de </w:t>
-      </w:r>
-      <w:proofErr w:type="spellStart"/>
-      <w:r>
-        <w:t>rota</w:t>
-      </w:r>
-      <w:proofErr w:type="spellEnd"/>
-      <w:r>
-        <w:t xml:space="preserve"> </w:t>
-      </w:r>
-      <w:proofErr w:type="spellStart"/>
-      <w:r>
-        <w:t>protegida</w:t>
-      </w:r>
-      <w:proofErr w:type="spellEnd"/>
-    </w:p>
-    <w:p>
-      <w:pPr>
-        <w:pBdr>
-          <w:bottom w:val="single" w:sz="6" w:space="1" w:color="auto"/>
-        </w:pBdr>
-      </w:pPr>
-    </w:p>
-    <w:p>
-      <w:pPr>
-        <w:pStyle w:val="Ttulo3"/>
-      </w:pPr>
-      <w:r>
-        <w:t xml:space="preserve">BUG-004 — </w:t>
-      </w:r>
-      <w:proofErr w:type="spellStart"/>
-      <w:r>
-        <w:t>Mensagem</w:t>
-      </w:r>
-      <w:proofErr w:type="spellEnd"/>
-      <w:r>
-        <w:t xml:space="preserve"> de </w:t>
-      </w:r>
-      <w:proofErr w:type="spellStart"/>
-      <w:r>
-        <w:t>duplicidade</w:t>
-      </w:r>
-      <w:proofErr w:type="spellEnd"/>
-      <w:r>
-        <w:t xml:space="preserve"> de CPF </w:t>
-      </w:r>
-      <w:proofErr w:type="spellStart"/>
-      <w:r>
-        <w:t>exibe</w:t>
-      </w:r>
-      <w:proofErr w:type="spellEnd"/>
-      <w:r>
-        <w:t xml:space="preserve"> </w:t>
-      </w:r>
-      <w:proofErr w:type="spellStart"/>
-      <w:r>
-        <w:t>texto</w:t>
-      </w:r>
-      <w:proofErr w:type="spellEnd"/>
-      <w:r>
-        <w:t xml:space="preserve"> </w:t>
-      </w:r>
-      <w:proofErr w:type="spellStart"/>
-      <w:r>
-        <w:t>técnico</w:t>
-      </w:r>
-      <w:proofErr w:type="spellEnd"/>
-      <w:r>
-        <w:t xml:space="preserve"> </w:t>
-      </w:r>
-      <w:proofErr w:type="spellStart"/>
-      <w:r>
-        <w:t>ao</w:t>
-      </w:r>
-      <w:proofErr w:type="spellEnd"/>
-      <w:r>
-        <w:t xml:space="preserve"> </w:t>
-      </w:r>
-      <w:proofErr w:type="spellStart"/>
-      <w:r>
-        <w:t>usuário</w:t>
-      </w:r>
-      <w:proofErr w:type="spellEnd"/>
-    </w:p>
-    <w:p>
-      <w:r>
-        <w:rPr>
-          <w:b/>
-        </w:rPr>
-        <w:t>Labels:</w:t>
-      </w:r>
-      <w:r>
-        <w:t xml:space="preserve"> </w:t>
-      </w:r>
-      <w:r>
-        <w:rPr>
-          <w:rStyle w:val="CodeChar"/>
-        </w:rPr>
-        <w:t>bug</w:t>
-      </w:r>
-      <w:r>
-        <w:t xml:space="preserve"> </w:t>
-      </w:r>
-      <w:proofErr w:type="spellStart"/>
-      <w:proofErr w:type="gramStart"/>
-      <w:r>
-        <w:rPr>
-          <w:rStyle w:val="CodeChar"/>
-        </w:rPr>
-        <w:t>severity:medium</w:t>
-      </w:r>
-      <w:proofErr w:type="spellEnd"/>
-      <w:proofErr w:type="gramEnd"/>
-      <w:r>
-        <w:t xml:space="preserve"> </w:t>
-      </w:r>
-      <w:proofErr w:type="spellStart"/>
-      <w:r>
-        <w:rPr>
-          <w:rStyle w:val="CodeChar"/>
-        </w:rPr>
-        <w:t>module:c</w:t>
-      </w:r>
-      <w:r>
-        <w:rPr>
-          <w:rStyle w:val="CodeChar"/>
-        </w:rPr>
-        <w:t>adastro</w:t>
-      </w:r>
-      <w:proofErr w:type="spellEnd"/>
-      <w:r>
-        <w:t xml:space="preserve"> </w:t>
-      </w:r>
-      <w:proofErr w:type="spellStart"/>
-      <w:r>
-        <w:rPr>
-          <w:rStyle w:val="CodeChar"/>
-        </w:rPr>
-        <w:t>ux</w:t>
-      </w:r>
-      <w:proofErr w:type="spellEnd"/>
-    </w:p>
-    <w:p>
-      <w:proofErr w:type="spellStart"/>
-      <w:r>
-        <w:rPr>
-          <w:b/>
-        </w:rPr>
-        <w:t>Descrição</w:t>
-      </w:r>
-      <w:proofErr w:type="spellEnd"/>
-      <w:r>
-        <w:rPr>
-          <w:b/>
-        </w:rPr>
-        <w:t>:</w:t>
-      </w:r>
-      <w:r>
-        <w:t xml:space="preserve"> </w:t>
-      </w:r>
-      <w:proofErr w:type="spellStart"/>
-      <w:r>
-        <w:t>Ao</w:t>
-      </w:r>
-      <w:proofErr w:type="spellEnd"/>
-      <w:r>
-        <w:t xml:space="preserve"> </w:t>
-      </w:r>
-      <w:proofErr w:type="spellStart"/>
-      <w:r>
-        <w:t>tentar</w:t>
-      </w:r>
-      <w:proofErr w:type="spellEnd"/>
-      <w:r>
-        <w:t xml:space="preserve"> </w:t>
-      </w:r>
-      <w:proofErr w:type="spellStart"/>
-      <w:r>
-        <w:t>cadastrar</w:t>
-      </w:r>
-      <w:proofErr w:type="spellEnd"/>
-      <w:r>
-        <w:t xml:space="preserve"> um </w:t>
-      </w:r>
-      <w:proofErr w:type="spellStart"/>
-      <w:r>
-        <w:t>usuário</w:t>
-      </w:r>
-      <w:proofErr w:type="spellEnd"/>
-      <w:r>
-        <w:t xml:space="preserve"> com CPF </w:t>
-      </w:r>
-      <w:proofErr w:type="spellStart"/>
-      <w:r>
-        <w:t>já</w:t>
-      </w:r>
-      <w:proofErr w:type="spellEnd"/>
-      <w:r>
-        <w:t xml:space="preserve"> </w:t>
-      </w:r>
-      <w:proofErr w:type="spellStart"/>
-      <w:r>
-        <w:t>existente</w:t>
-      </w:r>
-      <w:proofErr w:type="spellEnd"/>
-      <w:r>
-        <w:t xml:space="preserve">, a </w:t>
-      </w:r>
-      <w:proofErr w:type="spellStart"/>
-      <w:r>
-        <w:t>mensagem</w:t>
-      </w:r>
-      <w:proofErr w:type="spellEnd"/>
-      <w:r>
-        <w:t xml:space="preserve"> de </w:t>
-      </w:r>
-      <w:proofErr w:type="spellStart"/>
-      <w:r>
-        <w:t>erro</w:t>
-      </w:r>
-      <w:proofErr w:type="spellEnd"/>
-      <w:r>
-        <w:t xml:space="preserve"> </w:t>
-      </w:r>
-      <w:proofErr w:type="spellStart"/>
-      <w:r>
-        <w:t>exibida</w:t>
-      </w:r>
-      <w:proofErr w:type="spellEnd"/>
-      <w:r>
-        <w:t xml:space="preserve"> é o </w:t>
-      </w:r>
-      <w:proofErr w:type="spellStart"/>
-      <w:r>
-        <w:t>código</w:t>
-      </w:r>
-      <w:proofErr w:type="spellEnd"/>
-      <w:r>
-        <w:t xml:space="preserve"> </w:t>
-      </w:r>
-      <w:proofErr w:type="spellStart"/>
-      <w:r>
-        <w:t>técnico</w:t>
-      </w:r>
-      <w:proofErr w:type="spellEnd"/>
-      <w:r>
-        <w:t xml:space="preserve"> </w:t>
-      </w:r>
-      <w:r>
-        <w:rPr>
-          <w:rStyle w:val="CodeChar"/>
-        </w:rPr>
-        <w:t>DUPLICADO_CPF</w:t>
-      </w:r>
-      <w:r>
-        <w:t xml:space="preserve"> </w:t>
-      </w:r>
-      <w:proofErr w:type="spellStart"/>
-      <w:r>
-        <w:t>em</w:t>
-      </w:r>
-      <w:proofErr w:type="spellEnd"/>
-      <w:r>
-        <w:t xml:space="preserve"> </w:t>
-      </w:r>
-      <w:proofErr w:type="spellStart"/>
-      <w:r>
-        <w:t>vez</w:t>
-      </w:r>
-      <w:proofErr w:type="spellEnd"/>
-      <w:r>
-        <w:t xml:space="preserve"> de </w:t>
-      </w:r>
-      <w:proofErr w:type="spellStart"/>
-      <w:r>
-        <w:t>uma</w:t>
-      </w:r>
-      <w:proofErr w:type="spellEnd"/>
-      <w:r>
-        <w:t xml:space="preserve"> </w:t>
-      </w:r>
-      <w:proofErr w:type="spellStart"/>
-      <w:r>
-        <w:t>mensagem</w:t>
-      </w:r>
-      <w:proofErr w:type="spellEnd"/>
-      <w:r>
-        <w:t xml:space="preserve"> </w:t>
-      </w:r>
-      <w:proofErr w:type="spellStart"/>
-      <w:r>
-        <w:t>amigável</w:t>
-      </w:r>
-      <w:proofErr w:type="spellEnd"/>
-      <w:r>
-        <w:t>.</w:t>
-      </w:r>
-    </w:p>
-    <w:p>
-      <w:proofErr w:type="spellStart"/>
-      <w:r>
-        <w:rPr>
-          <w:b/>
-        </w:rPr>
-        <w:t>Passos</w:t>
-      </w:r>
-      <w:proofErr w:type="spellEnd"/>
-      <w:r>
-        <w:rPr>
-          <w:b/>
-        </w:rPr>
-        <w:t xml:space="preserve"> para </w:t>
-      </w:r>
-      <w:proofErr w:type="spellStart"/>
-      <w:r>
-        <w:rPr>
-          <w:b/>
-        </w:rPr>
-        <w:t>reproduzir</w:t>
-      </w:r>
-      <w:proofErr w:type="spellEnd"/>
-      <w:r>
-        <w:rPr>
-          <w:b/>
-        </w:rPr>
-        <w:t>:</w:t>
-      </w:r>
-    </w:p>
-    <w:p>
-      <w:pPr>
-        <w:pStyle w:val="PargrafodaLista"/>
-        <w:numPr>
-          <w:ilvl w:val="0"/>
-          <w:numId w:val="5"/>
-        </w:numPr>
-      </w:pPr>
-      <w:proofErr w:type="spellStart"/>
-      <w:r>
-        <w:t>Cadastrar</w:t>
-      </w:r>
-      <w:proofErr w:type="spellEnd"/>
-      <w:r>
-        <w:t xml:space="preserve"> um </w:t>
-      </w:r>
-      <w:proofErr w:type="spellStart"/>
-      <w:r>
-        <w:t>usuário</w:t>
-      </w:r>
-      <w:proofErr w:type="spellEnd"/>
-      <w:r>
-        <w:t xml:space="preserve"> com CPF </w:t>
-      </w:r>
-      <w:r>
-        <w:rPr>
-          <w:rStyle w:val="CodeChar"/>
-        </w:rPr>
-        <w:t>12345678901</w:t>
-      </w:r>
-    </w:p>
-    <w:p>
-      <w:pPr>
-        <w:pStyle w:val="PargrafodaLista"/>
-        <w:numPr>
-          <w:ilvl w:val="0"/>
-          <w:numId w:val="5"/>
-        </w:numPr>
-      </w:pPr>
-      <w:proofErr w:type="spellStart"/>
-      <w:r>
-        <w:t>Tentar</w:t>
-      </w:r>
-      <w:proofErr w:type="spellEnd"/>
-      <w:r>
-        <w:t xml:space="preserve"> </w:t>
-      </w:r>
-      <w:proofErr w:type="spellStart"/>
-      <w:r>
-        <w:t>cadastrar</w:t>
-      </w:r>
-      <w:proofErr w:type="spellEnd"/>
-      <w:r>
-        <w:t xml:space="preserve"> outro </w:t>
-      </w:r>
-      <w:proofErr w:type="spellStart"/>
-      <w:r>
-        <w:t>usuário</w:t>
-      </w:r>
-      <w:proofErr w:type="spellEnd"/>
-      <w:r>
-        <w:t xml:space="preserve"> com o </w:t>
-      </w:r>
-      <w:proofErr w:type="spellStart"/>
-      <w:r>
-        <w:t>mesmo</w:t>
-      </w:r>
-      <w:proofErr w:type="spellEnd"/>
-      <w:r>
-        <w:t xml:space="preserve"> CPF</w:t>
-      </w:r>
-    </w:p>
-    <w:p>
-      <w:pPr>
-        <w:pStyle w:val="PargrafodaLista"/>
-        <w:numPr>
-          <w:ilvl w:val="0"/>
-          <w:numId w:val="5"/>
-        </w:numPr>
-      </w:pPr>
-      <w:proofErr w:type="spellStart"/>
-      <w:r>
-        <w:t>Observar</w:t>
-      </w:r>
-      <w:proofErr w:type="spellEnd"/>
-      <w:r>
-        <w:t xml:space="preserve"> a </w:t>
-      </w:r>
-      <w:proofErr w:type="spellStart"/>
-      <w:r>
-        <w:t>mensagem</w:t>
-      </w:r>
-      <w:proofErr w:type="spellEnd"/>
-      <w:r>
-        <w:t xml:space="preserve"> </w:t>
-      </w:r>
-      <w:proofErr w:type="spellStart"/>
-      <w:r>
-        <w:t>exibida</w:t>
-      </w:r>
-      <w:proofErr w:type="spellEnd"/>
-      <w:r>
-        <w:t xml:space="preserve"> </w:t>
-      </w:r>
-      <w:proofErr w:type="spellStart"/>
-      <w:r>
-        <w:t>na</w:t>
-      </w:r>
-      <w:proofErr w:type="spellEnd"/>
-      <w:r>
-        <w:t xml:space="preserve"> </w:t>
-      </w:r>
-      <w:proofErr w:type="spellStart"/>
-      <w:r>
-        <w:t>tela</w:t>
-      </w:r>
-      <w:proofErr w:type="spellEnd"/>
-    </w:p>
-    <w:p>
-      <w:proofErr w:type="spellStart"/>
-      <w:r>
-        <w:rPr>
-          <w:b/>
-        </w:rPr>
-        <w:t>Resultado</w:t>
-      </w:r>
-      <w:proofErr w:type="spellEnd"/>
-      <w:r>
-        <w:rPr>
-          <w:b/>
-        </w:rPr>
-        <w:t xml:space="preserve"> </w:t>
-      </w:r>
-      <w:proofErr w:type="spellStart"/>
-      <w:r>
-        <w:rPr>
-          <w:b/>
-        </w:rPr>
-        <w:t>Obtido</w:t>
-      </w:r>
-      <w:proofErr w:type="spellEnd"/>
-      <w:r>
-        <w:rPr>
-          <w:b/>
-        </w:rPr>
-        <w:t>:</w:t>
-      </w:r>
-      <w:r>
-        <w:t xml:space="preserve"> A string </w:t>
-      </w:r>
-      <w:r>
-        <w:rPr>
-          <w:rStyle w:val="CodeChar"/>
-        </w:rPr>
-        <w:t>DUPLICADO_CPF</w:t>
-      </w:r>
-      <w:r>
-        <w:t xml:space="preserve"> é </w:t>
-      </w:r>
-      <w:proofErr w:type="spellStart"/>
-      <w:r>
-        <w:t>exibida</w:t>
-      </w:r>
-      <w:proofErr w:type="spellEnd"/>
-      <w:r>
-        <w:t xml:space="preserve"> </w:t>
-      </w:r>
-      <w:proofErr w:type="spellStart"/>
-      <w:r>
-        <w:t>diretamente</w:t>
-      </w:r>
-      <w:proofErr w:type="spellEnd"/>
-      <w:r>
-        <w:t xml:space="preserve"> </w:t>
-      </w:r>
-      <w:proofErr w:type="spellStart"/>
-      <w:r>
-        <w:t>na</w:t>
-      </w:r>
-      <w:proofErr w:type="spellEnd"/>
-      <w:r>
-        <w:t xml:space="preserve"> interface.</w:t>
-      </w:r>
-    </w:p>
-    <w:p>
-      <w:proofErr w:type="spellStart"/>
-      <w:r>
-        <w:rPr>
-          <w:b/>
-        </w:rPr>
-        <w:t>Resultado</w:t>
-      </w:r>
-      <w:proofErr w:type="spellEnd"/>
-      <w:r>
-        <w:rPr>
-          <w:b/>
-        </w:rPr>
-        <w:t xml:space="preserve"> </w:t>
-      </w:r>
-      <w:proofErr w:type="spellStart"/>
-      <w:r>
-        <w:rPr>
-          <w:b/>
-        </w:rPr>
-        <w:t>Esperado</w:t>
-      </w:r>
-      <w:proofErr w:type="spellEnd"/>
-      <w:r>
-        <w:rPr>
-          <w:b/>
-        </w:rPr>
-        <w:t>:</w:t>
-      </w:r>
-      <w:r>
-        <w:t xml:space="preserve"> A </w:t>
-      </w:r>
-      <w:proofErr w:type="spellStart"/>
-      <w:r>
-        <w:t>mensagem</w:t>
-      </w:r>
-      <w:proofErr w:type="spellEnd"/>
-      <w:r>
-        <w:t xml:space="preserve"> </w:t>
-      </w:r>
-      <w:proofErr w:type="spellStart"/>
-      <w:r>
-        <w:t>deve</w:t>
-      </w:r>
-      <w:proofErr w:type="spellEnd"/>
-      <w:r>
-        <w:t xml:space="preserve"> ser </w:t>
-      </w:r>
-      <w:r>
-        <w:rPr>
-          <w:rStyle w:val="CodeChar"/>
-        </w:rPr>
-        <w:t xml:space="preserve">"CPF </w:t>
-      </w:r>
-      <w:proofErr w:type="spellStart"/>
-      <w:r>
-        <w:rPr>
-          <w:rStyle w:val="CodeChar"/>
-        </w:rPr>
-        <w:t>ou</w:t>
-      </w:r>
-      <w:proofErr w:type="spellEnd"/>
-      <w:r>
-        <w:rPr>
-          <w:rStyle w:val="CodeChar"/>
-        </w:rPr>
-        <w:t xml:space="preserve"> CNH </w:t>
-      </w:r>
-      <w:proofErr w:type="spellStart"/>
-      <w:r>
-        <w:rPr>
-          <w:rStyle w:val="CodeChar"/>
-        </w:rPr>
-        <w:t>já</w:t>
-      </w:r>
-      <w:proofErr w:type="spellEnd"/>
-      <w:r>
-        <w:rPr>
-          <w:rStyle w:val="CodeChar"/>
-        </w:rPr>
-        <w:t xml:space="preserve"> </w:t>
-      </w:r>
-      <w:proofErr w:type="spellStart"/>
-      <w:r>
-        <w:rPr>
-          <w:rStyle w:val="CodeChar"/>
-        </w:rPr>
-        <w:t>cadastrado</w:t>
-      </w:r>
-      <w:proofErr w:type="spellEnd"/>
-      <w:r>
-        <w:rPr>
-          <w:rStyle w:val="CodeChar"/>
-        </w:rPr>
-        <w:t>"</w:t>
-      </w:r>
-      <w:r>
-        <w:t xml:space="preserve"> </w:t>
-      </w:r>
-      <w:proofErr w:type="spellStart"/>
-      <w:r>
-        <w:t>conforme</w:t>
-      </w:r>
-      <w:proofErr w:type="spellEnd"/>
-      <w:r>
-        <w:t xml:space="preserve"> a </w:t>
-      </w:r>
-      <w:proofErr w:type="spellStart"/>
-      <w:r>
-        <w:t>lógica</w:t>
-      </w:r>
-      <w:proofErr w:type="spellEnd"/>
-      <w:r>
-        <w:t xml:space="preserve"> de </w:t>
-      </w:r>
-      <w:proofErr w:type="spellStart"/>
-      <w:r>
-        <w:t>tratamen</w:t>
-      </w:r>
-      <w:r>
-        <w:t>to</w:t>
-      </w:r>
-      <w:proofErr w:type="spellEnd"/>
-      <w:r>
-        <w:t xml:space="preserve"> no </w:t>
-      </w:r>
-      <w:proofErr w:type="spellStart"/>
-      <w:r>
-        <w:rPr>
-          <w:rStyle w:val="CodeChar"/>
-        </w:rPr>
-        <w:t>AuthService</w:t>
-      </w:r>
-      <w:proofErr w:type="spellEnd"/>
-      <w:r>
-        <w:t>.</w:t>
-      </w:r>
-    </w:p>
-    <w:p>
-      <w:proofErr w:type="spellStart"/>
-      <w:r>
-        <w:rPr>
-          <w:b/>
-        </w:rPr>
-        <w:t>Ambiente</w:t>
-      </w:r>
-      <w:proofErr w:type="spellEnd"/>
-      <w:r>
-        <w:rPr>
-          <w:b/>
-        </w:rPr>
-        <w:t>:</w:t>
-      </w:r>
-      <w:r>
-        <w:t xml:space="preserve"> Angular 18 · </w:t>
-      </w:r>
-      <w:proofErr w:type="spellStart"/>
-      <w:r>
-        <w:rPr>
-          <w:rStyle w:val="CodeChar"/>
-        </w:rPr>
-        <w:t>responseType</w:t>
-      </w:r>
-      <w:proofErr w:type="spellEnd"/>
-      <w:r>
-        <w:rPr>
-          <w:rStyle w:val="CodeChar"/>
-        </w:rPr>
-        <w:t>: 'text'</w:t>
-      </w:r>
-      <w:r>
-        <w:t xml:space="preserve"> no </w:t>
-      </w:r>
-      <w:proofErr w:type="spellStart"/>
-      <w:r>
-        <w:t>AuthService</w:t>
-      </w:r>
-      <w:proofErr w:type="spellEnd"/>
-    </w:p>
-    <w:p>
-      <w:proofErr w:type="spellStart"/>
-      <w:r>
-        <w:rPr>
-          <w:b/>
-        </w:rPr>
-        <w:t>Severidade</w:t>
-      </w:r>
-      <w:proofErr w:type="spellEnd"/>
-      <w:r>
-        <w:rPr>
-          <w:b/>
-        </w:rPr>
-        <w:t>:</w:t>
-      </w:r>
-      <w:r>
-        <w:t xml:space="preserve"> </w:t>
-      </w:r>
-      <w:proofErr w:type="spellStart"/>
-      <w:r>
-        <w:t>Média</w:t>
-      </w:r>
-      <w:proofErr w:type="spellEnd"/>
-      <w:r>
-        <w:t xml:space="preserve"> — </w:t>
-      </w:r>
-      <w:proofErr w:type="spellStart"/>
-      <w:r>
-        <w:t>degradação</w:t>
-      </w:r>
-      <w:proofErr w:type="spellEnd"/>
-      <w:r>
-        <w:t xml:space="preserve"> de UX; dado </w:t>
-      </w:r>
-      <w:proofErr w:type="spellStart"/>
-      <w:r>
-        <w:t>técnico</w:t>
-      </w:r>
-      <w:proofErr w:type="spellEnd"/>
-      <w:r>
-        <w:t xml:space="preserve"> </w:t>
-      </w:r>
-      <w:proofErr w:type="spellStart"/>
-      <w:r>
-        <w:t>exposto</w:t>
-      </w:r>
-      <w:proofErr w:type="spellEnd"/>
-      <w:r>
-        <w:t xml:space="preserve"> </w:t>
-      </w:r>
-      <w:proofErr w:type="spellStart"/>
-      <w:r>
-        <w:t>ao</w:t>
-      </w:r>
-      <w:proofErr w:type="spellEnd"/>
-      <w:r>
-        <w:t xml:space="preserve"> </w:t>
-      </w:r>
-      <w:proofErr w:type="spellStart"/>
-      <w:r>
-        <w:t>usuário</w:t>
-      </w:r>
-      <w:proofErr w:type="spellEnd"/>
-      <w:r>
-        <w:t xml:space="preserve"> final</w:t>
-      </w:r>
-    </w:p>
-    <w:p>
-      <w:pPr>
-        <w:pBdr>
-          <w:bottom w:val="single" w:sz="6" w:space="1" w:color="auto"/>
-        </w:pBdr>
-      </w:pPr>
-    </w:p>
-    <w:p>
-      <w:pPr>
-        <w:pStyle w:val="Ttulo3"/>
-      </w:pPr>
-      <w:r>
-        <w:lastRenderedPageBreak/>
-        <w:t xml:space="preserve">BUG-005 — </w:t>
-      </w:r>
-      <w:proofErr w:type="spellStart"/>
-      <w:r>
-        <w:t>Filtro</w:t>
-      </w:r>
-      <w:proofErr w:type="spellEnd"/>
-      <w:r>
-        <w:t xml:space="preserve"> de </w:t>
-      </w:r>
-      <w:proofErr w:type="spellStart"/>
-      <w:r>
-        <w:t>catálogo</w:t>
-      </w:r>
-      <w:proofErr w:type="spellEnd"/>
-      <w:r>
-        <w:t xml:space="preserve"> </w:t>
-      </w:r>
-      <w:proofErr w:type="spellStart"/>
-      <w:r>
-        <w:t>não</w:t>
-      </w:r>
-      <w:proofErr w:type="spellEnd"/>
-      <w:r>
-        <w:t xml:space="preserve"> é </w:t>
-      </w:r>
-      <w:proofErr w:type="spellStart"/>
-      <w:r>
-        <w:t>limpo</w:t>
-      </w:r>
-      <w:proofErr w:type="spellEnd"/>
-      <w:r>
-        <w:t xml:space="preserve"> </w:t>
-      </w:r>
-      <w:proofErr w:type="spellStart"/>
-      <w:r>
-        <w:t>ao</w:t>
-      </w:r>
-      <w:proofErr w:type="spellEnd"/>
-      <w:r>
-        <w:t xml:space="preserve"> </w:t>
-      </w:r>
-      <w:proofErr w:type="spellStart"/>
-      <w:r>
-        <w:t>navegar</w:t>
-      </w:r>
-      <w:proofErr w:type="spellEnd"/>
-      <w:r>
-        <w:t xml:space="preserve"> de volta do dashboard</w:t>
-      </w:r>
-    </w:p>
-    <w:p>
-      <w:r>
-        <w:rPr>
-          <w:b/>
-        </w:rPr>
-        <w:t>Labels:</w:t>
-      </w:r>
-      <w:r>
-        <w:t xml:space="preserve"> </w:t>
-      </w:r>
-      <w:r>
-        <w:rPr>
-          <w:rStyle w:val="CodeChar"/>
-        </w:rPr>
-        <w:t>bug</w:t>
-      </w:r>
-      <w:r>
-        <w:t xml:space="preserve"> </w:t>
-      </w:r>
-      <w:proofErr w:type="spellStart"/>
-      <w:proofErr w:type="gramStart"/>
-      <w:r>
-        <w:rPr>
-          <w:rStyle w:val="CodeChar"/>
-        </w:rPr>
-        <w:t>severity:low</w:t>
-      </w:r>
-      <w:proofErr w:type="spellEnd"/>
-      <w:proofErr w:type="gramEnd"/>
-      <w:r>
-        <w:t xml:space="preserve"> </w:t>
-      </w:r>
-      <w:proofErr w:type="spellStart"/>
-      <w:r>
-        <w:rPr>
-          <w:rStyle w:val="CodeChar"/>
-        </w:rPr>
-        <w:t>mo</w:t>
-      </w:r>
-      <w:r>
-        <w:rPr>
-          <w:rStyle w:val="CodeChar"/>
-        </w:rPr>
-        <w:t>dule:catalogo</w:t>
-      </w:r>
-      <w:proofErr w:type="spellEnd"/>
-      <w:r>
-        <w:t xml:space="preserve"> </w:t>
-      </w:r>
-      <w:proofErr w:type="spellStart"/>
-      <w:r>
-        <w:rPr>
-          <w:rStyle w:val="CodeChar"/>
-        </w:rPr>
-        <w:t>ux</w:t>
-      </w:r>
-      <w:proofErr w:type="spellEnd"/>
-    </w:p>
-    <w:p>
-      <w:proofErr w:type="spellStart"/>
-      <w:r>
-        <w:rPr>
-          <w:b/>
-        </w:rPr>
-        <w:t>Descrição</w:t>
-      </w:r>
-      <w:proofErr w:type="spellEnd"/>
-      <w:r>
-        <w:rPr>
-          <w:b/>
-        </w:rPr>
-        <w:t>:</w:t>
-      </w:r>
-      <w:r>
-        <w:t xml:space="preserve"> </w:t>
-      </w:r>
-      <w:proofErr w:type="spellStart"/>
-      <w:r>
-        <w:t>Após</w:t>
-      </w:r>
-      <w:proofErr w:type="spellEnd"/>
-      <w:r>
-        <w:t xml:space="preserve"> </w:t>
-      </w:r>
-      <w:proofErr w:type="spellStart"/>
-      <w:r>
-        <w:t>aplicar</w:t>
-      </w:r>
-      <w:proofErr w:type="spellEnd"/>
-      <w:r>
-        <w:t xml:space="preserve"> </w:t>
-      </w:r>
-      <w:proofErr w:type="spellStart"/>
-      <w:r>
-        <w:t>filtros</w:t>
-      </w:r>
-      <w:proofErr w:type="spellEnd"/>
-      <w:r>
-        <w:t xml:space="preserve"> no </w:t>
-      </w:r>
-      <w:proofErr w:type="spellStart"/>
-      <w:r>
-        <w:t>catálogo</w:t>
-      </w:r>
-      <w:proofErr w:type="spellEnd"/>
-      <w:r>
-        <w:t xml:space="preserve"> (ex: </w:t>
-      </w:r>
-      <w:proofErr w:type="spellStart"/>
-      <w:r>
-        <w:t>categoria</w:t>
-      </w:r>
-      <w:proofErr w:type="spellEnd"/>
-      <w:r>
-        <w:t xml:space="preserve"> SUV + </w:t>
-      </w:r>
-      <w:proofErr w:type="spellStart"/>
-      <w:r>
-        <w:t>ordenação</w:t>
-      </w:r>
-      <w:proofErr w:type="spellEnd"/>
-      <w:r>
-        <w:t xml:space="preserve"> por </w:t>
-      </w:r>
-      <w:proofErr w:type="spellStart"/>
-      <w:r>
-        <w:t>preço</w:t>
-      </w:r>
-      <w:proofErr w:type="spellEnd"/>
-      <w:r>
-        <w:t xml:space="preserve">), </w:t>
-      </w:r>
-      <w:proofErr w:type="spellStart"/>
-      <w:r>
-        <w:t>navegar</w:t>
-      </w:r>
-      <w:proofErr w:type="spellEnd"/>
-      <w:r>
-        <w:t xml:space="preserve"> para o dashboard e </w:t>
-      </w:r>
-      <w:proofErr w:type="spellStart"/>
-      <w:r>
-        <w:t>voltar</w:t>
-      </w:r>
-      <w:proofErr w:type="spellEnd"/>
-      <w:r>
-        <w:t xml:space="preserve"> </w:t>
-      </w:r>
-      <w:proofErr w:type="spellStart"/>
-      <w:r>
-        <w:t>ao</w:t>
-      </w:r>
-      <w:proofErr w:type="spellEnd"/>
-      <w:r>
-        <w:t xml:space="preserve"> </w:t>
-      </w:r>
-      <w:proofErr w:type="spellStart"/>
-      <w:r>
-        <w:t>catálogo</w:t>
-      </w:r>
-      <w:proofErr w:type="spellEnd"/>
-      <w:r>
-        <w:t xml:space="preserve">, </w:t>
-      </w:r>
-      <w:proofErr w:type="spellStart"/>
-      <w:r>
-        <w:t>os</w:t>
-      </w:r>
-      <w:proofErr w:type="spellEnd"/>
-      <w:r>
-        <w:t xml:space="preserve"> </w:t>
-      </w:r>
-      <w:proofErr w:type="spellStart"/>
-      <w:r>
-        <w:t>filtros</w:t>
-      </w:r>
-      <w:proofErr w:type="spellEnd"/>
-      <w:r>
-        <w:t xml:space="preserve"> </w:t>
-      </w:r>
-      <w:proofErr w:type="spellStart"/>
-      <w:r>
-        <w:t>anteriores</w:t>
-      </w:r>
-      <w:proofErr w:type="spellEnd"/>
-      <w:r>
-        <w:t xml:space="preserve"> </w:t>
-      </w:r>
-      <w:proofErr w:type="spellStart"/>
-      <w:r>
-        <w:t>permanecem</w:t>
-      </w:r>
-      <w:proofErr w:type="spellEnd"/>
-      <w:r>
-        <w:t xml:space="preserve"> </w:t>
-      </w:r>
-      <w:proofErr w:type="spellStart"/>
-      <w:r>
-        <w:t>ativos</w:t>
-      </w:r>
-      <w:proofErr w:type="spellEnd"/>
-      <w:r>
-        <w:t xml:space="preserve"> </w:t>
-      </w:r>
-      <w:proofErr w:type="spellStart"/>
-      <w:r>
-        <w:t>sem</w:t>
-      </w:r>
-      <w:proofErr w:type="spellEnd"/>
-      <w:r>
-        <w:t xml:space="preserve"> </w:t>
-      </w:r>
-      <w:proofErr w:type="spellStart"/>
-      <w:r>
-        <w:t>indicação</w:t>
-      </w:r>
-      <w:proofErr w:type="spellEnd"/>
-      <w:r>
-        <w:t xml:space="preserve"> visual de que </w:t>
-      </w:r>
-      <w:proofErr w:type="spellStart"/>
-      <w:r>
-        <w:t>estão</w:t>
-      </w:r>
-      <w:proofErr w:type="spellEnd"/>
-      <w:r>
-        <w:t xml:space="preserve"> </w:t>
-      </w:r>
-      <w:proofErr w:type="spellStart"/>
-      <w:r>
-        <w:t>aplicados</w:t>
-      </w:r>
-      <w:proofErr w:type="spellEnd"/>
-      <w:r>
-        <w:t>.</w:t>
-      </w:r>
-    </w:p>
-    <w:p>
-      <w:proofErr w:type="spellStart"/>
-      <w:r>
-        <w:rPr>
-          <w:b/>
-        </w:rPr>
-        <w:t>Passos</w:t>
-      </w:r>
-      <w:proofErr w:type="spellEnd"/>
-      <w:r>
-        <w:rPr>
-          <w:b/>
-        </w:rPr>
-        <w:t xml:space="preserve"> para </w:t>
-      </w:r>
-      <w:proofErr w:type="spellStart"/>
-      <w:r>
-        <w:rPr>
-          <w:b/>
-        </w:rPr>
-        <w:t>reproduz</w:t>
-      </w:r>
-      <w:r>
-        <w:rPr>
-          <w:b/>
-        </w:rPr>
-        <w:t>ir</w:t>
-      </w:r>
-      <w:proofErr w:type="spellEnd"/>
-      <w:r>
-        <w:rPr>
-          <w:b/>
-        </w:rPr>
-        <w:t>:</w:t>
-      </w:r>
-    </w:p>
-    <w:p>
-      <w:pPr>
-        <w:pStyle w:val="PargrafodaLista"/>
-        <w:numPr>
-          <w:ilvl w:val="0"/>
-          <w:numId w:val="6"/>
-        </w:numPr>
-      </w:pPr>
-      <w:proofErr w:type="spellStart"/>
-      <w:r>
-        <w:t>Acessar</w:t>
-      </w:r>
-      <w:proofErr w:type="spellEnd"/>
-      <w:r>
-        <w:t xml:space="preserve"> /</w:t>
-      </w:r>
-      <w:proofErr w:type="spellStart"/>
-      <w:r>
-        <w:t>catalogo</w:t>
-      </w:r>
-      <w:proofErr w:type="spellEnd"/>
-    </w:p>
-    <w:p>
-      <w:pPr>
-        <w:pStyle w:val="PargrafodaLista"/>
-        <w:numPr>
-          <w:ilvl w:val="0"/>
-          <w:numId w:val="6"/>
-        </w:numPr>
-      </w:pPr>
-      <w:proofErr w:type="spellStart"/>
-      <w:r>
-        <w:t>Selecionar</w:t>
-      </w:r>
-      <w:proofErr w:type="spellEnd"/>
-      <w:r>
-        <w:t xml:space="preserve"> </w:t>
-      </w:r>
-      <w:proofErr w:type="spellStart"/>
-      <w:r>
-        <w:t>categoria</w:t>
-      </w:r>
-      <w:proofErr w:type="spellEnd"/>
-      <w:r>
-        <w:t xml:space="preserve"> "SUV" e </w:t>
-      </w:r>
-      <w:proofErr w:type="spellStart"/>
-      <w:r>
-        <w:t>ativar</w:t>
-      </w:r>
-      <w:proofErr w:type="spellEnd"/>
-      <w:r>
-        <w:t xml:space="preserve"> "</w:t>
-      </w:r>
-      <w:proofErr w:type="spellStart"/>
-      <w:r>
-        <w:t>apenas</w:t>
-      </w:r>
-      <w:proofErr w:type="spellEnd"/>
-      <w:r>
-        <w:t xml:space="preserve"> </w:t>
-      </w:r>
-      <w:proofErr w:type="spellStart"/>
-      <w:r>
-        <w:t>disponíveis</w:t>
-      </w:r>
-      <w:proofErr w:type="spellEnd"/>
-      <w:r>
-        <w:t>"</w:t>
-      </w:r>
-    </w:p>
-    <w:p>
-      <w:pPr>
-        <w:pStyle w:val="PargrafodaLista"/>
-        <w:numPr>
-          <w:ilvl w:val="0"/>
-          <w:numId w:val="6"/>
-        </w:numPr>
-      </w:pPr>
-      <w:proofErr w:type="spellStart"/>
-      <w:r>
-        <w:t>Clicar</w:t>
-      </w:r>
-      <w:proofErr w:type="spellEnd"/>
-      <w:r>
-        <w:t xml:space="preserve"> </w:t>
-      </w:r>
-      <w:proofErr w:type="spellStart"/>
-      <w:r>
-        <w:t>em</w:t>
-      </w:r>
-      <w:proofErr w:type="spellEnd"/>
-      <w:r>
-        <w:t xml:space="preserve"> "</w:t>
-      </w:r>
-      <w:proofErr w:type="spellStart"/>
-      <w:r>
-        <w:t>Alugar</w:t>
-      </w:r>
-      <w:proofErr w:type="spellEnd"/>
-      <w:r>
-        <w:t xml:space="preserve"> Agora" </w:t>
-      </w:r>
-      <w:proofErr w:type="spellStart"/>
-      <w:r>
-        <w:t>em</w:t>
-      </w:r>
-      <w:proofErr w:type="spellEnd"/>
-      <w:r>
-        <w:t xml:space="preserve"> um </w:t>
-      </w:r>
-      <w:proofErr w:type="spellStart"/>
-      <w:r>
-        <w:t>veículo</w:t>
-      </w:r>
-      <w:proofErr w:type="spellEnd"/>
-      <w:r>
-        <w:t xml:space="preserve"> → </w:t>
-      </w:r>
-      <w:proofErr w:type="spellStart"/>
-      <w:r>
-        <w:t>vai</w:t>
-      </w:r>
-      <w:proofErr w:type="spellEnd"/>
-      <w:r>
-        <w:t xml:space="preserve"> para /dashboard</w:t>
-      </w:r>
-    </w:p>
-    <w:p>
-      <w:pPr>
-        <w:pStyle w:val="PargrafodaLista"/>
-        <w:numPr>
-          <w:ilvl w:val="0"/>
-          <w:numId w:val="6"/>
-        </w:numPr>
-      </w:pPr>
-      <w:proofErr w:type="spellStart"/>
-      <w:r>
-        <w:t>Voltar</w:t>
-      </w:r>
-      <w:proofErr w:type="spellEnd"/>
-      <w:r>
-        <w:t xml:space="preserve"> para /</w:t>
-      </w:r>
-      <w:proofErr w:type="spellStart"/>
-      <w:r>
-        <w:t>catalogo</w:t>
-      </w:r>
-      <w:proofErr w:type="spellEnd"/>
-      <w:r>
-        <w:t xml:space="preserve"> </w:t>
-      </w:r>
-      <w:proofErr w:type="spellStart"/>
-      <w:r>
-        <w:t>pelo</w:t>
-      </w:r>
-      <w:proofErr w:type="spellEnd"/>
-      <w:r>
-        <w:t xml:space="preserve"> menu</w:t>
-      </w:r>
-    </w:p>
-    <w:p>
-      <w:pPr>
-        <w:pStyle w:val="PargrafodaLista"/>
-        <w:numPr>
-          <w:ilvl w:val="0"/>
-          <w:numId w:val="6"/>
-        </w:numPr>
-      </w:pPr>
-      <w:proofErr w:type="spellStart"/>
-      <w:r>
-        <w:t>Observar</w:t>
-      </w:r>
-      <w:proofErr w:type="spellEnd"/>
-      <w:r>
-        <w:t xml:space="preserve"> o </w:t>
-      </w:r>
-      <w:proofErr w:type="spellStart"/>
-      <w:r>
-        <w:t>estado</w:t>
-      </w:r>
-      <w:proofErr w:type="spellEnd"/>
-      <w:r>
-        <w:t xml:space="preserve"> dos </w:t>
-      </w:r>
-      <w:proofErr w:type="spellStart"/>
-      <w:r>
-        <w:t>filtros</w:t>
-      </w:r>
-      <w:proofErr w:type="spellEnd"/>
-    </w:p>
-    <w:p>
-      <w:proofErr w:type="spellStart"/>
-      <w:r>
-        <w:rPr>
-          <w:b/>
-        </w:rPr>
-        <w:t>Resultado</w:t>
-      </w:r>
-      <w:proofErr w:type="spellEnd"/>
-      <w:r>
-        <w:rPr>
-          <w:b/>
-        </w:rPr>
-        <w:t xml:space="preserve"> </w:t>
-      </w:r>
-      <w:proofErr w:type="spellStart"/>
-      <w:r>
-        <w:rPr>
-          <w:b/>
-        </w:rPr>
-        <w:t>Obtido</w:t>
-      </w:r>
-      <w:proofErr w:type="spellEnd"/>
-      <w:r>
-        <w:rPr>
-          <w:b/>
-        </w:rPr>
-        <w:t>:</w:t>
-      </w:r>
-      <w:r>
-        <w:t xml:space="preserve"> </w:t>
-      </w:r>
-      <w:proofErr w:type="spellStart"/>
-      <w:r>
-        <w:t>Os</w:t>
-      </w:r>
-      <w:proofErr w:type="spellEnd"/>
-      <w:r>
-        <w:t xml:space="preserve"> selects </w:t>
-      </w:r>
-      <w:proofErr w:type="spellStart"/>
-      <w:r>
-        <w:t>voltam</w:t>
-      </w:r>
-      <w:proofErr w:type="spellEnd"/>
-      <w:r>
-        <w:t xml:space="preserve"> </w:t>
-      </w:r>
-      <w:proofErr w:type="spellStart"/>
-      <w:r>
-        <w:t>ao</w:t>
-      </w:r>
-      <w:proofErr w:type="spellEnd"/>
-      <w:r>
-        <w:t xml:space="preserve"> </w:t>
-      </w:r>
-      <w:proofErr w:type="spellStart"/>
-      <w:r>
-        <w:t>estado</w:t>
-      </w:r>
-      <w:proofErr w:type="spellEnd"/>
-      <w:r>
-        <w:t xml:space="preserve"> </w:t>
-      </w:r>
-      <w:proofErr w:type="spellStart"/>
-      <w:r>
-        <w:t>padrão</w:t>
-      </w:r>
-      <w:proofErr w:type="spellEnd"/>
-      <w:r>
-        <w:t xml:space="preserve"> </w:t>
-      </w:r>
-      <w:proofErr w:type="spellStart"/>
-      <w:r>
-        <w:t>v</w:t>
-      </w:r>
-      <w:r>
-        <w:t>isualmente</w:t>
-      </w:r>
-      <w:proofErr w:type="spellEnd"/>
-      <w:r>
-        <w:t xml:space="preserve">, mas a </w:t>
-      </w:r>
-      <w:proofErr w:type="spellStart"/>
-      <w:r>
-        <w:t>lista</w:t>
-      </w:r>
-      <w:proofErr w:type="spellEnd"/>
-      <w:r>
-        <w:t xml:space="preserve"> </w:t>
-      </w:r>
-      <w:proofErr w:type="spellStart"/>
-      <w:r>
-        <w:t>ainda</w:t>
-      </w:r>
-      <w:proofErr w:type="spellEnd"/>
-      <w:r>
-        <w:t xml:space="preserve"> </w:t>
-      </w:r>
-      <w:proofErr w:type="spellStart"/>
-      <w:r>
-        <w:t>mostra</w:t>
-      </w:r>
-      <w:proofErr w:type="spellEnd"/>
-      <w:r>
-        <w:t xml:space="preserve"> </w:t>
-      </w:r>
-      <w:proofErr w:type="spellStart"/>
-      <w:r>
-        <w:t>os</w:t>
-      </w:r>
-      <w:proofErr w:type="spellEnd"/>
-      <w:r>
-        <w:t xml:space="preserve"> </w:t>
-      </w:r>
-      <w:proofErr w:type="spellStart"/>
-      <w:r>
-        <w:t>resultados</w:t>
-      </w:r>
-      <w:proofErr w:type="spellEnd"/>
-      <w:r>
-        <w:t xml:space="preserve"> </w:t>
-      </w:r>
-      <w:proofErr w:type="spellStart"/>
-      <w:r>
-        <w:t>filtrados</w:t>
-      </w:r>
-      <w:proofErr w:type="spellEnd"/>
-      <w:r>
-        <w:t>.</w:t>
-      </w:r>
-    </w:p>
-    <w:p>
-      <w:proofErr w:type="spellStart"/>
-      <w:r>
-        <w:rPr>
-          <w:b/>
-        </w:rPr>
-        <w:t>Resultado</w:t>
-      </w:r>
-      <w:proofErr w:type="spellEnd"/>
-      <w:r>
-        <w:rPr>
-          <w:b/>
-        </w:rPr>
-        <w:t xml:space="preserve"> </w:t>
-      </w:r>
-      <w:proofErr w:type="spellStart"/>
-      <w:r>
-        <w:rPr>
-          <w:b/>
-        </w:rPr>
-        <w:t>Esperado</w:t>
-      </w:r>
-      <w:proofErr w:type="spellEnd"/>
-      <w:r>
-        <w:rPr>
-          <w:b/>
-        </w:rPr>
-        <w:t>:</w:t>
-      </w:r>
-      <w:r>
-        <w:t xml:space="preserve"> </w:t>
-      </w:r>
-      <w:proofErr w:type="spellStart"/>
-      <w:r>
-        <w:t>Ao</w:t>
-      </w:r>
-      <w:proofErr w:type="spellEnd"/>
-      <w:r>
-        <w:t xml:space="preserve"> </w:t>
-      </w:r>
-      <w:proofErr w:type="spellStart"/>
-      <w:r>
-        <w:t>entrar</w:t>
-      </w:r>
-      <w:proofErr w:type="spellEnd"/>
-      <w:r>
-        <w:t xml:space="preserve"> no </w:t>
-      </w:r>
-      <w:proofErr w:type="spellStart"/>
-      <w:r>
-        <w:t>catálogo</w:t>
-      </w:r>
-      <w:proofErr w:type="spellEnd"/>
-      <w:r>
-        <w:t xml:space="preserve">, </w:t>
-      </w:r>
-      <w:proofErr w:type="spellStart"/>
-      <w:r>
-        <w:t>os</w:t>
-      </w:r>
-      <w:proofErr w:type="spellEnd"/>
-      <w:r>
-        <w:t xml:space="preserve"> </w:t>
-      </w:r>
-      <w:proofErr w:type="spellStart"/>
-      <w:r>
-        <w:t>filtros</w:t>
-      </w:r>
-      <w:proofErr w:type="spellEnd"/>
-      <w:r>
-        <w:t xml:space="preserve"> </w:t>
-      </w:r>
-      <w:proofErr w:type="spellStart"/>
-      <w:r>
-        <w:t>devem</w:t>
-      </w:r>
-      <w:proofErr w:type="spellEnd"/>
-      <w:r>
-        <w:t xml:space="preserve"> ser </w:t>
-      </w:r>
-      <w:proofErr w:type="spellStart"/>
-      <w:r>
-        <w:t>reiniciados</w:t>
-      </w:r>
-      <w:proofErr w:type="spellEnd"/>
-      <w:r>
-        <w:t xml:space="preserve"> para o </w:t>
-      </w:r>
-      <w:proofErr w:type="spellStart"/>
-      <w:r>
-        <w:t>estado</w:t>
-      </w:r>
-      <w:proofErr w:type="spellEnd"/>
-      <w:r>
-        <w:t xml:space="preserve"> </w:t>
-      </w:r>
-      <w:proofErr w:type="spellStart"/>
-      <w:r>
-        <w:t>padrão</w:t>
-      </w:r>
-      <w:proofErr w:type="spellEnd"/>
-      <w:r>
-        <w:t xml:space="preserve"> (</w:t>
-      </w:r>
-      <w:proofErr w:type="spellStart"/>
-      <w:r>
-        <w:t>todos</w:t>
-      </w:r>
-      <w:proofErr w:type="spellEnd"/>
-      <w:r>
-        <w:t xml:space="preserve">, </w:t>
-      </w:r>
-      <w:proofErr w:type="spellStart"/>
-      <w:r>
-        <w:t>sem</w:t>
-      </w:r>
-      <w:proofErr w:type="spellEnd"/>
-      <w:r>
-        <w:t xml:space="preserve"> </w:t>
-      </w:r>
-      <w:proofErr w:type="spellStart"/>
-      <w:r>
-        <w:t>ordenação</w:t>
-      </w:r>
-      <w:proofErr w:type="spellEnd"/>
-      <w:r>
-        <w:t>).</w:t>
-      </w:r>
-    </w:p>
-    <w:p>
-      <w:proofErr w:type="spellStart"/>
-      <w:r>
-        <w:rPr>
-          <w:b/>
-        </w:rPr>
-        <w:t>Ambiente</w:t>
-      </w:r>
-      <w:proofErr w:type="spellEnd"/>
-      <w:r>
-        <w:rPr>
-          <w:b/>
-        </w:rPr>
-        <w:t>:</w:t>
-      </w:r>
-      <w:r>
-        <w:t xml:space="preserve"> Angular 18 · Router com </w:t>
-      </w:r>
-      <w:proofErr w:type="spellStart"/>
-      <w:r>
-        <w:t>NavigationEnd</w:t>
-      </w:r>
-      <w:proofErr w:type="spellEnd"/>
-    </w:p>
-    <w:p>
-      <w:proofErr w:type="spellStart"/>
-      <w:r>
-        <w:rPr>
-          <w:b/>
-        </w:rPr>
-        <w:t>Severidade</w:t>
-      </w:r>
-      <w:proofErr w:type="spellEnd"/>
-      <w:r>
-        <w:rPr>
-          <w:b/>
-        </w:rPr>
-        <w:t>:</w:t>
-      </w:r>
-      <w:r>
-        <w:t xml:space="preserve"> </w:t>
-      </w:r>
-      <w:proofErr w:type="spellStart"/>
-      <w:r>
-        <w:t>Baixa</w:t>
-      </w:r>
-      <w:proofErr w:type="spellEnd"/>
-      <w:r>
-        <w:t xml:space="preserve"> — </w:t>
-      </w:r>
-      <w:proofErr w:type="spellStart"/>
-      <w:r>
-        <w:t>impac</w:t>
-      </w:r>
-      <w:r>
-        <w:t>to</w:t>
-      </w:r>
-      <w:proofErr w:type="spellEnd"/>
-      <w:r>
-        <w:t xml:space="preserve"> visual; </w:t>
-      </w:r>
-      <w:proofErr w:type="spellStart"/>
-      <w:r>
-        <w:t>não</w:t>
-      </w:r>
-      <w:proofErr w:type="spellEnd"/>
-      <w:r>
-        <w:t xml:space="preserve"> </w:t>
-      </w:r>
-      <w:proofErr w:type="spellStart"/>
-      <w:r>
-        <w:t>bloqueia</w:t>
-      </w:r>
-      <w:proofErr w:type="spellEnd"/>
-      <w:r>
-        <w:t xml:space="preserve"> </w:t>
-      </w:r>
-      <w:proofErr w:type="spellStart"/>
-      <w:r>
-        <w:t>funcionalidade</w:t>
-      </w:r>
-      <w:proofErr w:type="spellEnd"/>
-    </w:p>
-    <w:p>
-      <w:pPr>
-        <w:pStyle w:val="Ttulo2"/>
-      </w:pPr>
-      <w:r>
-        <w:t xml:space="preserve">4. </w:t>
-      </w:r>
-      <w:proofErr w:type="spellStart"/>
-      <w:r>
-        <w:t>Colecao</w:t>
-      </w:r>
-      <w:proofErr w:type="spellEnd"/>
-      <w:r>
-        <w:t xml:space="preserve"> Postman</w:t>
-      </w:r>
-    </w:p>
-    <w:p>
-      <w:pPr>
-        <w:pStyle w:val="Citao"/>
-      </w:pPr>
-      <w:proofErr w:type="spellStart"/>
-      <w:r>
-        <w:t>Importe</w:t>
-      </w:r>
-      <w:proofErr w:type="spellEnd"/>
-      <w:r>
-        <w:t xml:space="preserve"> o JSON </w:t>
-      </w:r>
-      <w:proofErr w:type="spellStart"/>
-      <w:r>
-        <w:t>abaixo</w:t>
-      </w:r>
-      <w:proofErr w:type="spellEnd"/>
-      <w:r>
-        <w:t xml:space="preserve"> </w:t>
-      </w:r>
-      <w:proofErr w:type="spellStart"/>
-      <w:r>
-        <w:t>diretamente</w:t>
-      </w:r>
-      <w:proofErr w:type="spellEnd"/>
-      <w:r>
-        <w:t xml:space="preserve"> no Postman via </w:t>
-      </w:r>
-      <w:r>
-        <w:rPr>
-          <w:b/>
-        </w:rPr>
-        <w:t>Import → Raw text</w:t>
-      </w:r>
-      <w:r>
-        <w:t xml:space="preserve">. Configure a </w:t>
-      </w:r>
-      <w:proofErr w:type="spellStart"/>
-      <w:r>
-        <w:t>variável</w:t>
-      </w:r>
-      <w:proofErr w:type="spellEnd"/>
-      <w:r>
-        <w:t xml:space="preserve"> de </w:t>
-      </w:r>
-      <w:proofErr w:type="spellStart"/>
-      <w:r>
-        <w:t>ambiente</w:t>
-      </w:r>
-      <w:proofErr w:type="spellEnd"/>
-      <w:r>
-        <w:t xml:space="preserve"> </w:t>
-      </w:r>
-      <w:proofErr w:type="spellStart"/>
-      <w:r>
-        <w:rPr>
-          <w:rStyle w:val="CodeChar"/>
-        </w:rPr>
-        <w:t>base_url</w:t>
-      </w:r>
-      <w:proofErr w:type="spellEnd"/>
-      <w:r>
-        <w:rPr>
-          <w:rStyle w:val="CodeChar"/>
-        </w:rPr>
-        <w:t xml:space="preserve"> = http://localhost:8081</w:t>
-      </w:r>
-      <w:r>
-        <w:t xml:space="preserve"> e </w:t>
-      </w:r>
-      <w:r>
-        <w:rPr>
-          <w:rStyle w:val="CodeChar"/>
-        </w:rPr>
-        <w:t>token</w:t>
-      </w:r>
-      <w:r>
-        <w:t xml:space="preserve"> (</w:t>
-      </w:r>
-      <w:proofErr w:type="spellStart"/>
-      <w:r>
-        <w:t>preenchida</w:t>
-      </w:r>
-      <w:proofErr w:type="spellEnd"/>
-      <w:r>
-        <w:t xml:space="preserve"> </w:t>
-      </w:r>
-      <w:proofErr w:type="spellStart"/>
-      <w:r>
-        <w:t>automaticamente</w:t>
-      </w:r>
-      <w:proofErr w:type="spellEnd"/>
-      <w:r>
-        <w:t xml:space="preserve"> </w:t>
-      </w:r>
-      <w:proofErr w:type="spellStart"/>
-      <w:r>
-        <w:t>pelo</w:t>
-      </w:r>
-      <w:proofErr w:type="spellEnd"/>
-      <w:r>
-        <w:t xml:space="preserve"> script de login).</w:t>
-      </w:r>
-    </w:p>
-    <w:p>
-      <w:pPr>
-        <w:pStyle w:val="Code"/>
-      </w:pPr>
-      <w:bookmarkStart w:id="5" w:name="bongo_lang_json_6"/>
-      <w:bookmarkEnd w:id="5"/>
-      <w:r>
-        <w:t>{</w:t>
-      </w:r>
-      <w:r>
-        <w:br/>
-        <w:t xml:space="preserve">  "</w:t>
-      </w:r>
-      <w:r>
-        <w:t>info": {</w:t>
-      </w:r>
-      <w:r>
-        <w:br/>
-        <w:t xml:space="preserve">    "name": "</w:t>
-      </w:r>
-      <w:proofErr w:type="spellStart"/>
-      <w:r>
-        <w:t>LocaDrive</w:t>
-      </w:r>
-      <w:proofErr w:type="spellEnd"/>
-      <w:r>
-        <w:t xml:space="preserve"> API",</w:t>
-      </w:r>
-      <w:r>
-        <w:br/>
-        <w:t xml:space="preserve">    "schema": "https://schema.getpostman.com/json/collection/v2.1.0/collection.json"</w:t>
-      </w:r>
-      <w:r>
-        <w:br/>
-        <w:t xml:space="preserve">  },</w:t>
-      </w:r>
-      <w:r>
-        <w:br/>
-        <w:t xml:space="preserve">  "variable": [</w:t>
-      </w:r>
-      <w:r>
-        <w:br/>
-        <w:t xml:space="preserve">    { "key": "</w:t>
-      </w:r>
-      <w:proofErr w:type="spellStart"/>
-      <w:r>
-        <w:t>base_url</w:t>
-      </w:r>
-      <w:proofErr w:type="spellEnd"/>
-      <w:r>
-        <w:t>", "value": "http://localhost:8081" },</w:t>
-      </w:r>
-      <w:r>
-        <w:br/>
-        <w:t xml:space="preserve">    { "key": "</w:t>
-      </w:r>
-      <w:proofErr w:type="spellStart"/>
-      <w:r>
-        <w:t>usuario_id</w:t>
-      </w:r>
-      <w:proofErr w:type="spellEnd"/>
-      <w:r>
-        <w:t>", "value": "1" },</w:t>
-      </w:r>
-      <w:r>
-        <w:br/>
-        <w:t xml:space="preserve">    { "k</w:t>
-      </w:r>
-      <w:r>
-        <w:t>ey": "</w:t>
-      </w:r>
-      <w:proofErr w:type="spellStart"/>
-      <w:r>
-        <w:t>locacao_id</w:t>
-      </w:r>
-      <w:proofErr w:type="spellEnd"/>
-      <w:r>
-        <w:t>", "value": "1" },</w:t>
-      </w:r>
-      <w:r>
-        <w:br/>
-        <w:t xml:space="preserve">    { "key": "</w:t>
-      </w:r>
-      <w:proofErr w:type="spellStart"/>
-      <w:r>
-        <w:t>veiculo_id</w:t>
-      </w:r>
-      <w:proofErr w:type="spellEnd"/>
-      <w:r>
-        <w:t>", "value": "1" }</w:t>
-      </w:r>
-      <w:r>
-        <w:br/>
-        <w:t xml:space="preserve">  ],</w:t>
-      </w:r>
-      <w:r>
-        <w:br/>
-        <w:t xml:space="preserve">  "item": [</w:t>
-      </w:r>
-      <w:r>
-        <w:br/>
-        <w:t xml:space="preserve">    {</w:t>
-      </w:r>
-      <w:r>
-        <w:br/>
-        <w:t xml:space="preserve">      "name": "Auth",</w:t>
-      </w:r>
-      <w:r>
-        <w:br/>
-        <w:t xml:space="preserve">      "item": [</w:t>
-      </w:r>
-      <w:r>
-        <w:br/>
-        <w:t xml:space="preserve">        {</w:t>
-      </w:r>
-      <w:r>
-        <w:br/>
-        <w:t xml:space="preserve">          "name": "Login",</w:t>
-      </w:r>
-      <w:r>
-        <w:br/>
-        <w:t xml:space="preserve">          "request": {</w:t>
-      </w:r>
-      <w:r>
-        <w:br/>
-        <w:t xml:space="preserve">            "method": "POST",</w:t>
-      </w:r>
-      <w:r>
-        <w:br/>
-        <w:t xml:space="preserve">            "</w:t>
-      </w:r>
-      <w:proofErr w:type="spellStart"/>
-      <w:r>
-        <w:t>url</w:t>
-      </w:r>
-      <w:proofErr w:type="spellEnd"/>
-      <w:r>
-        <w:t>": "{{</w:t>
-      </w:r>
-      <w:proofErr w:type="spellStart"/>
-      <w:r>
-        <w:t>base_u</w:t>
-      </w:r>
-      <w:r>
-        <w:t>rl</w:t>
-      </w:r>
-      <w:proofErr w:type="spellEnd"/>
-      <w:r>
-        <w:t>}}/auth/login",</w:t>
-      </w:r>
-      <w:r>
-        <w:br/>
-        <w:t xml:space="preserve">            "header": [{ "key": "Content-Type", "value": "application/json" }],</w:t>
-      </w:r>
-      <w:r>
-        <w:br/>
-      </w:r>
-      <w:r>
-        <w:lastRenderedPageBreak/>
-        <w:t xml:space="preserve">            "body": {</w:t>
-      </w:r>
-      <w:r>
-        <w:br/>
-        <w:t xml:space="preserve">              "mode": "raw",</w:t>
-      </w:r>
-      <w:r>
-        <w:br/>
-        <w:t xml:space="preserve">              "raw": "{\"email\": \"admin@locadrive.com\", \"</w:t>
-      </w:r>
-      <w:proofErr w:type="spellStart"/>
-      <w:r>
-        <w:t>senha</w:t>
-      </w:r>
-      <w:proofErr w:type="spellEnd"/>
-      <w:r>
-        <w:t>\": \"admin123\"}"</w:t>
-      </w:r>
-      <w:r>
-        <w:br/>
-        <w:t xml:space="preserve">            }</w:t>
-      </w:r>
-      <w:r>
-        <w:br/>
-        <w:t xml:space="preserve">        </w:t>
-      </w:r>
-      <w:r>
-        <w:t xml:space="preserve">  },</w:t>
-      </w:r>
-      <w:r>
-        <w:br/>
-        <w:t xml:space="preserve">          "event": [{</w:t>
-      </w:r>
-      <w:r>
-        <w:br/>
-        <w:t xml:space="preserve">            "listen": "test",</w:t>
-      </w:r>
-      <w:r>
-        <w:br/>
-        <w:t xml:space="preserve">            "script": {</w:t>
-      </w:r>
-      <w:r>
-        <w:br/>
-        <w:t xml:space="preserve">              "exec": [</w:t>
-      </w:r>
-      <w:r>
-        <w:br/>
-        <w:t xml:space="preserve">                "</w:t>
-      </w:r>
-      <w:proofErr w:type="spellStart"/>
-      <w:r>
-        <w:t>pm.test</w:t>
-      </w:r>
-      <w:proofErr w:type="spellEnd"/>
-      <w:r>
-        <w:t xml:space="preserve">('Status 200', () =&gt; </w:t>
-      </w:r>
-      <w:proofErr w:type="spellStart"/>
-      <w:r>
-        <w:t>pm.response.to.have.status</w:t>
-      </w:r>
-      <w:proofErr w:type="spellEnd"/>
-      <w:r>
-        <w:t>(200));",</w:t>
-      </w:r>
-      <w:r>
-        <w:br/>
-        <w:t xml:space="preserve">                "const u = </w:t>
-      </w:r>
-      <w:proofErr w:type="spellStart"/>
-      <w:r>
-        <w:t>pm.response.json</w:t>
-      </w:r>
-      <w:proofErr w:type="spellEnd"/>
-      <w:r>
-        <w:t>();",</w:t>
-      </w:r>
-      <w:r>
-        <w:br/>
-        <w:t xml:space="preserve">                "</w:t>
-      </w:r>
-      <w:proofErr w:type="spellStart"/>
-      <w:r>
-        <w:t>pm.c</w:t>
-      </w:r>
-      <w:r>
-        <w:t>ollectionVariables.set</w:t>
-      </w:r>
-      <w:proofErr w:type="spellEnd"/>
-      <w:r>
-        <w:t>('</w:t>
-      </w:r>
-      <w:proofErr w:type="spellStart"/>
-      <w:r>
-        <w:t>usuario_id</w:t>
-      </w:r>
-      <w:proofErr w:type="spellEnd"/>
-      <w:r>
-        <w:t>', u.id);",</w:t>
-      </w:r>
-      <w:r>
-        <w:br/>
-        <w:t xml:space="preserve">                "</w:t>
-      </w:r>
-      <w:proofErr w:type="spellStart"/>
-      <w:r>
-        <w:t>pm.test</w:t>
-      </w:r>
-      <w:proofErr w:type="spellEnd"/>
-      <w:r>
-        <w:t>('</w:t>
-      </w:r>
-      <w:proofErr w:type="spellStart"/>
-      <w:r>
-        <w:t>Retorna</w:t>
-      </w:r>
-      <w:proofErr w:type="spellEnd"/>
-      <w:r>
-        <w:t xml:space="preserve"> </w:t>
-      </w:r>
-      <w:proofErr w:type="spellStart"/>
-      <w:r>
-        <w:t>objeto</w:t>
-      </w:r>
-      <w:proofErr w:type="spellEnd"/>
-      <w:r>
-        <w:t xml:space="preserve"> </w:t>
-      </w:r>
-      <w:proofErr w:type="spellStart"/>
-      <w:r>
-        <w:t>usuario</w:t>
-      </w:r>
-      <w:proofErr w:type="spellEnd"/>
-      <w:r>
-        <w:t xml:space="preserve">', () =&gt; </w:t>
-      </w:r>
-      <w:proofErr w:type="spellStart"/>
-      <w:r>
-        <w:t>pm.expect</w:t>
-      </w:r>
-      <w:proofErr w:type="spellEnd"/>
-      <w:r>
-        <w:t>(u).</w:t>
-      </w:r>
-      <w:proofErr w:type="spellStart"/>
-      <w:r>
-        <w:t>to.have.property</w:t>
-      </w:r>
-      <w:proofErr w:type="spellEnd"/>
-      <w:r>
-        <w:t>('id'));"</w:t>
-      </w:r>
-      <w:r>
-        <w:br/>
-        <w:t xml:space="preserve">              ]</w:t>
-      </w:r>
-      <w:r>
-        <w:br/>
-        <w:t xml:space="preserve">            }</w:t>
-      </w:r>
-      <w:r>
-        <w:br/>
-        <w:t xml:space="preserve">          }]</w:t>
-      </w:r>
-      <w:r>
-        <w:br/>
-        <w:t xml:space="preserve">        },</w:t>
-      </w:r>
-      <w:r>
-        <w:br/>
-        <w:t xml:space="preserve">        {</w:t>
-      </w:r>
-      <w:r>
-        <w:br/>
-        <w:t xml:space="preserve">          "name": "</w:t>
-      </w:r>
-      <w:proofErr w:type="spellStart"/>
-      <w:r>
-        <w:t>Cadastrar</w:t>
-      </w:r>
-      <w:proofErr w:type="spellEnd"/>
-      <w:r>
-        <w:t xml:space="preserve"> </w:t>
-      </w:r>
-      <w:proofErr w:type="spellStart"/>
-      <w:r>
-        <w:t>Usuário</w:t>
-      </w:r>
-      <w:proofErr w:type="spellEnd"/>
-      <w:r>
-        <w:t>",</w:t>
-      </w:r>
-      <w:r>
-        <w:br/>
-        <w:t xml:space="preserve">          "</w:t>
-      </w:r>
-      <w:r>
-        <w:t>request": {</w:t>
-      </w:r>
-      <w:r>
-        <w:br/>
-        <w:t xml:space="preserve">            "method": "POST",</w:t>
-      </w:r>
-      <w:r>
-        <w:br/>
-        <w:t xml:space="preserve">            "</w:t>
-      </w:r>
-      <w:proofErr w:type="spellStart"/>
-      <w:r>
-        <w:t>url</w:t>
-      </w:r>
-      <w:proofErr w:type="spellEnd"/>
-      <w:r>
-        <w:t>": "{{</w:t>
-      </w:r>
-      <w:proofErr w:type="spellStart"/>
-      <w:r>
-        <w:t>base_url</w:t>
-      </w:r>
-      <w:proofErr w:type="spellEnd"/>
-      <w:r>
-        <w:t>}}/</w:t>
-      </w:r>
-      <w:proofErr w:type="spellStart"/>
-      <w:r>
-        <w:t>usuarios</w:t>
-      </w:r>
-      <w:proofErr w:type="spellEnd"/>
-      <w:r>
-        <w:t>",</w:t>
-      </w:r>
-      <w:r>
-        <w:br/>
-        <w:t xml:space="preserve">            "header": [{ "key": "Content-Type", "value": "application/json" }],</w:t>
-      </w:r>
-      <w:r>
-        <w:br/>
-        <w:t xml:space="preserve">            "body": {</w:t>
-      </w:r>
-      <w:r>
-        <w:br/>
-        <w:t xml:space="preserve">              "mode": "raw",</w:t>
-      </w:r>
-      <w:r>
-        <w:br/>
-        <w:t xml:space="preserve">              "raw": "{\"</w:t>
-      </w:r>
-      <w:proofErr w:type="spellStart"/>
-      <w:r>
-        <w:t>nome</w:t>
-      </w:r>
-      <w:proofErr w:type="spellEnd"/>
-      <w:r>
-        <w:t>\":\"Teste</w:t>
-      </w:r>
-      <w:r>
-        <w:t xml:space="preserve"> QA\",\"email\":\"qa@locadrive.com\",\"cpf\":\"98765432100\",\"cnh\":\"98765432100\",\"telefone\":\"61999990000\",\"senha\":\"1234\",\"perfil\":\"CLIENTE\"}"</w:t>
-      </w:r>
-      <w:r>
-        <w:br/>
-        <w:t xml:space="preserve">            }</w:t>
-      </w:r>
-      <w:r>
-        <w:br/>
-        <w:t xml:space="preserve">          },</w:t>
-      </w:r>
-      <w:r>
-        <w:br/>
-        <w:t xml:space="preserve">          "event": [{</w:t>
-      </w:r>
-      <w:r>
-        <w:br/>
-        <w:t xml:space="preserve">            "listen": "test",</w:t>
-      </w:r>
-      <w:r>
-        <w:br/>
-        <w:t xml:space="preserve">            "script</w:t>
-      </w:r>
-      <w:r>
-        <w:t>": {</w:t>
-      </w:r>
-      <w:r>
-        <w:br/>
-        <w:t xml:space="preserve">              "exec": [</w:t>
-      </w:r>
-      <w:r>
-        <w:br/>
-        <w:t xml:space="preserve">                "</w:t>
-      </w:r>
-      <w:proofErr w:type="spellStart"/>
-      <w:r>
-        <w:t>pm.test</w:t>
-      </w:r>
-      <w:proofErr w:type="spellEnd"/>
-      <w:r>
-        <w:t xml:space="preserve">('Status 200 </w:t>
-      </w:r>
-      <w:proofErr w:type="spellStart"/>
-      <w:r>
-        <w:t>ou</w:t>
-      </w:r>
-      <w:proofErr w:type="spellEnd"/>
-      <w:r>
-        <w:t xml:space="preserve"> 201', () =&gt; </w:t>
-      </w:r>
-      <w:proofErr w:type="spellStart"/>
-      <w:r>
-        <w:t>pm.expect</w:t>
-      </w:r>
-      <w:proofErr w:type="spellEnd"/>
-      <w:r>
-        <w:t>(</w:t>
-      </w:r>
-      <w:proofErr w:type="spellStart"/>
-      <w:r>
-        <w:t>pm.response.code</w:t>
-      </w:r>
-      <w:proofErr w:type="spellEnd"/>
-      <w:r>
-        <w:t>).</w:t>
-      </w:r>
-      <w:proofErr w:type="spellStart"/>
-      <w:r>
-        <w:t>to.be.oneOf</w:t>
-      </w:r>
-      <w:proofErr w:type="spellEnd"/>
-      <w:r>
-        <w:t>([200, 201]));"</w:t>
-      </w:r>
-      <w:r>
-        <w:br/>
-        <w:t xml:space="preserve">              ]</w:t>
-      </w:r>
-      <w:r>
-        <w:br/>
-        <w:t xml:space="preserve">            }</w:t>
-      </w:r>
-      <w:r>
-        <w:br/>
-        <w:t xml:space="preserve">          }]</w:t>
-      </w:r>
-      <w:r>
-        <w:br/>
-        <w:t xml:space="preserve">        }</w:t>
-      </w:r>
-      <w:r>
-        <w:br/>
-        <w:t xml:space="preserve">      ]</w:t>
-      </w:r>
-      <w:r>
-        <w:br/>
-        <w:t xml:space="preserve">    },</w:t>
-      </w:r>
-      <w:r>
-        <w:br/>
-        <w:t xml:space="preserve">    {</w:t>
-      </w:r>
-      <w:r>
-        <w:br/>
-        <w:t xml:space="preserve">      "name": "</w:t>
-      </w:r>
-      <w:proofErr w:type="spellStart"/>
-      <w:r>
-        <w:t>Veículos</w:t>
-      </w:r>
-      <w:proofErr w:type="spellEnd"/>
-      <w:r>
-        <w:t>",</w:t>
-      </w:r>
-      <w:r>
-        <w:br/>
-        <w:t xml:space="preserve">      "item": [</w:t>
-      </w:r>
-      <w:r>
-        <w:br/>
-        <w:t xml:space="preserve">    </w:t>
-      </w:r>
-      <w:r>
-        <w:t xml:space="preserve">    {</w:t>
-      </w:r>
-      <w:r>
-        <w:br/>
-        <w:t xml:space="preserve">          "name": "</w:t>
-      </w:r>
-      <w:proofErr w:type="spellStart"/>
-      <w:r>
-        <w:t>Listar</w:t>
-      </w:r>
-      <w:proofErr w:type="spellEnd"/>
-      <w:r>
-        <w:t xml:space="preserve"> </w:t>
-      </w:r>
-      <w:proofErr w:type="spellStart"/>
-      <w:r>
-        <w:t>todos</w:t>
-      </w:r>
-      <w:proofErr w:type="spellEnd"/>
-      <w:r>
-        <w:t>",</w:t>
-      </w:r>
-      <w:r>
-        <w:br/>
-        <w:t xml:space="preserve">          "request": { "method": "GET", "</w:t>
-      </w:r>
-      <w:proofErr w:type="spellStart"/>
-      <w:r>
-        <w:t>url</w:t>
-      </w:r>
-      <w:proofErr w:type="spellEnd"/>
-      <w:r>
-        <w:t>": "{{</w:t>
-      </w:r>
-      <w:proofErr w:type="spellStart"/>
-      <w:r>
-        <w:t>base_url</w:t>
-      </w:r>
-      <w:proofErr w:type="spellEnd"/>
-      <w:r>
-        <w:t>}}/</w:t>
-      </w:r>
-      <w:proofErr w:type="spellStart"/>
-      <w:r>
-        <w:t>veiculos</w:t>
-      </w:r>
-      <w:proofErr w:type="spellEnd"/>
-      <w:r>
-        <w:t>" },</w:t>
-      </w:r>
-      <w:r>
-        <w:br/>
-        <w:t xml:space="preserve">          "event": [{</w:t>
-      </w:r>
-      <w:r>
-        <w:br/>
-        <w:t xml:space="preserve">            "listen": "test",</w:t>
-      </w:r>
-      <w:r>
-        <w:br/>
-        <w:t xml:space="preserve">            "script": {</w:t>
-      </w:r>
-      <w:r>
-        <w:br/>
-        <w:t xml:space="preserve">              "exec": [</w:t>
-      </w:r>
-      <w:r>
-        <w:br/>
-        <w:t xml:space="preserve">                "</w:t>
-      </w:r>
-      <w:proofErr w:type="spellStart"/>
-      <w:r>
-        <w:t>pm.test</w:t>
-      </w:r>
-      <w:proofErr w:type="spellEnd"/>
-      <w:r>
-        <w:t xml:space="preserve">('Status 200', () </w:t>
-      </w:r>
-      <w:r>
-        <w:t xml:space="preserve">=&gt; </w:t>
-      </w:r>
-      <w:proofErr w:type="spellStart"/>
-      <w:r>
-        <w:t>pm.response.to.have.status</w:t>
-      </w:r>
-      <w:proofErr w:type="spellEnd"/>
-      <w:r>
-        <w:t>(200));",</w:t>
-      </w:r>
-      <w:r>
-        <w:br/>
-        <w:t xml:space="preserve">                "</w:t>
-      </w:r>
-      <w:proofErr w:type="spellStart"/>
-      <w:r>
-        <w:t>pm.test</w:t>
-      </w:r>
-      <w:proofErr w:type="spellEnd"/>
-      <w:r>
-        <w:t xml:space="preserve">('Array de </w:t>
-      </w:r>
-      <w:proofErr w:type="spellStart"/>
-      <w:r>
-        <w:t>veiculos</w:t>
-      </w:r>
-      <w:proofErr w:type="spellEnd"/>
-      <w:r>
-        <w:t xml:space="preserve">', () =&gt; </w:t>
-      </w:r>
-      <w:proofErr w:type="spellStart"/>
-      <w:r>
-        <w:lastRenderedPageBreak/>
-        <w:t>pm.expect</w:t>
-      </w:r>
-      <w:proofErr w:type="spellEnd"/>
-      <w:r>
-        <w:t>(</w:t>
-      </w:r>
-      <w:proofErr w:type="spellStart"/>
-      <w:r>
-        <w:t>pm.response.json</w:t>
-      </w:r>
-      <w:proofErr w:type="spellEnd"/>
-      <w:r>
-        <w:t>()).to.be.an('array'));",</w:t>
-      </w:r>
-      <w:r>
-        <w:br/>
-        <w:t xml:space="preserve">                "const v = </w:t>
-      </w:r>
-      <w:proofErr w:type="spellStart"/>
-      <w:r>
-        <w:t>pm.response.json</w:t>
-      </w:r>
-      <w:proofErr w:type="spellEnd"/>
-      <w:r>
-        <w:t>();",</w:t>
-      </w:r>
-      <w:r>
-        <w:br/>
-        <w:t xml:space="preserve">                "if (</w:t>
-      </w:r>
-      <w:proofErr w:type="spellStart"/>
-      <w:r>
-        <w:t>v.length</w:t>
-      </w:r>
-      <w:proofErr w:type="spellEnd"/>
-      <w:r>
-        <w:t xml:space="preserve"> &gt; 0) </w:t>
-      </w:r>
-      <w:proofErr w:type="spellStart"/>
-      <w:r>
-        <w:t>pm.collectionVariables.set</w:t>
-      </w:r>
-      <w:proofErr w:type="spellEnd"/>
-      <w:r>
-        <w:t>('</w:t>
-      </w:r>
-      <w:proofErr w:type="spellStart"/>
-      <w:r>
-        <w:t>v</w:t>
-      </w:r>
-      <w:r>
-        <w:t>eiculo_id</w:t>
-      </w:r>
-      <w:proofErr w:type="spellEnd"/>
-      <w:r>
-        <w:t>', v[0].id);"</w:t>
-      </w:r>
-      <w:r>
-        <w:br/>
-        <w:t xml:space="preserve">              ]</w:t>
-      </w:r>
-      <w:r>
-        <w:br/>
-        <w:t xml:space="preserve">            }</w:t>
-      </w:r>
-      <w:r>
-        <w:br/>
-        <w:t xml:space="preserve">          }]</w:t>
-      </w:r>
-      <w:r>
-        <w:br/>
-        <w:t xml:space="preserve">        },</w:t>
-      </w:r>
-      <w:r>
-        <w:br/>
-        <w:t xml:space="preserve">        {</w:t>
-      </w:r>
-      <w:r>
-        <w:br/>
-        <w:t xml:space="preserve">          "name": "</w:t>
-      </w:r>
-      <w:proofErr w:type="spellStart"/>
-      <w:r>
-        <w:t>Listar</w:t>
-      </w:r>
-      <w:proofErr w:type="spellEnd"/>
-      <w:r>
-        <w:t xml:space="preserve"> </w:t>
-      </w:r>
-      <w:proofErr w:type="spellStart"/>
-      <w:r>
-        <w:t>disponíveis</w:t>
-      </w:r>
-      <w:proofErr w:type="spellEnd"/>
-      <w:r>
-        <w:t>",</w:t>
-      </w:r>
-      <w:r>
-        <w:br/>
-        <w:t xml:space="preserve">          "request": { "method": "GET", "</w:t>
-      </w:r>
-      <w:proofErr w:type="spellStart"/>
-      <w:r>
-        <w:t>url</w:t>
-      </w:r>
-      <w:proofErr w:type="spellEnd"/>
-      <w:r>
-        <w:t>": "{{</w:t>
-      </w:r>
-      <w:proofErr w:type="spellStart"/>
-      <w:r>
-        <w:t>base_url</w:t>
-      </w:r>
-      <w:proofErr w:type="spellEnd"/>
-      <w:r>
-        <w:t>}}/</w:t>
-      </w:r>
-      <w:proofErr w:type="spellStart"/>
-      <w:r>
-        <w:t>veiculos</w:t>
-      </w:r>
-      <w:proofErr w:type="spellEnd"/>
-      <w:r>
-        <w:t>/</w:t>
-      </w:r>
-      <w:proofErr w:type="spellStart"/>
-      <w:r>
-        <w:t>disponiveis</w:t>
-      </w:r>
-      <w:proofErr w:type="spellEnd"/>
-      <w:r>
-        <w:t>" },</w:t>
-      </w:r>
-      <w:r>
-        <w:br/>
-        <w:t xml:space="preserve">          "event": [{</w:t>
-      </w:r>
-      <w:r>
-        <w:br/>
-        <w:t xml:space="preserve">            "listen":</w:t>
-      </w:r>
-      <w:r>
-        <w:t xml:space="preserve"> "test",</w:t>
-      </w:r>
-      <w:r>
-        <w:br/>
-        <w:t xml:space="preserve">            "script": {</w:t>
-      </w:r>
-      <w:r>
-        <w:br/>
-        <w:t xml:space="preserve">              "exec": [</w:t>
-      </w:r>
-      <w:r>
-        <w:br/>
-        <w:t xml:space="preserve">                "</w:t>
-      </w:r>
-      <w:proofErr w:type="spellStart"/>
-      <w:r>
-        <w:t>pm.test</w:t>
-      </w:r>
-      <w:proofErr w:type="spellEnd"/>
-      <w:r>
-        <w:t xml:space="preserve">('Status 200', () =&gt; </w:t>
-      </w:r>
-      <w:proofErr w:type="spellStart"/>
-      <w:r>
-        <w:t>pm.response.to.have.status</w:t>
-      </w:r>
-      <w:proofErr w:type="spellEnd"/>
-      <w:r>
-        <w:t>(200));",</w:t>
-      </w:r>
-      <w:r>
-        <w:br/>
-        <w:t xml:space="preserve">                "const </w:t>
-      </w:r>
-      <w:proofErr w:type="spellStart"/>
-      <w:r>
-        <w:t>lista</w:t>
-      </w:r>
-      <w:proofErr w:type="spellEnd"/>
-      <w:r>
-        <w:t xml:space="preserve"> = </w:t>
-      </w:r>
-      <w:proofErr w:type="spellStart"/>
-      <w:r>
-        <w:t>pm.response.json</w:t>
-      </w:r>
-      <w:proofErr w:type="spellEnd"/>
-      <w:r>
-        <w:t>();",</w:t>
-      </w:r>
-      <w:r>
-        <w:br/>
-        <w:t xml:space="preserve">                "</w:t>
-      </w:r>
-      <w:proofErr w:type="spellStart"/>
-      <w:r>
-        <w:t>pm.test</w:t>
-      </w:r>
-      <w:proofErr w:type="spellEnd"/>
-      <w:r>
-        <w:t>('</w:t>
-      </w:r>
-      <w:proofErr w:type="spellStart"/>
-      <w:r>
-        <w:t>Todos</w:t>
-      </w:r>
-      <w:proofErr w:type="spellEnd"/>
-      <w:r>
-        <w:t xml:space="preserve"> </w:t>
-      </w:r>
-      <w:proofErr w:type="spellStart"/>
-      <w:r>
-        <w:t>disponíveis</w:t>
-      </w:r>
-      <w:proofErr w:type="spellEnd"/>
-      <w:r>
-        <w:t xml:space="preserve">', () =&gt; </w:t>
-      </w:r>
-      <w:proofErr w:type="spellStart"/>
-      <w:r>
-        <w:t>lista.forEach</w:t>
-      </w:r>
-      <w:proofErr w:type="spellEnd"/>
-      <w:r>
-        <w:t xml:space="preserve">(v =&gt; </w:t>
-      </w:r>
-      <w:proofErr w:type="spellStart"/>
-      <w:r>
-        <w:t>pm.expect</w:t>
-      </w:r>
-      <w:proofErr w:type="spellEnd"/>
-      <w:r>
-        <w:t>(</w:t>
-      </w:r>
-      <w:proofErr w:type="spellStart"/>
-      <w:r>
-        <w:t>v.disponivel</w:t>
-      </w:r>
-      <w:proofErr w:type="spellEnd"/>
-      <w:r>
-        <w:t>).</w:t>
-      </w:r>
-      <w:proofErr w:type="spellStart"/>
-      <w:r>
-        <w:t>to.be.true</w:t>
-      </w:r>
-      <w:proofErr w:type="spellEnd"/>
-      <w:r>
-        <w:t>));"</w:t>
-      </w:r>
-      <w:r>
-        <w:br/>
-        <w:t xml:space="preserve">              ]</w:t>
-      </w:r>
-      <w:r>
-        <w:br/>
-        <w:t xml:space="preserve">            }</w:t>
-      </w:r>
-      <w:r>
-        <w:br/>
-        <w:t xml:space="preserve">          }]</w:t>
-      </w:r>
-      <w:r>
-        <w:br/>
-        <w:t xml:space="preserve">        },</w:t>
-      </w:r>
-      <w:r>
-        <w:br/>
-        <w:t xml:space="preserve">        {</w:t>
-      </w:r>
-      <w:r>
-        <w:br/>
-        <w:t xml:space="preserve">          "name": "</w:t>
-      </w:r>
-      <w:proofErr w:type="spellStart"/>
-      <w:r>
-        <w:t>Buscar</w:t>
-      </w:r>
-      <w:proofErr w:type="spellEnd"/>
-      <w:r>
-        <w:t xml:space="preserve"> por ID",</w:t>
-      </w:r>
-      <w:r>
-        <w:br/>
-        <w:t xml:space="preserve">          "request": { "method": "GET", "</w:t>
-      </w:r>
-      <w:proofErr w:type="spellStart"/>
-      <w:r>
-        <w:t>url</w:t>
-      </w:r>
-      <w:proofErr w:type="spellEnd"/>
-      <w:r>
-        <w:t>": "{{</w:t>
-      </w:r>
-      <w:proofErr w:type="spellStart"/>
-      <w:r>
-        <w:t>base_url</w:t>
-      </w:r>
-      <w:proofErr w:type="spellEnd"/>
-      <w:r>
-        <w:t>}}/</w:t>
-      </w:r>
-      <w:proofErr w:type="spellStart"/>
-      <w:r>
-        <w:t>veiculos</w:t>
-      </w:r>
-      <w:proofErr w:type="spellEnd"/>
-      <w:r>
-        <w:t>/{{</w:t>
-      </w:r>
-      <w:proofErr w:type="spellStart"/>
-      <w:r>
-        <w:t>veiculo_id</w:t>
-      </w:r>
-      <w:proofErr w:type="spellEnd"/>
-      <w:r>
-        <w:t>}}" },</w:t>
-      </w:r>
-      <w:r>
-        <w:br/>
-        <w:t xml:space="preserve">          "event": [{</w:t>
-      </w:r>
-      <w:r>
-        <w:br/>
-        <w:t xml:space="preserve"> </w:t>
-      </w:r>
-      <w:r>
-        <w:t xml:space="preserve">           "listen": "test",</w:t>
-      </w:r>
-      <w:r>
-        <w:br/>
-        <w:t xml:space="preserve">            "script": {</w:t>
-      </w:r>
-      <w:r>
-        <w:br/>
-        <w:t xml:space="preserve">              "exec": [</w:t>
-      </w:r>
-      <w:r>
-        <w:br/>
-        <w:t xml:space="preserve">                "</w:t>
-      </w:r>
-      <w:proofErr w:type="spellStart"/>
-      <w:r>
-        <w:t>pm.test</w:t>
-      </w:r>
-      <w:proofErr w:type="spellEnd"/>
-      <w:r>
-        <w:t xml:space="preserve">('Status 200', () =&gt; </w:t>
-      </w:r>
-      <w:proofErr w:type="spellStart"/>
-      <w:r>
-        <w:t>pm.response.to.have.status</w:t>
-      </w:r>
-      <w:proofErr w:type="spellEnd"/>
-      <w:r>
-        <w:t>(200));",</w:t>
-      </w:r>
-      <w:r>
-        <w:br/>
-        <w:t xml:space="preserve">                "</w:t>
-      </w:r>
-      <w:proofErr w:type="spellStart"/>
-      <w:r>
-        <w:t>pm.test</w:t>
-      </w:r>
-      <w:proofErr w:type="spellEnd"/>
-      <w:r>
-        <w:t>('</w:t>
-      </w:r>
-      <w:proofErr w:type="spellStart"/>
-      <w:r>
-        <w:t>Tem</w:t>
-      </w:r>
-      <w:proofErr w:type="spellEnd"/>
-      <w:r>
-        <w:t xml:space="preserve"> campo </w:t>
-      </w:r>
-      <w:proofErr w:type="spellStart"/>
-      <w:r>
-        <w:t>marca</w:t>
-      </w:r>
-      <w:proofErr w:type="spellEnd"/>
-      <w:r>
-        <w:t xml:space="preserve">', () =&gt; </w:t>
-      </w:r>
-      <w:proofErr w:type="spellStart"/>
-      <w:r>
-        <w:t>pm.expect</w:t>
-      </w:r>
-      <w:proofErr w:type="spellEnd"/>
-      <w:r>
-        <w:t>(</w:t>
-      </w:r>
-      <w:proofErr w:type="spellStart"/>
-      <w:r>
-        <w:t>pm.response.json</w:t>
-      </w:r>
-      <w:proofErr w:type="spellEnd"/>
-      <w:r>
-        <w:t>()).</w:t>
-      </w:r>
-      <w:proofErr w:type="spellStart"/>
-      <w:r>
-        <w:t>to.have.property</w:t>
-      </w:r>
-      <w:proofErr w:type="spellEnd"/>
-      <w:r>
-        <w:t>('</w:t>
-      </w:r>
-      <w:proofErr w:type="spellStart"/>
-      <w:r>
-        <w:t>marca</w:t>
-      </w:r>
-      <w:proofErr w:type="spellEnd"/>
-      <w:r>
-        <w:t>'));"</w:t>
-      </w:r>
-      <w:r>
-        <w:br/>
-        <w:t xml:space="preserve">              ]</w:t>
-      </w:r>
-      <w:r>
-        <w:br/>
-        <w:t xml:space="preserve">            }</w:t>
-      </w:r>
-      <w:r>
-        <w:br/>
-        <w:t xml:space="preserve">          }]</w:t>
-      </w:r>
-      <w:r>
-        <w:br/>
-        <w:t xml:space="preserve">        },</w:t>
-      </w:r>
-      <w:r>
-        <w:br/>
-        <w:t xml:space="preserve">        {</w:t>
-      </w:r>
-      <w:r>
-        <w:br/>
-        <w:t xml:space="preserve">          "name": "</w:t>
-      </w:r>
-      <w:proofErr w:type="spellStart"/>
-      <w:r>
-        <w:t>Criar</w:t>
-      </w:r>
-      <w:proofErr w:type="spellEnd"/>
-      <w:r>
-        <w:t xml:space="preserve"> </w:t>
-      </w:r>
-      <w:proofErr w:type="spellStart"/>
-      <w:r>
-        <w:t>veículo</w:t>
-      </w:r>
-      <w:proofErr w:type="spellEnd"/>
-      <w:r>
-        <w:t xml:space="preserve"> (Admin)",</w:t>
-      </w:r>
-      <w:r>
-        <w:br/>
-        <w:t xml:space="preserve">          "request": {</w:t>
-      </w:r>
-      <w:r>
-        <w:br/>
-        <w:t xml:space="preserve">            "method": "POST",</w:t>
-      </w:r>
-      <w:r>
-        <w:br/>
-        <w:t xml:space="preserve">            "</w:t>
-      </w:r>
-      <w:proofErr w:type="spellStart"/>
-      <w:r>
-        <w:t>url</w:t>
-      </w:r>
-      <w:proofErr w:type="spellEnd"/>
-      <w:r>
-        <w:t>": "{{</w:t>
-      </w:r>
-      <w:proofErr w:type="spellStart"/>
-      <w:r>
-        <w:t>base_url</w:t>
-      </w:r>
-      <w:proofErr w:type="spellEnd"/>
-      <w:r>
-        <w:t>}}/</w:t>
-      </w:r>
-      <w:proofErr w:type="spellStart"/>
-      <w:r>
-        <w:t>veiculos</w:t>
-      </w:r>
-      <w:proofErr w:type="spellEnd"/>
-      <w:r>
-        <w:t>",</w:t>
-      </w:r>
-      <w:r>
-        <w:br/>
-        <w:t xml:space="preserve">            "header": [{ "key": "Content-</w:t>
-      </w:r>
-      <w:r>
-        <w:t>Type", "value": "application/json" }],</w:t>
-      </w:r>
-      <w:r>
-        <w:br/>
-        <w:t xml:space="preserve">            "body": {</w:t>
-      </w:r>
-      <w:r>
-        <w:br/>
-        <w:t xml:space="preserve">              "mode": "raw",</w:t>
-      </w:r>
-      <w:r>
-        <w:br/>
-        <w:t xml:space="preserve">              "raw": "{\"marca\":\"Honda\",\"modelo\":\"Civic\",\"placa\":\"QAT1E23\",\"cor\":\"Preto\",\"ano\":2023,\"categoria\":\"Sedan\",\"valorDiaria\":180.00,\"</w:t>
-      </w:r>
-      <w:r>
-        <w:t>disponivel\":true}"</w:t>
-      </w:r>
-      <w:r>
-        <w:br/>
-        <w:t xml:space="preserve">            }</w:t>
-      </w:r>
-      <w:r>
-        <w:br/>
-        <w:t xml:space="preserve">          },</w:t>
-      </w:r>
-      <w:r>
-        <w:br/>
-        <w:t xml:space="preserve">          "event": [{</w:t>
-      </w:r>
-      <w:r>
-        <w:br/>
-        <w:t xml:space="preserve">            "listen": "test",</w:t>
-      </w:r>
-      <w:r>
-        <w:br/>
-        <w:t xml:space="preserve">            "script": {</w:t>
-      </w:r>
-      <w:r>
-        <w:br/>
-        <w:t xml:space="preserve">              "exec": [</w:t>
-      </w:r>
-      <w:r>
-        <w:br/>
-      </w:r>
-      <w:r>
-        <w:lastRenderedPageBreak/>
-        <w:t xml:space="preserve">                "</w:t>
-      </w:r>
-      <w:proofErr w:type="spellStart"/>
-      <w:r>
-        <w:t>pm.test</w:t>
-      </w:r>
-      <w:proofErr w:type="spellEnd"/>
-      <w:r>
-        <w:t xml:space="preserve">('Status 200 </w:t>
-      </w:r>
-      <w:proofErr w:type="spellStart"/>
-      <w:r>
-        <w:t>ou</w:t>
-      </w:r>
-      <w:proofErr w:type="spellEnd"/>
-      <w:r>
-        <w:t xml:space="preserve"> 201', () =&gt; </w:t>
-      </w:r>
-      <w:proofErr w:type="spellStart"/>
-      <w:r>
-        <w:t>pm.expect</w:t>
-      </w:r>
-      <w:proofErr w:type="spellEnd"/>
-      <w:r>
-        <w:t>(</w:t>
-      </w:r>
-      <w:proofErr w:type="spellStart"/>
-      <w:r>
-        <w:t>pm.response.code</w:t>
-      </w:r>
-      <w:proofErr w:type="spellEnd"/>
-      <w:r>
-        <w:t>).</w:t>
-      </w:r>
-      <w:proofErr w:type="spellStart"/>
-      <w:r>
-        <w:t>to.be.oneOf</w:t>
-      </w:r>
-      <w:proofErr w:type="spellEnd"/>
-      <w:r>
-        <w:t>([200,201]));",</w:t>
-      </w:r>
-      <w:r>
-        <w:br/>
-        <w:t xml:space="preserve">  </w:t>
-      </w:r>
-      <w:r>
-        <w:t xml:space="preserve">              "</w:t>
-      </w:r>
-      <w:proofErr w:type="spellStart"/>
-      <w:r>
-        <w:t>pm.test</w:t>
-      </w:r>
-      <w:proofErr w:type="spellEnd"/>
-      <w:r>
-        <w:t>('</w:t>
-      </w:r>
-      <w:proofErr w:type="spellStart"/>
-      <w:r>
-        <w:t>Retorna</w:t>
-      </w:r>
-      <w:proofErr w:type="spellEnd"/>
-      <w:r>
-        <w:t xml:space="preserve"> </w:t>
-      </w:r>
-      <w:proofErr w:type="spellStart"/>
-      <w:r>
-        <w:t>veículo</w:t>
-      </w:r>
-      <w:proofErr w:type="spellEnd"/>
-      <w:r>
-        <w:t xml:space="preserve"> </w:t>
-      </w:r>
-      <w:proofErr w:type="spellStart"/>
-      <w:r>
-        <w:t>criado</w:t>
-      </w:r>
-      <w:proofErr w:type="spellEnd"/>
-      <w:r>
-        <w:t xml:space="preserve">', () =&gt; </w:t>
-      </w:r>
-      <w:proofErr w:type="spellStart"/>
-      <w:r>
-        <w:t>pm.expect</w:t>
-      </w:r>
-      <w:proofErr w:type="spellEnd"/>
-      <w:r>
-        <w:t>(</w:t>
-      </w:r>
-      <w:proofErr w:type="spellStart"/>
-      <w:r>
-        <w:t>pm.response.json</w:t>
-      </w:r>
-      <w:proofErr w:type="spellEnd"/>
-      <w:r>
-        <w:t>()).</w:t>
-      </w:r>
-      <w:proofErr w:type="spellStart"/>
-      <w:r>
-        <w:t>to.have.property</w:t>
-      </w:r>
-      <w:proofErr w:type="spellEnd"/>
-      <w:r>
-        <w:t>('id'));"</w:t>
-      </w:r>
-      <w:r>
-        <w:br/>
-        <w:t xml:space="preserve">              ]</w:t>
-      </w:r>
-      <w:r>
-        <w:br/>
-        <w:t xml:space="preserve">            }</w:t>
-      </w:r>
-      <w:r>
-        <w:br/>
-        <w:t xml:space="preserve">          }]</w:t>
-      </w:r>
-      <w:r>
-        <w:br/>
-        <w:t xml:space="preserve">        },</w:t>
-      </w:r>
-      <w:r>
-        <w:br/>
-        <w:t xml:space="preserve">        {</w:t>
-      </w:r>
-      <w:r>
-        <w:br/>
-        <w:t xml:space="preserve">          "name": "</w:t>
-      </w:r>
-      <w:proofErr w:type="spellStart"/>
-      <w:r>
-        <w:t>Atualizar</w:t>
-      </w:r>
-      <w:proofErr w:type="spellEnd"/>
-      <w:r>
-        <w:t xml:space="preserve"> </w:t>
-      </w:r>
-      <w:proofErr w:type="spellStart"/>
-      <w:r>
-        <w:t>veículo</w:t>
-      </w:r>
-      <w:proofErr w:type="spellEnd"/>
-      <w:r>
-        <w:t xml:space="preserve"> (Admin)",</w:t>
-      </w:r>
-      <w:r>
-        <w:br/>
-        <w:t xml:space="preserve">          "request": {</w:t>
-      </w:r>
-      <w:r>
-        <w:br/>
-        <w:t xml:space="preserve">           </w:t>
-      </w:r>
-      <w:r>
-        <w:t xml:space="preserve"> "method": "PUT",</w:t>
-      </w:r>
-      <w:r>
-        <w:br/>
-        <w:t xml:space="preserve">            "</w:t>
-      </w:r>
-      <w:proofErr w:type="spellStart"/>
-      <w:r>
-        <w:t>url</w:t>
-      </w:r>
-      <w:proofErr w:type="spellEnd"/>
-      <w:r>
-        <w:t>": "{{</w:t>
-      </w:r>
-      <w:proofErr w:type="spellStart"/>
-      <w:r>
-        <w:t>base_url</w:t>
-      </w:r>
-      <w:proofErr w:type="spellEnd"/>
-      <w:r>
-        <w:t>}}/</w:t>
-      </w:r>
-      <w:proofErr w:type="spellStart"/>
-      <w:r>
-        <w:t>veiculos</w:t>
-      </w:r>
-      <w:proofErr w:type="spellEnd"/>
-      <w:r>
-        <w:t>/{{</w:t>
-      </w:r>
-      <w:proofErr w:type="spellStart"/>
-      <w:r>
-        <w:t>veiculo_id</w:t>
-      </w:r>
-      <w:proofErr w:type="spellEnd"/>
-      <w:r>
-        <w:t>}}",</w:t>
-      </w:r>
-      <w:r>
-        <w:br/>
-        <w:t xml:space="preserve">            "header": [{ "key": "Content-Type", "value": "application/json" }],</w:t>
-      </w:r>
-      <w:r>
-        <w:br/>
-        <w:t xml:space="preserve">            "body": { "mode": "raw", "raw": "{\"</w:t>
-      </w:r>
-      <w:proofErr w:type="spellStart"/>
-      <w:r>
-        <w:t>valorDiaria</w:t>
-      </w:r>
-      <w:proofErr w:type="spellEnd"/>
-      <w:r>
-        <w:t>\":200.00}" }</w:t>
-      </w:r>
-      <w:r>
-        <w:br/>
-        <w:t xml:space="preserve">          },</w:t>
-      </w:r>
-      <w:r>
-        <w:br/>
-        <w:t xml:space="preserve">          "ev</w:t>
-      </w:r>
-      <w:r>
-        <w:t>ent": [{</w:t>
-      </w:r>
-      <w:r>
-        <w:br/>
-        <w:t xml:space="preserve">            "listen": "test",</w:t>
-      </w:r>
-      <w:r>
-        <w:br/>
-        <w:t xml:space="preserve">            "script": { "exec": ["</w:t>
-      </w:r>
-      <w:proofErr w:type="spellStart"/>
-      <w:r>
-        <w:t>pm.test</w:t>
-      </w:r>
-      <w:proofErr w:type="spellEnd"/>
-      <w:r>
-        <w:t xml:space="preserve">('Status 200', () =&gt; </w:t>
-      </w:r>
-      <w:proofErr w:type="spellStart"/>
-      <w:r>
-        <w:t>pm.response.to.have.status</w:t>
-      </w:r>
-      <w:proofErr w:type="spellEnd"/>
-      <w:r>
-        <w:t>(200));" ] }</w:t>
-      </w:r>
-      <w:r>
-        <w:br/>
-        <w:t xml:space="preserve">          }]</w:t>
-      </w:r>
-      <w:r>
-        <w:br/>
-        <w:t xml:space="preserve">        },</w:t>
-      </w:r>
-      <w:r>
-        <w:br/>
-        <w:t xml:space="preserve">        {</w:t>
-      </w:r>
-      <w:r>
-        <w:br/>
-        <w:t xml:space="preserve">          "name": "</w:t>
-      </w:r>
-      <w:proofErr w:type="spellStart"/>
-      <w:r>
-        <w:t>Excluir</w:t>
-      </w:r>
-      <w:proofErr w:type="spellEnd"/>
-      <w:r>
-        <w:t xml:space="preserve"> </w:t>
-      </w:r>
-      <w:proofErr w:type="spellStart"/>
-      <w:r>
-        <w:t>veículo</w:t>
-      </w:r>
-      <w:proofErr w:type="spellEnd"/>
-      <w:r>
-        <w:t xml:space="preserve"> (Admin)",</w:t>
-      </w:r>
-      <w:r>
-        <w:br/>
-        <w:t xml:space="preserve">          "request": { "method": "DEL</w:t>
-      </w:r>
-      <w:r>
-        <w:t>ETE", "</w:t>
-      </w:r>
-      <w:proofErr w:type="spellStart"/>
-      <w:r>
-        <w:t>url</w:t>
-      </w:r>
-      <w:proofErr w:type="spellEnd"/>
-      <w:r>
-        <w:t>": "{{</w:t>
-      </w:r>
-      <w:proofErr w:type="spellStart"/>
-      <w:r>
-        <w:t>base_url</w:t>
-      </w:r>
-      <w:proofErr w:type="spellEnd"/>
-      <w:r>
-        <w:t>}}/</w:t>
-      </w:r>
-      <w:proofErr w:type="spellStart"/>
-      <w:r>
-        <w:t>veiculos</w:t>
-      </w:r>
-      <w:proofErr w:type="spellEnd"/>
-      <w:r>
-        <w:t>/{{</w:t>
-      </w:r>
-      <w:proofErr w:type="spellStart"/>
-      <w:r>
-        <w:t>veiculo_id</w:t>
-      </w:r>
-      <w:proofErr w:type="spellEnd"/>
-      <w:r>
-        <w:t>}}" },</w:t>
-      </w:r>
-      <w:r>
-        <w:br/>
-        <w:t xml:space="preserve">          "event": [{</w:t>
-      </w:r>
-      <w:r>
-        <w:br/>
-        <w:t xml:space="preserve">            "listen": "test",</w:t>
-      </w:r>
-      <w:r>
-        <w:br/>
-        <w:t xml:space="preserve">            "script": { "exec": ["</w:t>
-      </w:r>
-      <w:proofErr w:type="spellStart"/>
-      <w:r>
-        <w:t>pm.test</w:t>
-      </w:r>
-      <w:proofErr w:type="spellEnd"/>
-      <w:r>
-        <w:t xml:space="preserve">('Status 200 </w:t>
-      </w:r>
-      <w:proofErr w:type="spellStart"/>
-      <w:r>
-        <w:t>ou</w:t>
-      </w:r>
-      <w:proofErr w:type="spellEnd"/>
-      <w:r>
-        <w:t xml:space="preserve"> 204', () =&gt; </w:t>
-      </w:r>
-      <w:proofErr w:type="spellStart"/>
-      <w:r>
-        <w:t>pm.expect</w:t>
-      </w:r>
-      <w:proofErr w:type="spellEnd"/>
-      <w:r>
-        <w:t>(</w:t>
-      </w:r>
-      <w:proofErr w:type="spellStart"/>
-      <w:r>
-        <w:t>pm.response.code</w:t>
-      </w:r>
-      <w:proofErr w:type="spellEnd"/>
-      <w:r>
-        <w:t>).</w:t>
-      </w:r>
-      <w:proofErr w:type="spellStart"/>
-      <w:r>
-        <w:t>to.be.oneOf</w:t>
-      </w:r>
-      <w:proofErr w:type="spellEnd"/>
-      <w:r>
-        <w:t>([200,204]));" ] }</w:t>
-      </w:r>
-      <w:r>
-        <w:br/>
-        <w:t xml:space="preserve">          }]</w:t>
-      </w:r>
-      <w:r>
-        <w:br/>
-        <w:t xml:space="preserve">        }</w:t>
-      </w:r>
-      <w:r>
-        <w:br/>
-        <w:t xml:space="preserve">      ]</w:t>
-      </w:r>
-      <w:r>
-        <w:br/>
-        <w:t xml:space="preserve">    },</w:t>
-      </w:r>
-      <w:r>
-        <w:br/>
-        <w:t xml:space="preserve">    {</w:t>
-      </w:r>
-      <w:r>
-        <w:br/>
-        <w:t xml:space="preserve">      "name": "</w:t>
-      </w:r>
-      <w:proofErr w:type="spellStart"/>
-      <w:r>
-        <w:t>Locações</w:t>
-      </w:r>
-      <w:proofErr w:type="spellEnd"/>
-      <w:r>
-        <w:t>",</w:t>
-      </w:r>
-      <w:r>
-        <w:br/>
-        <w:t xml:space="preserve">      "item": [</w:t>
-      </w:r>
-      <w:r>
-        <w:br/>
-        <w:t xml:space="preserve">        {</w:t>
-      </w:r>
-      <w:r>
-        <w:br/>
-        <w:t xml:space="preserve">          "name": "</w:t>
-      </w:r>
-      <w:proofErr w:type="spellStart"/>
-      <w:r>
-        <w:t>Criar</w:t>
-      </w:r>
-      <w:proofErr w:type="spellEnd"/>
-      <w:r>
-        <w:t xml:space="preserve"> </w:t>
-      </w:r>
-      <w:proofErr w:type="spellStart"/>
-      <w:r>
-        <w:t>locação</w:t>
-      </w:r>
-      <w:proofErr w:type="spellEnd"/>
-      <w:r>
-        <w:t>",</w:t>
-      </w:r>
-      <w:r>
-        <w:br/>
-        <w:t xml:space="preserve">          "request": {</w:t>
-      </w:r>
-      <w:r>
-        <w:br/>
-        <w:t xml:space="preserve">            "method": "POST",</w:t>
-      </w:r>
-      <w:r>
-        <w:br/>
-        <w:t xml:space="preserve">            "</w:t>
-      </w:r>
-      <w:proofErr w:type="spellStart"/>
-      <w:r>
-        <w:t>url</w:t>
-      </w:r>
-      <w:proofErr w:type="spellEnd"/>
-      <w:r>
-        <w:t>": "{{</w:t>
-      </w:r>
-      <w:proofErr w:type="spellStart"/>
-      <w:r>
-        <w:t>base_url</w:t>
-      </w:r>
-      <w:proofErr w:type="spellEnd"/>
-      <w:r>
-        <w:t>}}/</w:t>
-      </w:r>
-      <w:proofErr w:type="spellStart"/>
-      <w:r>
-        <w:t>locacoes</w:t>
-      </w:r>
-      <w:proofErr w:type="spellEnd"/>
-      <w:r>
-        <w:t>",</w:t>
-      </w:r>
-      <w:r>
-        <w:br/>
-        <w:t xml:space="preserve">            "header": [{ "key": "Content-Type", "v</w:t>
-      </w:r>
-      <w:r>
-        <w:t>alue": "application/json" }],</w:t>
-      </w:r>
-      <w:r>
-        <w:br/>
-        <w:t xml:space="preserve">            "body": {</w:t>
-      </w:r>
-      <w:r>
-        <w:br/>
-        <w:t xml:space="preserve">              "mode": "raw",</w:t>
-      </w:r>
-      <w:r>
-        <w:br/>
-        <w:t xml:space="preserve">              "raw": "{\"usuarioId\":{{usuario_id}},\"veiculoId\":{{veiculo_id}},\"dataRetirada\":\"2026-10-10T12:00:00\",\"dataDevolucaoPrevista\":\"2026-10-15T12:00:00\"}"</w:t>
-      </w:r>
-      <w:r>
-        <w:br/>
-        <w:t xml:space="preserve"> </w:t>
-      </w:r>
-      <w:r>
-        <w:t xml:space="preserve">           }</w:t>
-      </w:r>
-      <w:r>
-        <w:br/>
-        <w:t xml:space="preserve">          },</w:t>
-      </w:r>
-      <w:r>
-        <w:br/>
-        <w:t xml:space="preserve">          "event": [{</w:t>
-      </w:r>
-      <w:r>
-        <w:br/>
-        <w:t xml:space="preserve">            "listen": "test",</w:t>
-      </w:r>
-      <w:r>
-        <w:br/>
-        <w:t xml:space="preserve">            "script": {</w:t>
-      </w:r>
-      <w:r>
-        <w:br/>
-        <w:t xml:space="preserve">              "exec": [</w:t>
-      </w:r>
-      <w:r>
-        <w:br/>
-        <w:t xml:space="preserve">                "</w:t>
-      </w:r>
-      <w:proofErr w:type="spellStart"/>
-      <w:r>
-        <w:t>pm.test</w:t>
-      </w:r>
-      <w:proofErr w:type="spellEnd"/>
-      <w:r>
-        <w:t xml:space="preserve">('Status 200 </w:t>
-      </w:r>
-      <w:proofErr w:type="spellStart"/>
-      <w:r>
-        <w:t>ou</w:t>
-      </w:r>
-      <w:proofErr w:type="spellEnd"/>
-      <w:r>
-        <w:t xml:space="preserve"> 201', () =&gt; </w:t>
-      </w:r>
-      <w:proofErr w:type="spellStart"/>
-      <w:r>
-        <w:lastRenderedPageBreak/>
-        <w:t>pm.expect</w:t>
-      </w:r>
-      <w:proofErr w:type="spellEnd"/>
-      <w:r>
-        <w:t>(</w:t>
-      </w:r>
-      <w:proofErr w:type="spellStart"/>
-      <w:r>
-        <w:t>pm.response.code</w:t>
-      </w:r>
-      <w:proofErr w:type="spellEnd"/>
-      <w:r>
-        <w:t>).</w:t>
-      </w:r>
-      <w:proofErr w:type="spellStart"/>
-      <w:r>
-        <w:t>to.be.oneOf</w:t>
-      </w:r>
-      <w:proofErr w:type="spellEnd"/>
-      <w:r>
-        <w:t>([200,201]));",</w:t>
-      </w:r>
-      <w:r>
-        <w:br/>
-        <w:t xml:space="preserve">                "const </w:t>
-      </w:r>
-      <w:r>
-        <w:t xml:space="preserve">l = </w:t>
-      </w:r>
-      <w:proofErr w:type="spellStart"/>
-      <w:r>
-        <w:t>pm.response.json</w:t>
-      </w:r>
-      <w:proofErr w:type="spellEnd"/>
-      <w:r>
-        <w:t>();",</w:t>
-      </w:r>
-      <w:r>
-        <w:br/>
-        <w:t xml:space="preserve">                "</w:t>
-      </w:r>
-      <w:proofErr w:type="spellStart"/>
-      <w:r>
-        <w:t>pm.collectionVariables.set</w:t>
-      </w:r>
-      <w:proofErr w:type="spellEnd"/>
-      <w:r>
-        <w:t>('</w:t>
-      </w:r>
-      <w:proofErr w:type="spellStart"/>
-      <w:r>
-        <w:t>locacao_id</w:t>
-      </w:r>
-      <w:proofErr w:type="spellEnd"/>
-      <w:r>
-        <w:t>', l.id);",</w:t>
-      </w:r>
-      <w:r>
-        <w:br/>
-        <w:t xml:space="preserve">                "</w:t>
-      </w:r>
-      <w:proofErr w:type="spellStart"/>
-      <w:r>
-        <w:t>pm.test</w:t>
-      </w:r>
-      <w:proofErr w:type="spellEnd"/>
-      <w:r>
-        <w:t xml:space="preserve">('Status ATIVA', () =&gt; </w:t>
-      </w:r>
-      <w:proofErr w:type="spellStart"/>
-      <w:r>
-        <w:t>pm.expect</w:t>
-      </w:r>
-      <w:proofErr w:type="spellEnd"/>
-      <w:r>
-        <w:t>(</w:t>
-      </w:r>
-      <w:proofErr w:type="spellStart"/>
-      <w:r>
-        <w:t>l.status</w:t>
-      </w:r>
-      <w:proofErr w:type="spellEnd"/>
-      <w:r>
-        <w:t>).</w:t>
-      </w:r>
-      <w:proofErr w:type="spellStart"/>
-      <w:r>
-        <w:t>to.equal</w:t>
-      </w:r>
-      <w:proofErr w:type="spellEnd"/>
-      <w:r>
-        <w:t>('ATIVA'));"</w:t>
-      </w:r>
-      <w:r>
-        <w:br/>
-        <w:t xml:space="preserve">              ]</w:t>
-      </w:r>
-      <w:r>
-        <w:br/>
-        <w:t xml:space="preserve">            }</w:t>
-      </w:r>
-      <w:r>
-        <w:br/>
-        <w:t xml:space="preserve">          }]</w:t>
-      </w:r>
-      <w:r>
-        <w:br/>
-        <w:t xml:space="preserve">        },</w:t>
-      </w:r>
-      <w:r>
-        <w:br/>
-        <w:t xml:space="preserve">        {</w:t>
-      </w:r>
-      <w:r>
-        <w:br/>
-        <w:t xml:space="preserve">          "</w:t>
-      </w:r>
-      <w:r>
-        <w:t>name": "</w:t>
-      </w:r>
-      <w:proofErr w:type="spellStart"/>
-      <w:r>
-        <w:t>Listar</w:t>
-      </w:r>
-      <w:proofErr w:type="spellEnd"/>
-      <w:r>
-        <w:t xml:space="preserve"> por </w:t>
-      </w:r>
-      <w:proofErr w:type="spellStart"/>
-      <w:r>
-        <w:t>usuário</w:t>
-      </w:r>
-      <w:proofErr w:type="spellEnd"/>
-      <w:r>
-        <w:t>",</w:t>
-      </w:r>
-      <w:r>
-        <w:br/>
-        <w:t xml:space="preserve">          "request": { "method": "GET", "</w:t>
-      </w:r>
-      <w:proofErr w:type="spellStart"/>
-      <w:r>
-        <w:t>url</w:t>
-      </w:r>
-      <w:proofErr w:type="spellEnd"/>
-      <w:r>
-        <w:t>": "{{</w:t>
-      </w:r>
-      <w:proofErr w:type="spellStart"/>
-      <w:r>
-        <w:t>base_url</w:t>
-      </w:r>
-      <w:proofErr w:type="spellEnd"/>
-      <w:r>
-        <w:t>}}/</w:t>
-      </w:r>
-      <w:proofErr w:type="spellStart"/>
-      <w:r>
-        <w:t>locacoes</w:t>
-      </w:r>
-      <w:proofErr w:type="spellEnd"/>
-      <w:r>
-        <w:t>/</w:t>
-      </w:r>
-      <w:proofErr w:type="spellStart"/>
-      <w:r>
-        <w:t>usuario</w:t>
-      </w:r>
-      <w:proofErr w:type="spellEnd"/>
-      <w:r>
-        <w:t>/{{</w:t>
-      </w:r>
-      <w:proofErr w:type="spellStart"/>
-      <w:r>
-        <w:t>usuario_id</w:t>
-      </w:r>
-      <w:proofErr w:type="spellEnd"/>
-      <w:r>
-        <w:t>}}" },</w:t>
-      </w:r>
-      <w:r>
-        <w:br/>
-        <w:t xml:space="preserve">          "event": [{</w:t>
-      </w:r>
-      <w:r>
-        <w:br/>
-        <w:t xml:space="preserve">            "listen": "test",</w:t>
-      </w:r>
-      <w:r>
-        <w:br/>
-        <w:t xml:space="preserve">            "script": { "exec": ["</w:t>
-      </w:r>
-      <w:proofErr w:type="spellStart"/>
-      <w:r>
-        <w:t>pm.test</w:t>
-      </w:r>
-      <w:proofErr w:type="spellEnd"/>
-      <w:r>
-        <w:t xml:space="preserve">('Status 200', () =&gt; </w:t>
-      </w:r>
-      <w:proofErr w:type="spellStart"/>
-      <w:r>
-        <w:t>pm.response.to.h</w:t>
-      </w:r>
-      <w:r>
-        <w:t>ave.status</w:t>
-      </w:r>
-      <w:proofErr w:type="spellEnd"/>
-      <w:r>
-        <w:t>(200));" ] }</w:t>
-      </w:r>
-      <w:r>
-        <w:br/>
-        <w:t xml:space="preserve">          }]</w:t>
-      </w:r>
-      <w:r>
-        <w:br/>
-        <w:t xml:space="preserve">        },</w:t>
-      </w:r>
-      <w:r>
-        <w:br/>
-        <w:t xml:space="preserve">        {</w:t>
-      </w:r>
-      <w:r>
-        <w:br/>
-        <w:t xml:space="preserve">          "name": "</w:t>
-      </w:r>
-      <w:proofErr w:type="spellStart"/>
-      <w:r>
-        <w:t>Finalizar</w:t>
-      </w:r>
-      <w:proofErr w:type="spellEnd"/>
-      <w:r>
-        <w:t xml:space="preserve"> </w:t>
-      </w:r>
-      <w:proofErr w:type="spellStart"/>
-      <w:r>
-        <w:t>locação</w:t>
-      </w:r>
-      <w:proofErr w:type="spellEnd"/>
-      <w:r>
-        <w:t>",</w:t>
-      </w:r>
-      <w:r>
-        <w:br/>
-        <w:t xml:space="preserve">          "request": {</w:t>
-      </w:r>
-      <w:r>
-        <w:br/>
-        <w:t xml:space="preserve">            "method": "PUT",</w:t>
-      </w:r>
-      <w:r>
-        <w:br/>
-        <w:t xml:space="preserve">            "</w:t>
-      </w:r>
-      <w:proofErr w:type="spellStart"/>
-      <w:r>
-        <w:t>url</w:t>
-      </w:r>
-      <w:proofErr w:type="spellEnd"/>
-      <w:r>
-        <w:t>": "{{</w:t>
-      </w:r>
-      <w:proofErr w:type="spellStart"/>
-      <w:r>
-        <w:t>base_url</w:t>
-      </w:r>
-      <w:proofErr w:type="spellEnd"/>
-      <w:r>
-        <w:t>}}/</w:t>
-      </w:r>
-      <w:proofErr w:type="spellStart"/>
-      <w:r>
-        <w:t>locacoes</w:t>
-      </w:r>
-      <w:proofErr w:type="spellEnd"/>
-      <w:r>
-        <w:t>/{{</w:t>
-      </w:r>
-      <w:proofErr w:type="spellStart"/>
-      <w:r>
-        <w:t>locacao_id</w:t>
-      </w:r>
-      <w:proofErr w:type="spellEnd"/>
-      <w:r>
-        <w:t>}}/</w:t>
-      </w:r>
-      <w:proofErr w:type="spellStart"/>
-      <w:r>
-        <w:t>finalizar</w:t>
-      </w:r>
-      <w:proofErr w:type="spellEnd"/>
-      <w:r>
-        <w:t>",</w:t>
-      </w:r>
-      <w:r>
-        <w:br/>
-        <w:t xml:space="preserve">            "header": [{ "key": "Conten</w:t>
-      </w:r>
-      <w:r>
-        <w:t>t-Type", "value": "application/json" }],</w:t>
-      </w:r>
-      <w:r>
-        <w:br/>
-        <w:t xml:space="preserve">            "body": { "mode": "raw", "raw": "{\"</w:t>
-      </w:r>
-      <w:proofErr w:type="spellStart"/>
-      <w:r>
-        <w:t>dataDevolucaoReal</w:t>
-      </w:r>
-      <w:proofErr w:type="spellEnd"/>
-      <w:r>
-        <w:t>\":\"2026-10-15T12:00:00\"}" }</w:t>
-      </w:r>
-      <w:r>
-        <w:br/>
-        <w:t xml:space="preserve">          },</w:t>
-      </w:r>
-      <w:r>
-        <w:br/>
-        <w:t xml:space="preserve">          "event": [{</w:t>
-      </w:r>
-      <w:r>
-        <w:br/>
-        <w:t xml:space="preserve">            "listen": "test",</w:t>
-      </w:r>
-      <w:r>
-        <w:br/>
-        <w:t xml:space="preserve">            "script": {</w:t>
-      </w:r>
-      <w:r>
-        <w:br/>
-        <w:t xml:space="preserve">              "exec": [</w:t>
-      </w:r>
-      <w:r>
-        <w:br/>
-        <w:t xml:space="preserve">      </w:t>
-      </w:r>
-      <w:r>
-        <w:t xml:space="preserve">          "</w:t>
-      </w:r>
-      <w:proofErr w:type="spellStart"/>
-      <w:r>
-        <w:t>pm.test</w:t>
-      </w:r>
-      <w:proofErr w:type="spellEnd"/>
-      <w:r>
-        <w:t xml:space="preserve">('Status 200', () =&gt; </w:t>
-      </w:r>
-      <w:proofErr w:type="spellStart"/>
-      <w:r>
-        <w:t>pm.response.to.have.status</w:t>
-      </w:r>
-      <w:proofErr w:type="spellEnd"/>
-      <w:r>
-        <w:t>(200));",</w:t>
-      </w:r>
-      <w:r>
-        <w:br/>
-        <w:t xml:space="preserve">                "</w:t>
-      </w:r>
-      <w:proofErr w:type="spellStart"/>
-      <w:r>
-        <w:t>pm.test</w:t>
-      </w:r>
-      <w:proofErr w:type="spellEnd"/>
-      <w:r>
-        <w:t>('Status AGUARDANDO_PAGAMENTO', () =&gt; pm.expect(pm.response.json().status).to.equal('AGUARDANDO_PAGAMENTO'));"</w:t>
-      </w:r>
-      <w:r>
-        <w:br/>
-        <w:t xml:space="preserve">              ]</w:t>
-      </w:r>
-      <w:r>
-        <w:br/>
-        <w:t xml:space="preserve">            }</w:t>
-      </w:r>
-      <w:r>
-        <w:br/>
-        <w:t xml:space="preserve">          }]</w:t>
-      </w:r>
-      <w:r>
-        <w:br/>
-        <w:t xml:space="preserve">   </w:t>
-      </w:r>
-      <w:r>
-        <w:t xml:space="preserve">     },</w:t>
-      </w:r>
-      <w:r>
-        <w:br/>
-        <w:t xml:space="preserve">        {</w:t>
-      </w:r>
-      <w:r>
-        <w:br/>
-        <w:t xml:space="preserve">          "name": "</w:t>
-      </w:r>
-      <w:proofErr w:type="spellStart"/>
-      <w:r>
-        <w:t>Cancelar</w:t>
-      </w:r>
-      <w:proofErr w:type="spellEnd"/>
-      <w:r>
-        <w:t xml:space="preserve"> </w:t>
-      </w:r>
-      <w:proofErr w:type="spellStart"/>
-      <w:r>
-        <w:t>locação</w:t>
-      </w:r>
-      <w:proofErr w:type="spellEnd"/>
-      <w:r>
-        <w:t>",</w:t>
-      </w:r>
-      <w:r>
-        <w:br/>
-        <w:t xml:space="preserve">          "request": { "method": "PUT", "</w:t>
-      </w:r>
-      <w:proofErr w:type="spellStart"/>
-      <w:r>
-        <w:t>url</w:t>
-      </w:r>
-      <w:proofErr w:type="spellEnd"/>
-      <w:r>
-        <w:t>": "{{</w:t>
-      </w:r>
-      <w:proofErr w:type="spellStart"/>
-      <w:r>
-        <w:t>base_url</w:t>
-      </w:r>
-      <w:proofErr w:type="spellEnd"/>
-      <w:r>
-        <w:t>}}/</w:t>
-      </w:r>
-      <w:proofErr w:type="spellStart"/>
-      <w:r>
-        <w:t>locacoes</w:t>
-      </w:r>
-      <w:proofErr w:type="spellEnd"/>
-      <w:r>
-        <w:t>/{{</w:t>
-      </w:r>
-      <w:proofErr w:type="spellStart"/>
-      <w:r>
-        <w:t>locacao_id</w:t>
-      </w:r>
-      <w:proofErr w:type="spellEnd"/>
-      <w:r>
-        <w:t>}}/</w:t>
-      </w:r>
-      <w:proofErr w:type="spellStart"/>
-      <w:r>
-        <w:t>cancelar</w:t>
-      </w:r>
-      <w:proofErr w:type="spellEnd"/>
-      <w:r>
-        <w:t>" },</w:t>
-      </w:r>
-      <w:r>
-        <w:br/>
-        <w:t xml:space="preserve">          "event": [{</w:t>
-      </w:r>
-      <w:r>
-        <w:br/>
-        <w:t xml:space="preserve">            "listen": "test",</w:t>
-      </w:r>
-      <w:r>
-        <w:br/>
-        <w:t xml:space="preserve">            "script": {</w:t>
-      </w:r>
-      <w:r>
-        <w:br/>
-        <w:t xml:space="preserve">              "exec": [</w:t>
-      </w:r>
-      <w:r>
-        <w:br/>
-        <w:t xml:space="preserve">  </w:t>
-      </w:r>
-      <w:r>
-        <w:t xml:space="preserve">              "</w:t>
-      </w:r>
-      <w:proofErr w:type="spellStart"/>
-      <w:r>
-        <w:t>pm.test</w:t>
-      </w:r>
-      <w:proofErr w:type="spellEnd"/>
-      <w:r>
-        <w:t xml:space="preserve">('Status 200', () =&gt; </w:t>
-      </w:r>
-      <w:proofErr w:type="spellStart"/>
-      <w:r>
-        <w:t>pm.response.to.have.status</w:t>
-      </w:r>
-      <w:proofErr w:type="spellEnd"/>
-      <w:r>
-        <w:t>(200));",</w:t>
-      </w:r>
-      <w:r>
-        <w:br/>
-        <w:t xml:space="preserve">                "</w:t>
-      </w:r>
-      <w:proofErr w:type="spellStart"/>
-      <w:r>
-        <w:t>pm.test</w:t>
-      </w:r>
-      <w:proofErr w:type="spellEnd"/>
-      <w:r>
-        <w:t xml:space="preserve">('Status CANCELADA', () =&gt; </w:t>
-      </w:r>
-      <w:proofErr w:type="spellStart"/>
-      <w:r>
-        <w:t>pm.expect</w:t>
-      </w:r>
-      <w:proofErr w:type="spellEnd"/>
-      <w:r>
-        <w:t>(</w:t>
-      </w:r>
-      <w:proofErr w:type="spellStart"/>
-      <w:r>
-        <w:t>pm.response.json</w:t>
-      </w:r>
-      <w:proofErr w:type="spellEnd"/>
-      <w:r>
-        <w:t>().status).</w:t>
-      </w:r>
-      <w:proofErr w:type="spellStart"/>
-      <w:r>
-        <w:t>to.equal</w:t>
-      </w:r>
-      <w:proofErr w:type="spellEnd"/>
-      <w:r>
-        <w:t>('CANCELADA'));"</w:t>
-      </w:r>
-      <w:r>
-        <w:br/>
-        <w:t xml:space="preserve">              ]</w:t>
-      </w:r>
-      <w:r>
-        <w:br/>
-        <w:t xml:space="preserve">            }</w:t>
-      </w:r>
-      <w:r>
-        <w:br/>
-        <w:t xml:space="preserve">          }]</w:t>
-      </w:r>
-      <w:r>
-        <w:br/>
-        <w:t xml:space="preserve">        }</w:t>
-      </w:r>
-      <w:r>
-        <w:br/>
-        <w:t xml:space="preserve">      ]</w:t>
-      </w:r>
-      <w:r>
-        <w:br/>
-      </w:r>
-      <w:r>
-        <w:lastRenderedPageBreak/>
-        <w:t xml:space="preserve">   </w:t>
-      </w:r>
-      <w:r>
-        <w:t xml:space="preserve"> },</w:t>
-      </w:r>
-      <w:r>
-        <w:br/>
-        <w:t xml:space="preserve">    {</w:t>
-      </w:r>
-      <w:r>
-        <w:br/>
-        <w:t xml:space="preserve">      "name": "</w:t>
-      </w:r>
-      <w:proofErr w:type="spellStart"/>
-      <w:r>
-        <w:t>Pagamentos</w:t>
-      </w:r>
-      <w:proofErr w:type="spellEnd"/>
-      <w:r>
-        <w:t>",</w:t>
-      </w:r>
-      <w:r>
-        <w:br/>
-        <w:t xml:space="preserve">      "item": [</w:t>
-      </w:r>
-      <w:r>
-        <w:br/>
-        <w:t xml:space="preserve">        {</w:t>
-      </w:r>
-      <w:r>
-        <w:br/>
-        <w:t xml:space="preserve">          "name": "</w:t>
-      </w:r>
-      <w:proofErr w:type="spellStart"/>
-      <w:r>
-        <w:t>Processar</w:t>
-      </w:r>
-      <w:proofErr w:type="spellEnd"/>
-      <w:r>
-        <w:t xml:space="preserve"> </w:t>
-      </w:r>
-      <w:proofErr w:type="spellStart"/>
-      <w:r>
-        <w:t>pagamento</w:t>
-      </w:r>
-      <w:proofErr w:type="spellEnd"/>
-      <w:r>
-        <w:t>",</w:t>
-      </w:r>
-      <w:r>
-        <w:br/>
-        <w:t xml:space="preserve">          "request": {</w:t>
-      </w:r>
-      <w:r>
-        <w:br/>
-        <w:t xml:space="preserve">            "method": "POST",</w:t>
-      </w:r>
-      <w:r>
-        <w:br/>
-        <w:t xml:space="preserve">            "</w:t>
-      </w:r>
-      <w:proofErr w:type="spellStart"/>
-      <w:r>
-        <w:t>url</w:t>
-      </w:r>
-      <w:proofErr w:type="spellEnd"/>
-      <w:r>
-        <w:t>": "{{</w:t>
-      </w:r>
-      <w:proofErr w:type="spellStart"/>
-      <w:r>
-        <w:t>base_url</w:t>
-      </w:r>
-      <w:proofErr w:type="spellEnd"/>
-      <w:r>
-        <w:t>}}/</w:t>
-      </w:r>
-      <w:proofErr w:type="spellStart"/>
-      <w:r>
-        <w:t>pagamentos</w:t>
-      </w:r>
-      <w:proofErr w:type="spellEnd"/>
-      <w:r>
-        <w:t>/</w:t>
-      </w:r>
-      <w:proofErr w:type="spellStart"/>
-      <w:r>
-        <w:t>processar</w:t>
-      </w:r>
-      <w:proofErr w:type="spellEnd"/>
-      <w:r>
-        <w:t>/{{</w:t>
-      </w:r>
-      <w:proofErr w:type="spellStart"/>
-      <w:r>
-        <w:t>locacao_id</w:t>
-      </w:r>
-      <w:proofErr w:type="spellEnd"/>
-      <w:r>
-        <w:t>}}",</w:t>
-      </w:r>
-      <w:r>
-        <w:br/>
-        <w:t xml:space="preserve">            "header": [{ "k</w:t>
-      </w:r>
-      <w:r>
-        <w:t>ey": "Content-Type", "value": "application/json" }],</w:t>
-      </w:r>
-      <w:r>
-        <w:br/>
-        <w:t xml:space="preserve">            "body": { "mode": "raw", "raw": "{\"</w:t>
-      </w:r>
-      <w:proofErr w:type="spellStart"/>
-      <w:r>
-        <w:t>formaPagamento</w:t>
-      </w:r>
-      <w:proofErr w:type="spellEnd"/>
-      <w:r>
-        <w:t>\":\"PIX\"}" }</w:t>
-      </w:r>
-      <w:r>
-        <w:br/>
-        <w:t xml:space="preserve">          },</w:t>
-      </w:r>
-      <w:r>
-        <w:br/>
-        <w:t xml:space="preserve">          "event": [{</w:t>
-      </w:r>
-      <w:r>
-        <w:br/>
-        <w:t xml:space="preserve">            "listen": "test",</w:t>
-      </w:r>
-      <w:r>
-        <w:br/>
-        <w:t xml:space="preserve">            "script": {</w:t>
-      </w:r>
-      <w:r>
-        <w:br/>
-        <w:t xml:space="preserve">              "exec": [</w:t>
-      </w:r>
-      <w:r>
-        <w:br/>
-        <w:t xml:space="preserve">             </w:t>
-      </w:r>
-      <w:r>
-        <w:t xml:space="preserve">   "</w:t>
-      </w:r>
-      <w:proofErr w:type="spellStart"/>
-      <w:r>
-        <w:t>pm.test</w:t>
-      </w:r>
-      <w:proofErr w:type="spellEnd"/>
-      <w:r>
-        <w:t xml:space="preserve">('Status 200', () =&gt; </w:t>
-      </w:r>
-      <w:proofErr w:type="spellStart"/>
-      <w:r>
-        <w:t>pm.response.to.have.status</w:t>
-      </w:r>
-      <w:proofErr w:type="spellEnd"/>
-      <w:r>
-        <w:t>(200));",</w:t>
-      </w:r>
-      <w:r>
-        <w:br/>
-        <w:t xml:space="preserve">                "</w:t>
-      </w:r>
-      <w:proofErr w:type="spellStart"/>
-      <w:r>
-        <w:t>pm.test</w:t>
-      </w:r>
-      <w:proofErr w:type="spellEnd"/>
-      <w:r>
-        <w:t>('</w:t>
-      </w:r>
-      <w:proofErr w:type="spellStart"/>
-      <w:r>
-        <w:t>Pagamento</w:t>
-      </w:r>
-      <w:proofErr w:type="spellEnd"/>
-      <w:r>
-        <w:t xml:space="preserve"> salvo', () =&gt; </w:t>
-      </w:r>
-      <w:proofErr w:type="spellStart"/>
-      <w:r>
-        <w:t>pm.expect</w:t>
-      </w:r>
-      <w:proofErr w:type="spellEnd"/>
-      <w:r>
-        <w:t>(</w:t>
-      </w:r>
-      <w:proofErr w:type="spellStart"/>
-      <w:r>
-        <w:t>pm.response.json</w:t>
-      </w:r>
-      <w:proofErr w:type="spellEnd"/>
-      <w:r>
-        <w:t>()).</w:t>
-      </w:r>
-      <w:proofErr w:type="spellStart"/>
-      <w:r>
-        <w:t>to.have.property</w:t>
-      </w:r>
-      <w:proofErr w:type="spellEnd"/>
-      <w:r>
-        <w:t>('id'));"</w:t>
-      </w:r>
-      <w:r>
-        <w:br/>
-        <w:t xml:space="preserve">              ]</w:t>
-      </w:r>
-      <w:r>
-        <w:br/>
-        <w:t xml:space="preserve">            }</w:t>
-      </w:r>
-      <w:r>
-        <w:br/>
-        <w:t xml:space="preserve">          }]</w:t>
-      </w:r>
-      <w:r>
-        <w:br/>
-        <w:t xml:space="preserve">        }</w:t>
-      </w:r>
-      <w:r>
-        <w:br/>
-        <w:t xml:space="preserve">      ]</w:t>
-      </w:r>
-      <w:r>
-        <w:br/>
-        <w:t xml:space="preserve">    },</w:t>
-      </w:r>
-      <w:r>
-        <w:br/>
-        <w:t xml:space="preserve">    {</w:t>
-      </w:r>
-      <w:r>
-        <w:br/>
-        <w:t xml:space="preserve">      "n</w:t>
-      </w:r>
-      <w:r>
-        <w:t>ame": "</w:t>
-      </w:r>
-      <w:proofErr w:type="spellStart"/>
-      <w:r>
-        <w:t>Usuários</w:t>
-      </w:r>
-      <w:proofErr w:type="spellEnd"/>
-      <w:r>
-        <w:t xml:space="preserve"> (Admin)",</w:t>
-      </w:r>
-      <w:r>
-        <w:br/>
-        <w:t xml:space="preserve">      "item": [</w:t>
-      </w:r>
-      <w:r>
-        <w:br/>
-        <w:t xml:space="preserve">        {</w:t>
-      </w:r>
-      <w:r>
-        <w:br/>
-        <w:t xml:space="preserve">          "name": "</w:t>
-      </w:r>
-      <w:proofErr w:type="spellStart"/>
-      <w:r>
-        <w:t>Listar</w:t>
-      </w:r>
-      <w:proofErr w:type="spellEnd"/>
-      <w:r>
-        <w:t xml:space="preserve"> </w:t>
-      </w:r>
-      <w:proofErr w:type="spellStart"/>
-      <w:r>
-        <w:t>todos</w:t>
-      </w:r>
-      <w:proofErr w:type="spellEnd"/>
-      <w:r>
-        <w:t>",</w:t>
-      </w:r>
-      <w:r>
-        <w:br/>
-        <w:t xml:space="preserve">          "request": { "method": "GET", "</w:t>
-      </w:r>
-      <w:proofErr w:type="spellStart"/>
-      <w:r>
-        <w:t>url</w:t>
-      </w:r>
-      <w:proofErr w:type="spellEnd"/>
-      <w:r>
-        <w:t>": "{{</w:t>
-      </w:r>
-      <w:proofErr w:type="spellStart"/>
-      <w:r>
-        <w:t>base_url</w:t>
-      </w:r>
-      <w:proofErr w:type="spellEnd"/>
-      <w:r>
-        <w:t>}}/</w:t>
-      </w:r>
-      <w:proofErr w:type="spellStart"/>
-      <w:r>
-        <w:t>usuarios</w:t>
-      </w:r>
-      <w:proofErr w:type="spellEnd"/>
-      <w:r>
-        <w:t>" },</w:t>
-      </w:r>
-      <w:r>
-        <w:br/>
-        <w:t xml:space="preserve">          "event": [{</w:t>
-      </w:r>
-      <w:r>
-        <w:br/>
-        <w:t xml:space="preserve">            "listen": "test",</w:t>
-      </w:r>
-      <w:r>
-        <w:br/>
-        <w:t xml:space="preserve">            "script": { "exec": [</w:t>
-      </w:r>
-      <w:r>
-        <w:br/>
-        <w:t xml:space="preserve">          </w:t>
-      </w:r>
-      <w:r>
-        <w:t xml:space="preserve">    "</w:t>
-      </w:r>
-      <w:proofErr w:type="spellStart"/>
-      <w:r>
-        <w:t>pm.test</w:t>
-      </w:r>
-      <w:proofErr w:type="spellEnd"/>
-      <w:r>
-        <w:t xml:space="preserve">('Status 200', () =&gt; </w:t>
-      </w:r>
-      <w:proofErr w:type="spellStart"/>
-      <w:r>
-        <w:t>pm.response.to.have.status</w:t>
-      </w:r>
-      <w:proofErr w:type="spellEnd"/>
-      <w:r>
-        <w:t>(200));",</w:t>
-      </w:r>
-      <w:r>
-        <w:br/>
-        <w:t xml:space="preserve">              "</w:t>
-      </w:r>
-      <w:proofErr w:type="spellStart"/>
-      <w:r>
-        <w:t>pm.test</w:t>
-      </w:r>
-      <w:proofErr w:type="spellEnd"/>
-      <w:r>
-        <w:t xml:space="preserve">('Array de </w:t>
-      </w:r>
-      <w:proofErr w:type="spellStart"/>
-      <w:r>
-        <w:t>usuarios</w:t>
-      </w:r>
-      <w:proofErr w:type="spellEnd"/>
-      <w:r>
-        <w:t xml:space="preserve">', () =&gt; </w:t>
-      </w:r>
-      <w:proofErr w:type="spellStart"/>
-      <w:r>
-        <w:t>pm.expect</w:t>
-      </w:r>
-      <w:proofErr w:type="spellEnd"/>
-      <w:r>
-        <w:t>(</w:t>
-      </w:r>
-      <w:proofErr w:type="spellStart"/>
-      <w:r>
-        <w:t>pm.response.json</w:t>
-      </w:r>
-      <w:proofErr w:type="spellEnd"/>
-      <w:r>
-        <w:t>()).to.be.an('array'));"</w:t>
-      </w:r>
-      <w:r>
-        <w:br/>
-        <w:t xml:space="preserve">            ]}</w:t>
-      </w:r>
-      <w:r>
-        <w:br/>
-        <w:t xml:space="preserve">          }]</w:t>
-      </w:r>
-      <w:r>
-        <w:br/>
-        <w:t xml:space="preserve">        },</w:t>
-      </w:r>
-      <w:r>
-        <w:br/>
-        <w:t xml:space="preserve">        {</w:t>
-      </w:r>
-      <w:r>
-        <w:br/>
-        <w:t xml:space="preserve">          "name": "</w:t>
-      </w:r>
-      <w:proofErr w:type="spellStart"/>
-      <w:r>
-        <w:t>Atualizar</w:t>
-      </w:r>
-      <w:proofErr w:type="spellEnd"/>
-      <w:r>
-        <w:t xml:space="preserve"> </w:t>
-      </w:r>
-      <w:proofErr w:type="spellStart"/>
-      <w:r>
-        <w:t>usuário</w:t>
-      </w:r>
-      <w:proofErr w:type="spellEnd"/>
-      <w:r>
-        <w:t>"</w:t>
-      </w:r>
-      <w:r>
-        <w:t>,</w:t>
-      </w:r>
-      <w:r>
-        <w:br/>
-        <w:t xml:space="preserve">          "request": {</w:t>
-      </w:r>
-      <w:r>
-        <w:br/>
-        <w:t xml:space="preserve">            "method": "PUT",</w:t>
-      </w:r>
-      <w:r>
-        <w:br/>
-        <w:t xml:space="preserve">            "</w:t>
-      </w:r>
-      <w:proofErr w:type="spellStart"/>
-      <w:r>
-        <w:t>url</w:t>
-      </w:r>
-      <w:proofErr w:type="spellEnd"/>
-      <w:r>
-        <w:t>": "{{</w:t>
-      </w:r>
-      <w:proofErr w:type="spellStart"/>
-      <w:r>
-        <w:t>base_url</w:t>
-      </w:r>
-      <w:proofErr w:type="spellEnd"/>
-      <w:r>
-        <w:t>}}/</w:t>
-      </w:r>
-      <w:proofErr w:type="spellStart"/>
-      <w:r>
-        <w:t>usuarios</w:t>
-      </w:r>
-      <w:proofErr w:type="spellEnd"/>
-      <w:r>
-        <w:t>/{{</w:t>
-      </w:r>
-      <w:proofErr w:type="spellStart"/>
-      <w:r>
-        <w:t>usuario_id</w:t>
-      </w:r>
-      <w:proofErr w:type="spellEnd"/>
-      <w:r>
-        <w:t>}}",</w:t>
-      </w:r>
-      <w:r>
-        <w:br/>
-        <w:t xml:space="preserve">            "header": [{ "key": "Content-Type", "value": "application/json" }],</w:t>
-      </w:r>
-      <w:r>
-        <w:br/>
-        <w:t xml:space="preserve">            "body": { "mode": "raw", "raw": "{\"</w:t>
-      </w:r>
-      <w:proofErr w:type="spellStart"/>
-      <w:r>
-        <w:t>nome</w:t>
-      </w:r>
-      <w:proofErr w:type="spellEnd"/>
-      <w:r>
-        <w:t xml:space="preserve">\":\"Nome </w:t>
-      </w:r>
-      <w:proofErr w:type="spellStart"/>
-      <w:r>
-        <w:t>A</w:t>
-      </w:r>
-      <w:r>
-        <w:t>tualizado</w:t>
-      </w:r>
-      <w:proofErr w:type="spellEnd"/>
-      <w:r>
-        <w:t>\",\"</w:t>
-      </w:r>
-      <w:proofErr w:type="spellStart"/>
-      <w:r>
-        <w:t>telefone</w:t>
-      </w:r>
-      <w:proofErr w:type="spellEnd"/>
-      <w:r>
-        <w:t>\":\"61988887777\"}" }</w:t>
-      </w:r>
-      <w:r>
-        <w:br/>
-        <w:t xml:space="preserve">          },</w:t>
-      </w:r>
-      <w:r>
-        <w:br/>
-        <w:t xml:space="preserve">          "event": [{</w:t>
-      </w:r>
-      <w:r>
-        <w:br/>
-        <w:t xml:space="preserve">            "listen": "test",</w:t>
-      </w:r>
-      <w:r>
-        <w:br/>
-        <w:t xml:space="preserve">            "script": { "exec": ["</w:t>
-      </w:r>
-      <w:proofErr w:type="spellStart"/>
-      <w:r>
-        <w:t>pm.test</w:t>
-      </w:r>
-      <w:proofErr w:type="spellEnd"/>
-      <w:r>
-        <w:t xml:space="preserve">('Status 200', () =&gt; </w:t>
-      </w:r>
-      <w:proofErr w:type="spellStart"/>
-      <w:r>
-        <w:t>pm.response.to.have.status</w:t>
-      </w:r>
-      <w:proofErr w:type="spellEnd"/>
-      <w:r>
-        <w:t>(200));" ] }</w:t>
-      </w:r>
-      <w:r>
-        <w:br/>
-        <w:t xml:space="preserve">          }]</w:t>
-      </w:r>
-      <w:r>
-        <w:br/>
-        <w:t xml:space="preserve">        }</w:t>
-      </w:r>
-      <w:r>
-        <w:br/>
-      </w:r>
-      <w:r>
-        <w:lastRenderedPageBreak/>
-        <w:t xml:space="preserve">      ]</w:t>
-      </w:r>
-      <w:r>
-        <w:br/>
-        <w:t xml:space="preserve">    }</w:t>
-      </w:r>
-      <w:r>
-        <w:br/>
-        <w:t xml:space="preserve">  ]</w:t>
-      </w:r>
-      <w:r>
-        <w:br/>
-        <w:t>}</w:t>
-      </w:r>
-    </w:p>
-    <w:p>
-      <w:r>
-        <w:rPr>
-          <w:b/>
-        </w:rPr>
-        <w:t>Como usar:</w:t>
-      </w:r>
-    </w:p>
-    <w:p>
-      <w:pPr>
-        <w:pStyle w:val="PargrafodaLista"/>
-        <w:numPr>
-          <w:ilvl w:val="0"/>
-          <w:numId w:val="7"/>
-        </w:numPr>
-      </w:pPr>
-      <w:r>
-        <w:t xml:space="preserve">Postman → Import → Raw text → </w:t>
-      </w:r>
-      <w:proofErr w:type="spellStart"/>
-      <w:r>
-        <w:t>colar</w:t>
-      </w:r>
-      <w:proofErr w:type="spellEnd"/>
-      <w:r>
-        <w:t xml:space="preserve"> o JSON </w:t>
-      </w:r>
-      <w:proofErr w:type="spellStart"/>
-      <w:r>
-        <w:t>acima</w:t>
-      </w:r>
-      <w:proofErr w:type="spellEnd"/>
-    </w:p>
-    <w:p>
-      <w:pPr>
-        <w:pStyle w:val="PargrafodaLista"/>
-        <w:numPr>
-          <w:ilvl w:val="0"/>
-          <w:numId w:val="7"/>
-        </w:numPr>
-      </w:pPr>
-      <w:proofErr w:type="spellStart"/>
-      <w:r>
-        <w:t>Criar</w:t>
-      </w:r>
-      <w:proofErr w:type="spellEnd"/>
-      <w:r>
-        <w:t xml:space="preserve"> environment com </w:t>
-      </w:r>
-      <w:proofErr w:type="spellStart"/>
-      <w:r>
-        <w:rPr>
-          <w:rStyle w:val="CodeChar"/>
-        </w:rPr>
-        <w:t>base_url</w:t>
-      </w:r>
-      <w:proofErr w:type="spellEnd"/>
-      <w:r>
-        <w:rPr>
-          <w:rStyle w:val="CodeChar"/>
-        </w:rPr>
-        <w:t xml:space="preserve"> = http://localhost:8081</w:t>
-      </w:r>
-    </w:p>
-    <w:p>
-      <w:pPr>
-        <w:pStyle w:val="PargrafodaLista"/>
-        <w:numPr>
-          <w:ilvl w:val="0"/>
-          <w:numId w:val="7"/>
-        </w:numPr>
-      </w:pPr>
-      <w:proofErr w:type="spellStart"/>
-      <w:r>
-        <w:t>Executar</w:t>
-      </w:r>
-      <w:proofErr w:type="spellEnd"/>
-      <w:r>
-        <w:t xml:space="preserve"> </w:t>
-      </w:r>
-      <w:proofErr w:type="spellStart"/>
-      <w:r>
-        <w:t>na</w:t>
-      </w:r>
-      <w:proofErr w:type="spellEnd"/>
-      <w:r>
-        <w:t xml:space="preserve"> </w:t>
-      </w:r>
-      <w:proofErr w:type="spellStart"/>
-      <w:r>
-        <w:t>ordem</w:t>
-      </w:r>
-      <w:proofErr w:type="spellEnd"/>
-      <w:r>
-        <w:t xml:space="preserve">: Auth → </w:t>
-      </w:r>
-      <w:proofErr w:type="spellStart"/>
-      <w:r>
-        <w:t>Veículos</w:t>
-      </w:r>
-      <w:proofErr w:type="spellEnd"/>
-      <w:r>
-        <w:t xml:space="preserve"> → </w:t>
-      </w:r>
-      <w:proofErr w:type="spellStart"/>
-      <w:r>
-        <w:t>Locações</w:t>
-      </w:r>
-      <w:proofErr w:type="spellEnd"/>
-      <w:r>
-        <w:t xml:space="preserve"> → </w:t>
-      </w:r>
-      <w:proofErr w:type="spellStart"/>
-      <w:r>
-        <w:t>Pagamentos</w:t>
-      </w:r>
-      <w:proofErr w:type="spellEnd"/>
-    </w:p>
-    <w:p>
-      <w:pPr>
-        <w:pStyle w:val="PargrafodaLista"/>
-        <w:numPr>
-          <w:ilvl w:val="0"/>
-          <w:numId w:val="7"/>
-        </w:numPr>
-      </w:pPr>
-      <w:r>
-        <w:t xml:space="preserve">Usar </w:t>
-      </w:r>
-      <w:r>
-        <w:rPr>
-          <w:b/>
-        </w:rPr>
-        <w:t>Collection Runner</w:t>
-      </w:r>
-      <w:r>
-        <w:t xml:space="preserve"> para </w:t>
-      </w:r>
-      <w:proofErr w:type="spellStart"/>
-      <w:r>
-        <w:t>rodar</w:t>
-      </w:r>
-      <w:proofErr w:type="spellEnd"/>
-      <w:r>
-        <w:t xml:space="preserve"> </w:t>
-      </w:r>
-      <w:proofErr w:type="spellStart"/>
-      <w:r>
-        <w:t>toda</w:t>
-      </w:r>
-      <w:proofErr w:type="spellEnd"/>
-      <w:r>
-        <w:t xml:space="preserve"> a </w:t>
-      </w:r>
-      <w:proofErr w:type="spellStart"/>
-      <w:r>
-        <w:t>suíte</w:t>
-      </w:r>
-      <w:proofErr w:type="spellEnd"/>
-      <w:r>
-        <w:t xml:space="preserve"> de </w:t>
-      </w:r>
-      <w:proofErr w:type="spellStart"/>
-      <w:r>
-        <w:t>uma</w:t>
-      </w:r>
-      <w:proofErr w:type="spellEnd"/>
-      <w:r>
-        <w:t xml:space="preserve"> </w:t>
-      </w:r>
-      <w:proofErr w:type="spellStart"/>
-      <w:r>
-        <w:t>vez</w:t>
-      </w:r>
-      <w:proofErr w:type="spellEnd"/>
     </w:p>
     <w:sectPr>
       <w:pgSz w:w="12240" w:h="15840"/>
